--- a/Глава 1/Глава 1. Исследование предметной области.docx
+++ b/Глава 1/Глава 1. Исследование предметной области.docx
@@ -1,6 +1,6 @@
 
 <file path=word/document.xml><?xml version="1.0" encoding="utf-8"?>
-<w:document xmlns:wpc="http://schemas.microsoft.com/office/word/2010/wordprocessingCanvas" xmlns:cx="http://schemas.microsoft.com/office/drawing/2014/chartex" xmlns:cx1="http://schemas.microsoft.com/office/drawing/2015/9/8/chartex" xmlns:cx2="http://schemas.microsoft.com/office/drawing/2015/10/21/chartex" xmlns:cx3="http://schemas.microsoft.com/office/drawing/2016/5/9/chartex" xmlns:cx4="http://schemas.microsoft.com/office/drawing/2016/5/10/chartex" xmlns:cx5="http://schemas.microsoft.com/office/drawing/2016/5/11/chartex" xmlns:cx6="http://schemas.microsoft.com/office/drawing/2016/5/12/chartex" xmlns:cx7="http://schemas.microsoft.com/office/drawing/2016/5/13/chartex" xmlns:cx8="http://schemas.microsoft.com/office/drawing/2016/5/14/chartex" xmlns:mc="http://schemas.openxmlformats.org/markup-compatibility/2006" xmlns:aink="http://schemas.microsoft.com/office/drawing/2016/ink" xmlns:am3d="http://schemas.microsoft.com/office/drawing/2017/model3d" xmlns:o="urn:schemas-microsoft-com:office:office" xmlns:r="http://schemas.openxmlformats.org/officeDocument/2006/relationships" xmlns:m="http://schemas.openxmlformats.org/officeDocument/2006/math" xmlns:v="urn:schemas-microsoft-com:vml" xmlns:wp14="http://schemas.microsoft.com/office/word/2010/wordprocessingDrawing" xmlns:wp="http://schemas.openxmlformats.org/drawingml/2006/wordprocessingDrawing" xmlns:w10="urn:schemas-microsoft-com:office:word" xmlns:w="http://schemas.openxmlformats.org/wordprocessingml/2006/main" xmlns:w14="http://schemas.microsoft.com/office/word/2010/wordml" xmlns:w15="http://schemas.microsoft.com/office/word/2012/wordml" xmlns:w16cex="http://schemas.microsoft.com/office/word/2018/wordml/cex" xmlns:w16cid="http://schemas.microsoft.com/office/word/2016/wordml/cid" xmlns:w16="http://schemas.microsoft.com/office/word/2018/wordml" xmlns:w16sdtdh="http://schemas.microsoft.com/office/word/2020/wordml/sdtdatahash" xmlns:w16se="http://schemas.microsoft.com/office/word/2015/wordml/symex" xmlns:wpg="http://schemas.microsoft.com/office/word/2010/wordprocessingGroup" xmlns:wpi="http://schemas.microsoft.com/office/word/2010/wordprocessingInk" xmlns:wne="http://schemas.microsoft.com/office/word/2006/wordml" xmlns:wps="http://schemas.microsoft.com/office/word/2010/wordprocessingShape" mc:Ignorable="w14 w15 w16se w16cid w16 w16cex w16sdtdh wp14">
+<w:document xmlns:wpc="http://schemas.microsoft.com/office/word/2010/wordprocessingCanvas" xmlns:cx="http://schemas.microsoft.com/office/drawing/2014/chartex" xmlns:cx1="http://schemas.microsoft.com/office/drawing/2015/9/8/chartex" xmlns:cx2="http://schemas.microsoft.com/office/drawing/2015/10/21/chartex" xmlns:cx3="http://schemas.microsoft.com/office/drawing/2016/5/9/chartex" xmlns:cx4="http://schemas.microsoft.com/office/drawing/2016/5/10/chartex" xmlns:cx5="http://schemas.microsoft.com/office/drawing/2016/5/11/chartex" xmlns:cx6="http://schemas.microsoft.com/office/drawing/2016/5/12/chartex" xmlns:cx7="http://schemas.microsoft.com/office/drawing/2016/5/13/chartex" xmlns:cx8="http://schemas.microsoft.com/office/drawing/2016/5/14/chartex" xmlns:mc="http://schemas.openxmlformats.org/markup-compatibility/2006" xmlns:aink="http://schemas.microsoft.com/office/drawing/2016/ink" xmlns:am3d="http://schemas.microsoft.com/office/drawing/2017/model3d" xmlns:o="urn:schemas-microsoft-com:office:office" xmlns:oel="http://schemas.microsoft.com/office/2019/extlst" xmlns:r="http://schemas.openxmlformats.org/officeDocument/2006/relationships" xmlns:m="http://schemas.openxmlformats.org/officeDocument/2006/math" xmlns:v="urn:schemas-microsoft-com:vml" xmlns:wp14="http://schemas.microsoft.com/office/word/2010/wordprocessingDrawing" xmlns:wp="http://schemas.openxmlformats.org/drawingml/2006/wordprocessingDrawing" xmlns:w10="urn:schemas-microsoft-com:office:word" xmlns:w="http://schemas.openxmlformats.org/wordprocessingml/2006/main" xmlns:w14="http://schemas.microsoft.com/office/word/2010/wordml" xmlns:w15="http://schemas.microsoft.com/office/word/2012/wordml" xmlns:w16cex="http://schemas.microsoft.com/office/word/2018/wordml/cex" xmlns:w16cid="http://schemas.microsoft.com/office/word/2016/wordml/cid" xmlns:w16="http://schemas.microsoft.com/office/word/2018/wordml" xmlns:w16du="http://schemas.microsoft.com/office/word/2023/wordml/word16du" xmlns:w16sdtdh="http://schemas.microsoft.com/office/word/2020/wordml/sdtdatahash" xmlns:w16sdtfl="http://schemas.microsoft.com/office/word/2024/wordml/sdtformatlock" xmlns:w16se="http://schemas.microsoft.com/office/word/2015/wordml/symex" xmlns:wpg="http://schemas.microsoft.com/office/word/2010/wordprocessingGroup" xmlns:wpi="http://schemas.microsoft.com/office/word/2010/wordprocessingInk" xmlns:wne="http://schemas.microsoft.com/office/word/2006/wordml" xmlns:wps="http://schemas.microsoft.com/office/word/2010/wordprocessingShape" mc:Ignorable="w14 w15 w16se w16cid w16 w16cex w16sdtdh w16sdtfl w16du wp14">
   <w:body>
     <w:p>
       <w:pPr>
@@ -113,19 +113,61 @@
         <w:t xml:space="preserve"> </w:t>
       </w:r>
       <w:r>
-        <w:t>Анализ референсов будет сопровождаться таблицами сравнительного анализа.</w:t>
-      </w:r>
-      <w:r>
-        <w:t xml:space="preserve"> </w:t>
-      </w:r>
-      <w:r>
-        <w:t>Принятие решений будет осуществляться через</w:t>
+        <w:t>Анализ</w:t>
+      </w:r>
+      <w:r>
+        <w:t xml:space="preserve"> </w:t>
+      </w:r>
+      <w:r>
+        <w:t>буд</w:t>
+      </w:r>
+      <w:r>
+        <w:t>е</w:t>
+      </w:r>
+      <w:r>
+        <w:t xml:space="preserve">т сопровождаться </w:t>
+      </w:r>
+      <w:r>
+        <w:t xml:space="preserve">сравнительными </w:t>
+      </w:r>
+      <w:r>
+        <w:t>таблицами.</w:t>
+      </w:r>
+      <w:r>
+        <w:t xml:space="preserve"> </w:t>
+      </w:r>
+      <w:r>
+        <w:t>Принятие решений будет осуществляться</w:t>
+      </w:r>
+      <w:r>
+        <w:t xml:space="preserve"> через сравнение итоговых сумм критериев, которые вычисляются</w:t>
+      </w:r>
+      <w:r>
+        <w:t xml:space="preserve"> через</w:t>
       </w:r>
       <w:r>
         <w:t xml:space="preserve"> метод взвешенной суммы критериев (МВСК) </w:t>
       </w:r>
       <w:r>
-        <w:t>[2]</w:t>
+        <w:t>[</w:t>
+      </w:r>
+      <w:r>
+        <w:fldChar w:fldCharType="begin"/>
+      </w:r>
+      <w:r>
+        <w:instrText xml:space="preserve"> REF Подиновский \r \h </w:instrText>
+      </w:r>
+      <w:r>
+        <w:fldChar w:fldCharType="separate"/>
+      </w:r>
+      <w:r>
+        <w:t>1</w:t>
+      </w:r>
+      <w:r>
+        <w:fldChar w:fldCharType="end"/>
+      </w:r>
+      <w:r>
+        <w:t>]</w:t>
       </w:r>
       <w:r>
         <w:t>.</w:t>
@@ -228,8 +270,6 @@
       </w:r>
       <w:r>
         <w:br/>
-      </w:r>
-      <w:r>
         <w:t xml:space="preserve">(см. рис. </w:t>
       </w:r>
       <w:r>
@@ -239,7 +279,19 @@
         <w:t>) [</w:t>
       </w:r>
       <w:r>
-        <w:t>1</w:t>
+        <w:fldChar w:fldCharType="begin"/>
+      </w:r>
+      <w:r>
+        <w:instrText xml:space="preserve"> REF BladeAndSorceryStore \r \h </w:instrText>
+      </w:r>
+      <w:r>
+        <w:fldChar w:fldCharType="separate"/>
+      </w:r>
+      <w:r>
+        <w:t>2</w:t>
+      </w:r>
+      <w:r>
+        <w:fldChar w:fldCharType="end"/>
       </w:r>
       <w:r>
         <w:t>].</w:t>
@@ -397,13 +449,37 @@
         <w:t xml:space="preserve"> </w:t>
       </w:r>
       <w:r>
-        <w:t>игра отмечена тегом «Фехтование»</w:t>
-      </w:r>
-      <w:r>
-        <w:t xml:space="preserve"> </w:t>
-      </w:r>
-      <w:r>
-        <w:t>[1]</w:t>
+        <w:t xml:space="preserve">игра отмечена тегом </w:t>
+      </w:r>
+      <w:r>
+        <w:rPr>
+          <w:lang w:val="en-US"/>
+        </w:rPr>
+        <w:t>Adventure</w:t>
+      </w:r>
+      <w:r>
+        <w:t xml:space="preserve"> </w:t>
+      </w:r>
+      <w:r>
+        <w:t>[</w:t>
+      </w:r>
+      <w:r>
+        <w:fldChar w:fldCharType="begin"/>
+      </w:r>
+      <w:r>
+        <w:instrText xml:space="preserve"> REF BladeAndSorceryStore \r \h </w:instrText>
+      </w:r>
+      <w:r>
+        <w:fldChar w:fldCharType="separate"/>
+      </w:r>
+      <w:r>
+        <w:t>2</w:t>
+      </w:r>
+      <w:r>
+        <w:fldChar w:fldCharType="end"/>
+      </w:r>
+      <w:r>
+        <w:t>]</w:t>
       </w:r>
       <w:r>
         <w:t xml:space="preserve">. </w:t>
@@ -421,10 +497,7 @@
         <w:t>.</w:t>
       </w:r>
       <w:r>
-        <w:t xml:space="preserve"> Кол-во отзывов </w:t>
-      </w:r>
-      <w:r>
-        <w:t>53796</w:t>
+        <w:t xml:space="preserve"> Кол-во отзывов 53796</w:t>
       </w:r>
       <w:r>
         <w:t xml:space="preserve"> </w:t>
@@ -433,7 +506,25 @@
         <w:t xml:space="preserve">из них 95% положительных </w:t>
       </w:r>
       <w:r>
-        <w:t>[3]</w:t>
+        <w:t>[</w:t>
+      </w:r>
+      <w:r>
+        <w:fldChar w:fldCharType="begin"/>
+      </w:r>
+      <w:r>
+        <w:instrText xml:space="preserve"> REF BladeAndSorceryDB \r \h </w:instrText>
+      </w:r>
+      <w:r>
+        <w:fldChar w:fldCharType="separate"/>
+      </w:r>
+      <w:r>
+        <w:t>3</w:t>
+      </w:r>
+      <w:r>
+        <w:fldChar w:fldCharType="end"/>
+      </w:r>
+      <w:r>
+        <w:t>]</w:t>
       </w:r>
       <w:r>
         <w:t>.</w:t>
@@ -535,13 +626,7 @@
         <w:t xml:space="preserve"> </w:t>
       </w:r>
       <w:r>
-        <w:t xml:space="preserve">и </w:t>
-      </w:r>
-      <w:r>
-        <w:t>дальнего</w:t>
-      </w:r>
-      <w:r>
-        <w:t xml:space="preserve"> боя</w:t>
+        <w:t>и дальнего боя</w:t>
       </w:r>
       <w:r>
         <w:t xml:space="preserve">, </w:t>
@@ -550,7 +635,25 @@
         <w:t>а также боевые заклинания</w:t>
       </w:r>
       <w:r>
-        <w:t xml:space="preserve"> [4].</w:t>
+        <w:t xml:space="preserve"> [</w:t>
+      </w:r>
+      <w:r>
+        <w:fldChar w:fldCharType="begin"/>
+      </w:r>
+      <w:r>
+        <w:instrText xml:space="preserve"> REF SkyrimStore \r \h </w:instrText>
+      </w:r>
+      <w:r>
+        <w:fldChar w:fldCharType="separate"/>
+      </w:r>
+      <w:r>
+        <w:t>4</w:t>
+      </w:r>
+      <w:r>
+        <w:fldChar w:fldCharType="end"/>
+      </w:r>
+      <w:r>
+        <w:t>].</w:t>
       </w:r>
     </w:p>
     <w:p>
@@ -564,9 +667,9 @@
           <w:noProof/>
         </w:rPr>
         <w:drawing>
-          <wp:inline distT="0" distB="0" distL="0" distR="0" wp14:anchorId="5E795C16" wp14:editId="18E3F406">
-            <wp:extent cx="3816059" cy="2143353"/>
-            <wp:effectExtent l="0" t="0" r="0" b="9525"/>
+          <wp:inline distT="0" distB="0" distL="0" distR="0" wp14:anchorId="5E795C16" wp14:editId="7AA9FEE6">
+            <wp:extent cx="3663950" cy="2057918"/>
+            <wp:effectExtent l="0" t="0" r="0" b="0"/>
             <wp:docPr id="2" name="Рисунок 2"/>
             <wp:cNvGraphicFramePr>
               <a:graphicFrameLocks xmlns:a="http://schemas.openxmlformats.org/drawingml/2006/main" noChangeAspect="1"/>
@@ -593,7 +696,7 @@
                   <pic:spPr>
                     <a:xfrm>
                       <a:off x="0" y="0"/>
-                      <a:ext cx="3839116" cy="2156303"/>
+                      <a:ext cx="3690943" cy="2073079"/>
                     </a:xfrm>
                     <a:prstGeom prst="rect">
                       <a:avLst/>
@@ -732,19 +835,34 @@
         <w:pStyle w:val="a5"/>
       </w:pPr>
       <w:r>
-        <w:t xml:space="preserve">Бой холодным оружием стоит на ровне с другими стилями боя </w:t>
-      </w:r>
-      <w:r>
-        <w:t>[4]</w:t>
+        <w:t xml:space="preserve">В Steam игра отмечена тегом «Приключенческие» </w:t>
+      </w:r>
+      <w:r>
+        <w:t>[</w:t>
+      </w:r>
+      <w:r>
+        <w:fldChar w:fldCharType="begin"/>
+      </w:r>
+      <w:r>
+        <w:instrText xml:space="preserve"> REF SkyrimStore \r \h </w:instrText>
+      </w:r>
+      <w:r>
+        <w:fldChar w:fldCharType="separate"/>
+      </w:r>
+      <w:r>
+        <w:t>4</w:t>
+      </w:r>
+      <w:r>
+        <w:fldChar w:fldCharType="end"/>
+      </w:r>
+      <w:r>
+        <w:t>]</w:t>
       </w:r>
       <w:r>
         <w:t xml:space="preserve">. Продукт разработан на движке </w:t>
       </w:r>
       <w:r>
-        <w:t>Creation Engine</w:t>
-      </w:r>
-      <w:r>
-        <w:t xml:space="preserve"> </w:t>
+        <w:t xml:space="preserve">Creation Engine </w:t>
       </w:r>
       <w:r>
         <w:rPr>
@@ -786,7 +904,19 @@
         <w:t>[</w:t>
       </w:r>
       <w:r>
+        <w:fldChar w:fldCharType="begin"/>
+      </w:r>
+      <w:r>
+        <w:instrText xml:space="preserve"> REF SkyrimDB \r \h </w:instrText>
+      </w:r>
+      <w:r>
+        <w:fldChar w:fldCharType="separate"/>
+      </w:r>
+      <w:r>
         <w:t>5</w:t>
+      </w:r>
+      <w:r>
+        <w:fldChar w:fldCharType="end"/>
       </w:r>
       <w:r>
         <w:t>]</w:t>
@@ -799,12 +929,276 @@
       <w:pPr>
         <w:pStyle w:val="a5"/>
       </w:pPr>
+      <w:r>
+        <w:rPr>
+          <w:lang w:val="en-US"/>
+        </w:rPr>
+        <w:t>GORN</w:t>
+      </w:r>
+      <w:r>
+        <w:t xml:space="preserve"> (</w:t>
+      </w:r>
+      <w:r>
+        <w:t>см. рис. 3</w:t>
+      </w:r>
+      <w:r>
+        <w:t>) —</w:t>
+      </w:r>
+      <w:r>
+        <w:t xml:space="preserve"> </w:t>
+      </w:r>
+      <w:r>
+        <w:t>жестокий</w:t>
+      </w:r>
+      <w:r>
+        <w:t xml:space="preserve"> </w:t>
+      </w:r>
+      <w:r>
+        <w:t xml:space="preserve">VR-симулятор гладиаторских боёв, </w:t>
+      </w:r>
+      <w:r>
+        <w:t>предоставляет большой выбор оружия</w:t>
+      </w:r>
+      <w:r>
+        <w:t xml:space="preserve">, </w:t>
+      </w:r>
+      <w:r>
+        <w:t>разнообразие врагов</w:t>
+      </w:r>
+      <w:r>
+        <w:t xml:space="preserve"> и арен</w:t>
+      </w:r>
+      <w:r>
+        <w:t>.</w:t>
+      </w:r>
+      <w:r>
+        <w:t xml:space="preserve"> </w:t>
+      </w:r>
+      <w:r>
+        <w:t xml:space="preserve">Выделяется красочностью визуальных эффектов сопровождающих боевку </w:t>
+      </w:r>
+      <w:r>
+        <w:t>[</w:t>
+      </w:r>
+      <w:r>
+        <w:fldChar w:fldCharType="begin"/>
+      </w:r>
+      <w:r>
+        <w:instrText xml:space="preserve"> REF GORNStore \r \h </w:instrText>
+      </w:r>
+      <w:r>
+        <w:fldChar w:fldCharType="separate"/>
+      </w:r>
+      <w:r>
+        <w:t>6</w:t>
+      </w:r>
+      <w:r>
+        <w:fldChar w:fldCharType="end"/>
+      </w:r>
+      <w:r>
+        <w:t>]</w:t>
+      </w:r>
+      <w:r>
+        <w:t>.</w:t>
+      </w:r>
     </w:p>
     <w:p>
       <w:pPr>
         <w:pStyle w:val="a5"/>
-      </w:pPr>
-      <w:r>
+        <w:ind w:firstLine="0"/>
+        <w:jc w:val="center"/>
+        <w:rPr>
+          <w:lang w:val="en-US"/>
+        </w:rPr>
+      </w:pPr>
+      <w:r>
+        <w:rPr>
+          <w:noProof/>
+          <w:lang w:val="en-US"/>
+        </w:rPr>
+        <w:drawing>
+          <wp:inline distT="0" distB="0" distL="0" distR="0" wp14:anchorId="3E67EF06" wp14:editId="4EACF37E">
+            <wp:extent cx="3685637" cy="2070100"/>
+            <wp:effectExtent l="0" t="0" r="0" b="6350"/>
+            <wp:docPr id="1754956672" name="Рисунок 1"/>
+            <wp:cNvGraphicFramePr>
+              <a:graphicFrameLocks xmlns:a="http://schemas.openxmlformats.org/drawingml/2006/main" noChangeAspect="1"/>
+            </wp:cNvGraphicFramePr>
+            <a:graphic xmlns:a="http://schemas.openxmlformats.org/drawingml/2006/main">
+              <a:graphicData uri="http://schemas.openxmlformats.org/drawingml/2006/picture">
+                <pic:pic xmlns:pic="http://schemas.openxmlformats.org/drawingml/2006/picture">
+                  <pic:nvPicPr>
+                    <pic:cNvPr id="1754956672" name="Рисунок 1754956672"/>
+                    <pic:cNvPicPr/>
+                  </pic:nvPicPr>
+                  <pic:blipFill>
+                    <a:blip r:embed="rId7">
+                      <a:extLst>
+                        <a:ext uri="{28A0092B-C50C-407E-A947-70E740481C1C}">
+                          <a14:useLocalDpi xmlns:a14="http://schemas.microsoft.com/office/drawing/2010/main" val="0"/>
+                        </a:ext>
+                      </a:extLst>
+                    </a:blip>
+                    <a:stretch>
+                      <a:fillRect/>
+                    </a:stretch>
+                  </pic:blipFill>
+                  <pic:spPr>
+                    <a:xfrm>
+                      <a:off x="0" y="0"/>
+                      <a:ext cx="3701989" cy="2079285"/>
+                    </a:xfrm>
+                    <a:prstGeom prst="rect">
+                      <a:avLst/>
+                    </a:prstGeom>
+                  </pic:spPr>
+                </pic:pic>
+              </a:graphicData>
+            </a:graphic>
+          </wp:inline>
+        </w:drawing>
+      </w:r>
+    </w:p>
+    <w:p>
+      <w:pPr>
+        <w:pStyle w:val="a5"/>
+        <w:ind w:firstLine="0"/>
+        <w:jc w:val="center"/>
+      </w:pPr>
+      <w:r>
+        <w:t xml:space="preserve">Рисунок 3. Скриншот из игры </w:t>
+      </w:r>
+      <w:r>
+        <w:rPr>
+          <w:lang w:val="en-US"/>
+        </w:rPr>
+        <w:t>GORN</w:t>
+      </w:r>
+    </w:p>
+    <w:p>
+      <w:pPr>
+        <w:pStyle w:val="a5"/>
+      </w:pPr>
+      <w:r>
+        <w:t xml:space="preserve">Весь основной геймплей проходит на аренах и не предусматривает механик в жанре </w:t>
+      </w:r>
+      <w:r>
+        <w:rPr>
+          <w:lang w:val="en-US"/>
+        </w:rPr>
+        <w:t>adventure</w:t>
+      </w:r>
+      <w:r>
+        <w:t xml:space="preserve"> [</w:t>
+      </w:r>
+      <w:r>
+        <w:fldChar w:fldCharType="begin"/>
+      </w:r>
+      <w:r>
+        <w:instrText xml:space="preserve"> REF GORNStore \r \h </w:instrText>
+      </w:r>
+      <w:r>
+        <w:fldChar w:fldCharType="separate"/>
+      </w:r>
+      <w:r>
+        <w:t>6</w:t>
+      </w:r>
+      <w:r>
+        <w:fldChar w:fldCharType="end"/>
+      </w:r>
+      <w:r>
+        <w:t>]</w:t>
+      </w:r>
+      <w:r>
+        <w:t xml:space="preserve">. </w:t>
+      </w:r>
+      <w:r>
+        <w:t>Продукт разработан на движке Unity Engine. Кол-во отзывов 7380, положительных из них — 91%</w:t>
+      </w:r>
+      <w:r>
+        <w:t xml:space="preserve"> </w:t>
+      </w:r>
+      <w:r>
+        <w:t>[</w:t>
+      </w:r>
+      <w:r>
+        <w:rPr>
+          <w:lang w:val="en-US"/>
+        </w:rPr>
+        <w:fldChar w:fldCharType="begin"/>
+      </w:r>
+      <w:r>
+        <w:instrText xml:space="preserve"> </w:instrText>
+      </w:r>
+      <w:r>
+        <w:rPr>
+          <w:lang w:val="en-US"/>
+        </w:rPr>
+        <w:instrText>REF</w:instrText>
+      </w:r>
+      <w:r>
+        <w:instrText xml:space="preserve"> </w:instrText>
+      </w:r>
+      <w:r>
+        <w:rPr>
+          <w:lang w:val="en-US"/>
+        </w:rPr>
+        <w:instrText>GORNDB</w:instrText>
+      </w:r>
+      <w:r>
+        <w:instrText xml:space="preserve"> \</w:instrText>
+      </w:r>
+      <w:r>
+        <w:rPr>
+          <w:lang w:val="en-US"/>
+        </w:rPr>
+        <w:instrText>r</w:instrText>
+      </w:r>
+      <w:r>
+        <w:instrText xml:space="preserve"> \</w:instrText>
+      </w:r>
+      <w:r>
+        <w:rPr>
+          <w:lang w:val="en-US"/>
+        </w:rPr>
+        <w:instrText>h</w:instrText>
+      </w:r>
+      <w:r>
+        <w:instrText xml:space="preserve"> </w:instrText>
+      </w:r>
+      <w:r>
+        <w:rPr>
+          <w:lang w:val="en-US"/>
+        </w:rPr>
+      </w:r>
+      <w:r>
+        <w:rPr>
+          <w:lang w:val="en-US"/>
+        </w:rPr>
+        <w:fldChar w:fldCharType="separate"/>
+      </w:r>
+      <w:r>
+        <w:t>7</w:t>
+      </w:r>
+      <w:r>
+        <w:rPr>
+          <w:lang w:val="en-US"/>
+        </w:rPr>
+        <w:fldChar w:fldCharType="end"/>
+      </w:r>
+      <w:r>
+        <w:t>]</w:t>
+      </w:r>
+      <w:r>
+        <w:t>.</w:t>
+      </w:r>
+    </w:p>
+    <w:p>
+      <w:pPr>
+        <w:pStyle w:val="a5"/>
+      </w:pPr>
+      <w:r>
+        <w:lastRenderedPageBreak/>
         <w:t xml:space="preserve">Для механики сражений были выбраны </w:t>
       </w:r>
       <w:r>
@@ -823,22 +1217,37 @@
         <w:t>ами</w:t>
       </w:r>
       <w:r>
-        <w:t xml:space="preserve"> важности(</w:t>
-      </w:r>
-      <w:r>
-        <w:rPr>
-          <w:lang w:val="en-US"/>
-        </w:rPr>
-        <w:t>w</w:t>
-      </w:r>
-      <w:r>
-        <w:t xml:space="preserve">) </w:t>
-      </w:r>
-      <w:r>
-        <w:t>в скобках:</w:t>
-      </w:r>
-      <w:r>
-        <w:t xml:space="preserve"> []</w:t>
+        <w:t xml:space="preserve"> важности </w:t>
+      </w:r>
+      <w:r>
+        <w:t xml:space="preserve">в </w:t>
+      </w:r>
+      <w:r>
+        <w:t xml:space="preserve">круглых </w:t>
+      </w:r>
+      <w:r>
+        <w:t>скобках</w:t>
+      </w:r>
+      <w:r>
+        <w:t xml:space="preserve"> [</w:t>
+      </w:r>
+      <w:r>
+        <w:fldChar w:fldCharType="begin"/>
+      </w:r>
+      <w:r>
+        <w:instrText xml:space="preserve"> REF Подиновский \r \h </w:instrText>
+      </w:r>
+      <w:r>
+        <w:fldChar w:fldCharType="separate"/>
+      </w:r>
+      <w:r>
+        <w:t>1</w:t>
+      </w:r>
+      <w:r>
+        <w:fldChar w:fldCharType="end"/>
+      </w:r>
+      <w:r>
+        <w:t>]</w:t>
       </w:r>
       <w:r>
         <w:t>:</w:t>
@@ -853,7 +1262,10 @@
         </w:numPr>
       </w:pPr>
       <w:r>
-        <w:t>Кол-во отзывов</w:t>
+        <w:t>к</w:t>
+      </w:r>
+      <w:r>
+        <w:t>ол-во отзывов</w:t>
       </w:r>
       <w:r>
         <w:t xml:space="preserve"> (0</w:t>
@@ -865,7 +1277,10 @@
         <w:t>2)</w:t>
       </w:r>
       <w:r>
-        <w:t>: отражает насколько игра популярна</w:t>
+        <w:t xml:space="preserve">: </w:t>
+      </w:r>
+      <w:r>
+        <w:t>чем больше отзывов, тем выше популярность и интерес к игре и её основным механикам</w:t>
       </w:r>
       <w:r>
         <w:t>;</w:t>
@@ -883,7 +1298,10 @@
         </w:numPr>
       </w:pPr>
       <w:r>
-        <w:t>Процент положительных отзывов</w:t>
+        <w:t>п</w:t>
+      </w:r>
+      <w:r>
+        <w:t>роцент положительных отзывов</w:t>
       </w:r>
       <w:r>
         <w:t xml:space="preserve"> (0</w:t>
@@ -895,13 +1313,10 @@
         <w:t>)</w:t>
       </w:r>
       <w:r>
-        <w:t>: демонстрирует насколько пользователем нравится игра</w:t>
-      </w:r>
-      <w:r>
-        <w:t xml:space="preserve"> и её </w:t>
-      </w:r>
-      <w:r>
-        <w:t>геймплей</w:t>
+        <w:t xml:space="preserve">: </w:t>
+      </w:r>
+      <w:r>
+        <w:t>отражает удовлетворенность пользователей качеством геймплея в целом</w:t>
       </w:r>
       <w:r>
         <w:t>;</w:t>
@@ -916,10 +1331,19 @@
         </w:numPr>
       </w:pPr>
       <w:r>
-        <w:t>Основное оружие холодное</w:t>
-      </w:r>
-      <w:r>
-        <w:t xml:space="preserve"> (0</w:t>
+        <w:t xml:space="preserve">игра в жанре </w:t>
+      </w:r>
+      <w:r>
+        <w:rPr>
+          <w:lang w:val="en-US"/>
+        </w:rPr>
+        <w:t>adventure</w:t>
+      </w:r>
+      <w:r>
+        <w:t xml:space="preserve"> </w:t>
+      </w:r>
+      <w:r>
+        <w:t>(0</w:t>
       </w:r>
       <w:r>
         <w:t>,</w:t>
@@ -928,7 +1352,22 @@
         <w:t>25)</w:t>
       </w:r>
       <w:r>
-        <w:t>. Референс механики сражения будет легче изучать, если ее в рассматриваемой игре будет больше</w:t>
+        <w:t>:</w:t>
+      </w:r>
+      <w:r>
+        <w:t xml:space="preserve"> </w:t>
+      </w:r>
+      <w:r>
+        <w:t>б</w:t>
+      </w:r>
+      <w:r>
+        <w:t xml:space="preserve">оевка в adventure-играх глубже интегрирована в сюжет, что важно для концепции </w:t>
+      </w:r>
+      <w:r>
+        <w:t>данного</w:t>
+      </w:r>
+      <w:r>
+        <w:t xml:space="preserve"> проекта;</w:t>
       </w:r>
     </w:p>
     <w:p>
@@ -940,10 +1379,16 @@
         </w:numPr>
       </w:pPr>
       <w:r>
-        <w:t>Движок Unity Engine</w:t>
-      </w:r>
-      <w:r>
-        <w:t xml:space="preserve"> (0</w:t>
+        <w:t>д</w:t>
+      </w:r>
+      <w:r>
+        <w:t>вижок Unity</w:t>
+      </w:r>
+      <w:r>
+        <w:t xml:space="preserve"> </w:t>
+      </w:r>
+      <w:r>
+        <w:t>(0</w:t>
       </w:r>
       <w:r>
         <w:t>,</w:t>
@@ -952,7 +1397,10 @@
         <w:t>35)</w:t>
       </w:r>
       <w:r>
-        <w:t xml:space="preserve">. Данный проект разрабатывается на </w:t>
+        <w:t xml:space="preserve">. </w:t>
+      </w:r>
+      <w:r>
+        <w:t xml:space="preserve">Данный проект будет разрабатываться на движке </w:t>
       </w:r>
       <w:r>
         <w:rPr>
@@ -961,7 +1409,16 @@
         <w:t>Unity</w:t>
       </w:r>
       <w:r>
-        <w:t xml:space="preserve"> и механики на том же движке будут легче реализовываться в данном проекте.</w:t>
+        <w:t xml:space="preserve">. </w:t>
+      </w:r>
+      <w:r>
+        <w:t>Наличие такого же движка в референсе напрямую влияет на возможность адаптации</w:t>
+      </w:r>
+      <w:r>
+        <w:t>/</w:t>
+      </w:r>
+      <w:r>
+        <w:t>повторения геймплейных решений.</w:t>
       </w:r>
     </w:p>
     <w:p>
@@ -973,6 +1430,15 @@
       </w:pPr>
       <w:r>
         <w:t>Таблица 1</w:t>
+      </w:r>
+      <w:r>
+        <w:t xml:space="preserve">. </w:t>
+      </w:r>
+      <w:r>
+        <w:t>Анализ боевых систем</w:t>
+      </w:r>
+      <w:r>
+        <w:t xml:space="preserve"> в разных играх</w:t>
       </w:r>
     </w:p>
     <w:tbl>
@@ -982,11 +1448,12 @@
         <w:tblLook w:val="0620" w:firstRow="1" w:lastRow="0" w:firstColumn="0" w:lastColumn="0" w:noHBand="1" w:noVBand="1"/>
       </w:tblPr>
       <w:tblGrid>
-        <w:gridCol w:w="1555"/>
-        <w:gridCol w:w="1923"/>
+        <w:gridCol w:w="1186"/>
+        <w:gridCol w:w="1406"/>
         <w:gridCol w:w="2266"/>
-        <w:gridCol w:w="1906"/>
-        <w:gridCol w:w="1695"/>
+        <w:gridCol w:w="1530"/>
+        <w:gridCol w:w="1226"/>
+        <w:gridCol w:w="1731"/>
       </w:tblGrid>
       <w:tr>
         <w:trPr>
@@ -994,7 +1461,7 @@
         </w:trPr>
         <w:tc>
           <w:tcPr>
-            <w:tcW w:w="1555" w:type="dxa"/>
+            <w:tcW w:w="1332" w:type="dxa"/>
           </w:tcPr>
           <w:p>
             <w:pPr>
@@ -1010,7 +1477,7 @@
         </w:tc>
         <w:tc>
           <w:tcPr>
-            <w:tcW w:w="1923" w:type="dxa"/>
+            <w:tcW w:w="1609" w:type="dxa"/>
           </w:tcPr>
           <w:p>
             <w:pPr>
@@ -1020,10 +1487,7 @@
               <w:jc w:val="center"/>
             </w:pPr>
             <w:r>
-              <w:t>Кол-во отзывов</w:t>
-            </w:r>
-            <w:r>
-              <w:t xml:space="preserve"> (0</w:t>
+              <w:t>Кол-во отзывов (0</w:t>
             </w:r>
             <w:r>
               <w:rPr>
@@ -1048,16 +1512,7 @@
               <w:jc w:val="center"/>
             </w:pPr>
             <w:r>
-              <w:t>Процент положительных отз</w:t>
-            </w:r>
-            <w:r>
-              <w:t>ы</w:t>
-            </w:r>
-            <w:r>
-              <w:t>вов</w:t>
-            </w:r>
-            <w:r>
-              <w:t xml:space="preserve"> (0</w:t>
+              <w:t>Процент положительных отзывов (0</w:t>
             </w:r>
             <w:r>
               <w:rPr>
@@ -1072,7 +1527,7 @@
         </w:tc>
         <w:tc>
           <w:tcPr>
-            <w:tcW w:w="1906" w:type="dxa"/>
+            <w:tcW w:w="1678" w:type="dxa"/>
           </w:tcPr>
           <w:p>
             <w:pPr>
@@ -1082,11 +1537,13 @@
               <w:jc w:val="center"/>
             </w:pPr>
             <w:r>
-              <w:t xml:space="preserve">Основное оружие </w:t>
-            </w:r>
-            <w:r>
-              <w:lastRenderedPageBreak/>
-              <w:t>холодное</w:t>
+              <w:t xml:space="preserve">Игра в жанре </w:t>
+            </w:r>
+            <w:r>
+              <w:rPr>
+                <w:lang w:val="en-US"/>
+              </w:rPr>
+              <w:t>adventure</w:t>
             </w:r>
             <w:r>
               <w:t xml:space="preserve"> (0</w:t>
@@ -1104,7 +1561,7 @@
         </w:tc>
         <w:tc>
           <w:tcPr>
-            <w:tcW w:w="1695" w:type="dxa"/>
+            <w:tcW w:w="907" w:type="dxa"/>
           </w:tcPr>
           <w:p>
             <w:pPr>
@@ -1114,18 +1571,10 @@
               <w:jc w:val="center"/>
             </w:pPr>
             <w:r>
-              <w:lastRenderedPageBreak/>
-              <w:t>Движок</w:t>
-            </w:r>
-            <w:r>
-              <w:t xml:space="preserve"> </w:t>
-            </w:r>
-            <w:r>
-              <w:t xml:space="preserve">Unity </w:t>
-            </w:r>
-            <w:r>
-              <w:lastRenderedPageBreak/>
-              <w:t>Engine</w:t>
+              <w:t xml:space="preserve">Движок </w:t>
+            </w:r>
+            <w:r>
+              <w:t>Unity</w:t>
             </w:r>
             <w:r>
               <w:t xml:space="preserve"> (0</w:t>
@@ -1138,6 +1587,22 @@
             </w:r>
             <w:r>
               <w:t>)</w:t>
+            </w:r>
+          </w:p>
+        </w:tc>
+        <w:tc>
+          <w:tcPr>
+            <w:tcW w:w="1553" w:type="dxa"/>
+          </w:tcPr>
+          <w:p>
+            <w:pPr>
+              <w:pStyle w:val="a5"/>
+              <w:spacing w:line="240" w:lineRule="auto"/>
+              <w:ind w:firstLine="0"/>
+              <w:jc w:val="center"/>
+            </w:pPr>
+            <w:r>
+              <w:t>Итоговая взвешенная сумма</w:t>
             </w:r>
           </w:p>
         </w:tc>
@@ -1145,7 +1610,7 @@
       <w:tr>
         <w:tc>
           <w:tcPr>
-            <w:tcW w:w="1555" w:type="dxa"/>
+            <w:tcW w:w="1332" w:type="dxa"/>
           </w:tcPr>
           <w:p>
             <w:pPr>
@@ -1154,14 +1619,13 @@
               <w:ind w:firstLine="0"/>
             </w:pPr>
             <w:r>
-              <w:lastRenderedPageBreak/>
               <w:t>Blade and Sorcery</w:t>
             </w:r>
           </w:p>
         </w:tc>
         <w:tc>
           <w:tcPr>
-            <w:tcW w:w="1923" w:type="dxa"/>
+            <w:tcW w:w="1609" w:type="dxa"/>
           </w:tcPr>
           <w:p>
             <w:pPr>
@@ -1191,13 +1655,13 @@
               </w:rPr>
             </w:pPr>
             <w:r>
-              <w:t>0,95</w:t>
+              <w:t>95%</w:t>
             </w:r>
           </w:p>
         </w:tc>
         <w:tc>
           <w:tcPr>
-            <w:tcW w:w="1906" w:type="dxa"/>
+            <w:tcW w:w="1678" w:type="dxa"/>
           </w:tcPr>
           <w:p>
             <w:pPr>
@@ -1212,7 +1676,7 @@
         </w:tc>
         <w:tc>
           <w:tcPr>
-            <w:tcW w:w="1695" w:type="dxa"/>
+            <w:tcW w:w="907" w:type="dxa"/>
           </w:tcPr>
           <w:p>
             <w:pPr>
@@ -1225,11 +1689,38 @@
             </w:r>
           </w:p>
         </w:tc>
+        <w:tc>
+          <w:tcPr>
+            <w:tcW w:w="1553" w:type="dxa"/>
+          </w:tcPr>
+          <w:p>
+            <w:pPr>
+              <w:pStyle w:val="a5"/>
+              <w:spacing w:line="240" w:lineRule="auto"/>
+              <w:ind w:firstLine="0"/>
+              <w:rPr>
+                <w:lang w:val="en-US"/>
+              </w:rPr>
+            </w:pPr>
+            <w:r>
+              <w:rPr>
+                <w:lang w:val="en-US"/>
+              </w:rPr>
+              <w:t>0,</w:t>
+            </w:r>
+            <w:r>
+              <w:rPr>
+                <w:lang w:val="en-US"/>
+              </w:rPr>
+              <w:t>99</w:t>
+            </w:r>
+          </w:p>
+        </w:tc>
       </w:tr>
       <w:tr>
         <w:tc>
           <w:tcPr>
-            <w:tcW w:w="1555" w:type="dxa"/>
+            <w:tcW w:w="1332" w:type="dxa"/>
           </w:tcPr>
           <w:p>
             <w:pPr>
@@ -1244,7 +1735,7 @@
         </w:tc>
         <w:tc>
           <w:tcPr>
-            <w:tcW w:w="1923" w:type="dxa"/>
+            <w:tcW w:w="1609" w:type="dxa"/>
           </w:tcPr>
           <w:p>
             <w:pPr>
@@ -1268,13 +1759,13 @@
               <w:ind w:firstLine="0"/>
             </w:pPr>
             <w:r>
-              <w:t>0,73</w:t>
+              <w:t>73%</w:t>
             </w:r>
           </w:p>
         </w:tc>
         <w:tc>
           <w:tcPr>
-            <w:tcW w:w="1906" w:type="dxa"/>
+            <w:tcW w:w="1678" w:type="dxa"/>
           </w:tcPr>
           <w:p>
             <w:pPr>
@@ -1289,7 +1780,7 @@
         </w:tc>
         <w:tc>
           <w:tcPr>
-            <w:tcW w:w="1695" w:type="dxa"/>
+            <w:tcW w:w="907" w:type="dxa"/>
           </w:tcPr>
           <w:p>
             <w:pPr>
@@ -1302,11 +1793,9 @@
             </w:r>
           </w:p>
         </w:tc>
-      </w:tr>
-      <w:tr>
         <w:tc>
           <w:tcPr>
-            <w:tcW w:w="1555" w:type="dxa"/>
+            <w:tcW w:w="1553" w:type="dxa"/>
           </w:tcPr>
           <w:p>
             <w:pPr>
@@ -1321,22 +1810,60 @@
               <w:rPr>
                 <w:lang w:val="en-US"/>
               </w:rPr>
-              <w:t>Arizona Sunshine® 2</w:t>
+              <w:t>0</w:t>
+            </w:r>
+            <w:r>
+              <w:t>,4</w:t>
+            </w:r>
+            <w:r>
+              <w:rPr>
+                <w:lang w:val="en-US"/>
+              </w:rPr>
+              <w:t>3</w:t>
             </w:r>
           </w:p>
         </w:tc>
+      </w:tr>
+      <w:tr>
         <w:tc>
           <w:tcPr>
-            <w:tcW w:w="1923" w:type="dxa"/>
+            <w:tcW w:w="1332" w:type="dxa"/>
           </w:tcPr>
           <w:p>
             <w:pPr>
               <w:pStyle w:val="a5"/>
               <w:spacing w:line="240" w:lineRule="auto"/>
               <w:ind w:firstLine="0"/>
+              <w:rPr>
+                <w:lang w:val="en-US"/>
+              </w:rPr>
             </w:pPr>
             <w:r>
-              <w:t>1560</w:t>
+              <w:rPr>
+                <w:lang w:val="en-US"/>
+              </w:rPr>
+              <w:t>GORN</w:t>
+            </w:r>
+          </w:p>
+        </w:tc>
+        <w:tc>
+          <w:tcPr>
+            <w:tcW w:w="1609" w:type="dxa"/>
+          </w:tcPr>
+          <w:p>
+            <w:pPr>
+              <w:pStyle w:val="a5"/>
+              <w:spacing w:line="240" w:lineRule="auto"/>
+              <w:ind w:firstLine="0"/>
+              <w:rPr>
+                <w:lang w:val="en-US"/>
+              </w:rPr>
+            </w:pPr>
+            <w:r>
+              <w:rPr>
+                <w:lang w:val="en-US"/>
+              </w:rPr>
+              <w:t>7380</w:t>
             </w:r>
           </w:p>
         </w:tc>
@@ -1351,13 +1878,52 @@
               <w:ind w:firstLine="0"/>
             </w:pPr>
             <w:r>
-              <w:t>0,96</w:t>
+              <w:t>9</w:t>
+            </w:r>
+            <w:r>
+              <w:rPr>
+                <w:lang w:val="en-US"/>
+              </w:rPr>
+              <w:t>1</w:t>
+            </w:r>
+            <w:r>
+              <w:t>%</w:t>
             </w:r>
           </w:p>
         </w:tc>
         <w:tc>
           <w:tcPr>
-            <w:tcW w:w="1906" w:type="dxa"/>
+            <w:tcW w:w="1678" w:type="dxa"/>
+          </w:tcPr>
+          <w:p>
+            <w:pPr>
+              <w:pStyle w:val="a5"/>
+              <w:spacing w:line="240" w:lineRule="auto"/>
+              <w:ind w:firstLine="0"/>
+            </w:pPr>
+            <w:r>
+              <w:t>Нет</w:t>
+            </w:r>
+          </w:p>
+        </w:tc>
+        <w:tc>
+          <w:tcPr>
+            <w:tcW w:w="907" w:type="dxa"/>
+          </w:tcPr>
+          <w:p>
+            <w:pPr>
+              <w:pStyle w:val="a5"/>
+              <w:spacing w:line="240" w:lineRule="auto"/>
+              <w:ind w:firstLine="0"/>
+            </w:pPr>
+            <w:r>
+              <w:t>Да</w:t>
+            </w:r>
+          </w:p>
+        </w:tc>
+        <w:tc>
+          <w:tcPr>
+            <w:tcW w:w="1553" w:type="dxa"/>
           </w:tcPr>
           <w:p>
             <w:pPr>
@@ -1369,22 +1935,13 @@
               </w:rPr>
             </w:pPr>
             <w:r>
-              <w:t>Нет</w:t>
-            </w:r>
-          </w:p>
-        </w:tc>
-        <w:tc>
-          <w:tcPr>
-            <w:tcW w:w="1695" w:type="dxa"/>
-          </w:tcPr>
-          <w:p>
-            <w:pPr>
-              <w:pStyle w:val="a5"/>
-              <w:spacing w:line="240" w:lineRule="auto"/>
-              <w:ind w:firstLine="0"/>
-            </w:pPr>
-            <w:r>
-              <w:t>Да</w:t>
+              <w:t>0,</w:t>
+            </w:r>
+            <w:r>
+              <w:rPr>
+                <w:lang w:val="en-US"/>
+              </w:rPr>
+              <w:t>55</w:t>
             </w:r>
           </w:p>
         </w:tc>
@@ -1393,50 +1950,95 @@
     <w:p>
       <w:pPr>
         <w:pStyle w:val="a5"/>
+        <w:ind w:firstLine="708"/>
       </w:pPr>
     </w:p>
     <w:p>
       <w:pPr>
         <w:pStyle w:val="a5"/>
-        <w:rPr>
-          <w:color w:val="FF0000"/>
-        </w:rPr>
-      </w:pPr>
-      <w:r>
-        <w:t xml:space="preserve">Исходя из данной таблицы, получаются </w:t>
-      </w:r>
-      <w:r>
-        <w:t xml:space="preserve">следующие взвешенные </w:t>
-      </w:r>
-      <w:r>
-        <w:br/>
-        <w:t>суммы</w:t>
-      </w:r>
-      <w:r>
-        <w:t xml:space="preserve"> [ ]</w:t>
-      </w:r>
-      <w:r>
-        <w:t>:</w:t>
-      </w:r>
-      <w:r>
-        <w:t xml:space="preserve"> </w:t>
-      </w:r>
-      <w:r>
-        <w:rPr>
-          <w:color w:val="FF0000"/>
-        </w:rPr>
-        <w:t>Меняй проценты!</w:t>
+        <w:ind w:firstLine="708"/>
+      </w:pPr>
+      <w:r>
+        <w:t>Исходя из таблицы, можно сделать вывод, что «</w:t>
+      </w:r>
+      <w:r>
+        <w:rPr>
+          <w:lang w:val="en-US"/>
+        </w:rPr>
+        <w:t>Blade</w:t>
+      </w:r>
+      <w:r>
+        <w:t xml:space="preserve"> </w:t>
+      </w:r>
+      <w:r>
+        <w:rPr>
+          <w:lang w:val="en-US"/>
+        </w:rPr>
+        <w:t>and</w:t>
+      </w:r>
+      <w:r>
+        <w:t xml:space="preserve"> </w:t>
+      </w:r>
+      <w:r>
+        <w:rPr>
+          <w:lang w:val="en-US"/>
+        </w:rPr>
+        <w:t>Sorcery</w:t>
+      </w:r>
+      <w:r>
+        <w:t>» лучше всего подходит в качестве референса для боевых механик.</w:t>
       </w:r>
     </w:p>
     <w:p>
       <w:pPr>
+        <w:pStyle w:val="2"/>
+      </w:pPr>
+      <w:r>
+        <w:t>Сравнение</w:t>
+      </w:r>
+      <w:r>
+        <w:t xml:space="preserve"> </w:t>
+      </w:r>
+      <w:r>
+        <w:t>типов</w:t>
+      </w:r>
+      <w:r>
+        <w:t xml:space="preserve"> </w:t>
+      </w:r>
+      <w:r>
+        <w:t>интерфейса</w:t>
+      </w:r>
+    </w:p>
+    <w:p>
+      <w:pPr>
         <w:pStyle w:val="a5"/>
       </w:pPr>
       <w:r>
-        <w:rPr>
-          <w:color w:val="FF0000"/>
-        </w:rPr>
-        <w:t>Убери расчёты, оставь только формулу!</w:t>
+        <w:t>Для сравнительного анализа в данном разделе были взяты три вида пользовательского интерфейса (</w:t>
+      </w:r>
+      <w:r>
+        <w:rPr>
+          <w:lang w:val="en-US"/>
+        </w:rPr>
+        <w:t>UI</w:t>
+      </w:r>
+      <w:r>
+        <w:t>)</w:t>
+      </w:r>
+      <w:r>
+        <w:t xml:space="preserve"> </w:t>
+      </w:r>
+      <w:r>
+        <w:t xml:space="preserve">в </w:t>
+      </w:r>
+      <w:r>
+        <w:rPr>
+          <w:lang w:val="en-US"/>
+        </w:rPr>
+        <w:t>VR</w:t>
+      </w:r>
+      <w:r>
+        <w:t>:</w:t>
       </w:r>
     </w:p>
     <w:p>
@@ -1444,87 +2046,17 @@
         <w:pStyle w:val="a5"/>
         <w:numPr>
           <w:ilvl w:val="0"/>
-          <w:numId w:val="4"/>
+          <w:numId w:val="7"/>
         </w:numPr>
       </w:pPr>
       <w:r>
-        <w:t>Blade and Sorcery:</w:t>
-      </w:r>
-      <w:r>
-        <w:rPr>
-          <w:lang w:val="en-US"/>
-        </w:rPr>
-        <w:t xml:space="preserve"> </w:t>
-      </w:r>
-      <w:r>
-        <w:t>53796</w:t>
-      </w:r>
-      <w:r>
-        <w:rPr>
-          <w:lang w:val="en-US"/>
-        </w:rPr>
-        <w:t xml:space="preserve"> </w:t>
-      </w:r>
-      <w:r>
-        <w:rPr>
-          <w:rStyle w:val="mbin"/>
-        </w:rPr>
-        <w:t>×</w:t>
-      </w:r>
-      <w:r>
-        <w:rPr>
-          <w:lang w:val="en-US"/>
-        </w:rPr>
-        <w:t xml:space="preserve"> 0,2 + </w:t>
-      </w:r>
-      <w:r>
-        <w:rPr>
-          <w:color w:val="FF0000"/>
-          <w:lang w:val="en-US"/>
-        </w:rPr>
-        <w:t>95</w:t>
-      </w:r>
-      <w:r>
-        <w:rPr>
-          <w:lang w:val="en-US"/>
-        </w:rPr>
-        <w:t xml:space="preserve"> </w:t>
-      </w:r>
-      <w:r>
-        <w:rPr>
-          <w:lang w:val="en-US"/>
-        </w:rPr>
-        <w:t>×</w:t>
-      </w:r>
-      <w:r>
-        <w:rPr>
-          <w:lang w:val="en-US"/>
-        </w:rPr>
-        <w:t xml:space="preserve"> 0,2 + 1 </w:t>
-      </w:r>
-      <w:r>
-        <w:rPr>
-          <w:rStyle w:val="mbin"/>
-        </w:rPr>
-        <w:t>×</w:t>
-      </w:r>
-      <w:r>
-        <w:rPr>
-          <w:lang w:val="en-US"/>
-        </w:rPr>
-        <w:t xml:space="preserve"> 0,25 + 1 </w:t>
-      </w:r>
-      <w:r>
-        <w:rPr>
-          <w:rStyle w:val="mbin"/>
-        </w:rPr>
-        <w:t>×</w:t>
-      </w:r>
-      <w:r>
-        <w:rPr>
-          <w:lang w:val="en-US"/>
-        </w:rPr>
-        <w:t xml:space="preserve"> 0,35 = 10778,8</w:t>
+        <w:t>диегетический</w:t>
+      </w:r>
+      <w:r>
+        <w:rPr>
+          <w:lang w:val="en-US"/>
+        </w:rPr>
+        <w:t>;</w:t>
       </w:r>
     </w:p>
     <w:p>
@@ -1532,217 +2064,17 @@
         <w:pStyle w:val="a5"/>
         <w:numPr>
           <w:ilvl w:val="0"/>
-          <w:numId w:val="4"/>
+          <w:numId w:val="7"/>
         </w:numPr>
-        <w:rPr>
-          <w:rStyle w:val="mord"/>
-        </w:rPr>
-      </w:pPr>
-      <w:r>
-        <w:t>Skyrim VR</w:t>
-      </w:r>
-      <w:r>
-        <w:rPr>
-          <w:lang w:val="en-US"/>
-        </w:rPr>
-        <w:t xml:space="preserve">: </w:t>
-      </w:r>
-      <w:r>
-        <w:rPr>
-          <w:rStyle w:val="mord"/>
-        </w:rPr>
-        <w:t>8341</w:t>
-      </w:r>
-      <w:bookmarkStart w:id="0" w:name="_Hlk192703507"/>
-      <w:r>
-        <w:rPr>
-          <w:rStyle w:val="mord"/>
-          <w:lang w:val="en-US"/>
-        </w:rPr>
-        <w:t xml:space="preserve"> </w:t>
-      </w:r>
-      <w:r>
-        <w:rPr>
-          <w:rStyle w:val="mbin"/>
-        </w:rPr>
-        <w:t>×</w:t>
-      </w:r>
-      <w:bookmarkEnd w:id="0"/>
-      <w:r>
-        <w:rPr>
-          <w:rStyle w:val="mbin"/>
-          <w:lang w:val="en-US"/>
-        </w:rPr>
-        <w:t xml:space="preserve"> </w:t>
-      </w:r>
-      <w:r>
-        <w:rPr>
-          <w:rStyle w:val="mord"/>
-        </w:rPr>
-        <w:t>0.2</w:t>
-      </w:r>
-      <w:r>
-        <w:rPr>
-          <w:rStyle w:val="mord"/>
-          <w:lang w:val="en-US"/>
-        </w:rPr>
-        <w:t xml:space="preserve"> </w:t>
-      </w:r>
-      <w:r>
-        <w:rPr>
-          <w:rStyle w:val="mbin"/>
-        </w:rPr>
-        <w:t>+</w:t>
-      </w:r>
-      <w:r>
-        <w:rPr>
-          <w:rStyle w:val="mbin"/>
-          <w:lang w:val="en-US"/>
-        </w:rPr>
-        <w:t xml:space="preserve"> </w:t>
-      </w:r>
-      <w:r>
-        <w:rPr>
-          <w:rStyle w:val="mord"/>
-        </w:rPr>
-        <w:t>73</w:t>
-      </w:r>
-      <w:r>
-        <w:rPr>
-          <w:rStyle w:val="mord"/>
-          <w:lang w:val="en-US"/>
-        </w:rPr>
-        <w:t xml:space="preserve"> </w:t>
-      </w:r>
-      <w:r>
-        <w:rPr>
-          <w:rStyle w:val="mbin"/>
-        </w:rPr>
-        <w:t>×</w:t>
-      </w:r>
-      <w:r>
-        <w:rPr>
-          <w:rStyle w:val="mbin"/>
-          <w:lang w:val="en-US"/>
-        </w:rPr>
-        <w:t xml:space="preserve"> </w:t>
-      </w:r>
-      <w:r>
-        <w:rPr>
-          <w:rStyle w:val="mord"/>
-        </w:rPr>
-        <w:t>0.2</w:t>
-      </w:r>
-      <w:r>
-        <w:rPr>
-          <w:rStyle w:val="mord"/>
-          <w:lang w:val="en-US"/>
-        </w:rPr>
-        <w:t xml:space="preserve"> </w:t>
-      </w:r>
-      <w:r>
-        <w:rPr>
-          <w:rStyle w:val="mbin"/>
-        </w:rPr>
-        <w:t>+</w:t>
-      </w:r>
-      <w:r>
-        <w:rPr>
-          <w:rStyle w:val="mbin"/>
-          <w:lang w:val="en-US"/>
-        </w:rPr>
-        <w:t xml:space="preserve"> </w:t>
-      </w:r>
-      <w:r>
-        <w:rPr>
-          <w:rStyle w:val="mord"/>
-        </w:rPr>
-        <w:t>1</w:t>
-      </w:r>
-      <w:r>
-        <w:rPr>
-          <w:rStyle w:val="mord"/>
-          <w:lang w:val="en-US"/>
-        </w:rPr>
-        <w:t xml:space="preserve"> </w:t>
-      </w:r>
-      <w:r>
-        <w:rPr>
-          <w:rStyle w:val="mbin"/>
-        </w:rPr>
-        <w:t>×</w:t>
-      </w:r>
-      <w:r>
-        <w:rPr>
-          <w:rStyle w:val="mbin"/>
-          <w:lang w:val="en-US"/>
-        </w:rPr>
-        <w:t xml:space="preserve"> </w:t>
-      </w:r>
-      <w:r>
-        <w:rPr>
-          <w:rStyle w:val="mord"/>
-        </w:rPr>
-        <w:t>0.25</w:t>
-      </w:r>
-      <w:r>
-        <w:rPr>
-          <w:rStyle w:val="mord"/>
-          <w:lang w:val="en-US"/>
-        </w:rPr>
-        <w:t xml:space="preserve"> </w:t>
-      </w:r>
-      <w:r>
-        <w:rPr>
-          <w:rStyle w:val="mbin"/>
-        </w:rPr>
-        <w:t>+</w:t>
-      </w:r>
-      <w:r>
-        <w:rPr>
-          <w:rStyle w:val="mbin"/>
-          <w:lang w:val="en-US"/>
-        </w:rPr>
-        <w:t xml:space="preserve"> </w:t>
-      </w:r>
-      <w:r>
-        <w:rPr>
-          <w:rStyle w:val="mord"/>
-        </w:rPr>
-        <w:t>0</w:t>
-      </w:r>
-      <w:r>
-        <w:rPr>
-          <w:rStyle w:val="mord"/>
-          <w:lang w:val="en-US"/>
-        </w:rPr>
-        <w:t xml:space="preserve"> </w:t>
-      </w:r>
-      <w:r>
-        <w:rPr>
-          <w:rStyle w:val="mbin"/>
-        </w:rPr>
-        <w:t>×</w:t>
-      </w:r>
-      <w:r>
-        <w:rPr>
-          <w:rStyle w:val="mbin"/>
-          <w:lang w:val="en-US"/>
-        </w:rPr>
-        <w:t xml:space="preserve"> </w:t>
-      </w:r>
-      <w:r>
-        <w:rPr>
-          <w:rStyle w:val="mord"/>
-        </w:rPr>
-        <w:t>0.35</w:t>
-      </w:r>
-      <w:r>
-        <w:rPr>
-          <w:rStyle w:val="mord"/>
-          <w:lang w:val="en-US"/>
-        </w:rPr>
-        <w:t xml:space="preserve"> = 1683,05</w:t>
+      </w:pPr>
+      <w:r>
+        <w:t>недиегетический</w:t>
+      </w:r>
+      <w:r>
+        <w:rPr>
+          <w:lang w:val="en-US"/>
+        </w:rPr>
+        <w:t>;</w:t>
       </w:r>
     </w:p>
     <w:p>
@@ -1750,209 +2082,17 @@
         <w:pStyle w:val="a5"/>
         <w:numPr>
           <w:ilvl w:val="0"/>
-          <w:numId w:val="4"/>
+          <w:numId w:val="7"/>
         </w:numPr>
       </w:pPr>
       <w:r>
-        <w:t>Arizona Sunshine 2:</w:t>
-      </w:r>
-      <w:r>
-        <w:rPr>
-          <w:lang w:val="en-US"/>
-        </w:rPr>
-        <w:t xml:space="preserve"> </w:t>
-      </w:r>
-      <w:r>
-        <w:rPr>
-          <w:lang w:val="en-US"/>
-        </w:rPr>
-        <w:t>1560</w:t>
-      </w:r>
-      <w:r>
-        <w:rPr>
-          <w:lang w:val="en-US"/>
-        </w:rPr>
-        <w:t xml:space="preserve"> </w:t>
-      </w:r>
-      <w:r>
-        <w:rPr>
-          <w:lang w:val="en-US"/>
-        </w:rPr>
-        <w:t>×</w:t>
-      </w:r>
-      <w:r>
-        <w:rPr>
-          <w:lang w:val="en-US"/>
-        </w:rPr>
-        <w:t xml:space="preserve"> </w:t>
-      </w:r>
-      <w:r>
-        <w:rPr>
-          <w:lang w:val="en-US"/>
-        </w:rPr>
-        <w:t>0.2</w:t>
-      </w:r>
-      <w:r>
-        <w:rPr>
-          <w:lang w:val="en-US"/>
-        </w:rPr>
-        <w:t xml:space="preserve"> </w:t>
-      </w:r>
-      <w:r>
-        <w:rPr>
-          <w:lang w:val="en-US"/>
-        </w:rPr>
-        <w:t>+</w:t>
-      </w:r>
-      <w:r>
-        <w:rPr>
-          <w:lang w:val="en-US"/>
-        </w:rPr>
-        <w:t xml:space="preserve"> </w:t>
-      </w:r>
-      <w:r>
-        <w:rPr>
-          <w:lang w:val="en-US"/>
-        </w:rPr>
-        <w:t>96</w:t>
-      </w:r>
-      <w:r>
-        <w:rPr>
-          <w:lang w:val="en-US"/>
-        </w:rPr>
-        <w:t xml:space="preserve"> </w:t>
-      </w:r>
-      <w:r>
-        <w:rPr>
-          <w:lang w:val="en-US"/>
-        </w:rPr>
-        <w:t>×</w:t>
-      </w:r>
-      <w:r>
-        <w:rPr>
-          <w:lang w:val="en-US"/>
-        </w:rPr>
-        <w:t xml:space="preserve"> </w:t>
-      </w:r>
-      <w:r>
-        <w:rPr>
-          <w:lang w:val="en-US"/>
-        </w:rPr>
-        <w:t>0.2</w:t>
-      </w:r>
-      <w:r>
-        <w:rPr>
-          <w:lang w:val="en-US"/>
-        </w:rPr>
-        <w:t xml:space="preserve"> </w:t>
-      </w:r>
-      <w:r>
-        <w:rPr>
-          <w:lang w:val="en-US"/>
-        </w:rPr>
-        <w:t>+</w:t>
-      </w:r>
-      <w:r>
-        <w:rPr>
-          <w:lang w:val="en-US"/>
-        </w:rPr>
-        <w:t xml:space="preserve"> </w:t>
-      </w:r>
-      <w:r>
-        <w:rPr>
-          <w:lang w:val="en-US"/>
-        </w:rPr>
-        <w:t>0</w:t>
-      </w:r>
-      <w:r>
-        <w:rPr>
-          <w:lang w:val="en-US"/>
-        </w:rPr>
-        <w:t xml:space="preserve"> </w:t>
-      </w:r>
-      <w:r>
-        <w:rPr>
-          <w:lang w:val="en-US"/>
-        </w:rPr>
-        <w:t>×</w:t>
-      </w:r>
-      <w:r>
-        <w:rPr>
-          <w:lang w:val="en-US"/>
-        </w:rPr>
-        <w:t xml:space="preserve"> </w:t>
-      </w:r>
-      <w:r>
-        <w:rPr>
-          <w:lang w:val="en-US"/>
-        </w:rPr>
-        <w:t>0.25</w:t>
-      </w:r>
-      <w:r>
-        <w:rPr>
-          <w:lang w:val="en-US"/>
-        </w:rPr>
-        <w:t xml:space="preserve"> </w:t>
-      </w:r>
-      <w:r>
-        <w:rPr>
-          <w:lang w:val="en-US"/>
-        </w:rPr>
-        <w:t>+</w:t>
-      </w:r>
-      <w:r>
-        <w:rPr>
-          <w:lang w:val="en-US"/>
-        </w:rPr>
-        <w:t xml:space="preserve"> </w:t>
-      </w:r>
-      <w:r>
-        <w:rPr>
-          <w:lang w:val="en-US"/>
-        </w:rPr>
-        <w:t>1</w:t>
-      </w:r>
-      <w:r>
-        <w:rPr>
-          <w:lang w:val="en-US"/>
-        </w:rPr>
-        <w:t xml:space="preserve"> </w:t>
-      </w:r>
-      <w:r>
-        <w:rPr>
-          <w:lang w:val="en-US"/>
-        </w:rPr>
-        <w:t>×</w:t>
-      </w:r>
-      <w:r>
-        <w:rPr>
-          <w:lang w:val="en-US"/>
-        </w:rPr>
-        <w:t xml:space="preserve"> </w:t>
-      </w:r>
-      <w:r>
-        <w:rPr>
-          <w:lang w:val="en-US"/>
-        </w:rPr>
-        <w:t>0.35</w:t>
-      </w:r>
-      <w:r>
-        <w:rPr>
-          <w:lang w:val="en-US"/>
-        </w:rPr>
-        <w:t xml:space="preserve"> </w:t>
-      </w:r>
-      <w:r>
-        <w:rPr>
-          <w:lang w:val="en-US"/>
-        </w:rPr>
-        <w:t>=</w:t>
-      </w:r>
-      <w:r>
-        <w:rPr>
-          <w:lang w:val="en-US"/>
-        </w:rPr>
-        <w:t xml:space="preserve"> 331.55</w:t>
+        <w:t>пространственный</w:t>
+      </w:r>
+      <w:r>
+        <w:rPr>
+          <w:lang w:val="en-US"/>
+        </w:rPr>
+        <w:t>.</w:t>
       </w:r>
     </w:p>
     <w:p>
@@ -1960,74 +2100,58 @@
         <w:pStyle w:val="a5"/>
       </w:pPr>
       <w:r>
-        <w:t xml:space="preserve">Механики сражений в игре </w:t>
-      </w:r>
-      <w:r>
-        <w:rPr>
-          <w:lang w:val="en-US"/>
-        </w:rPr>
-        <w:t>Blade</w:t>
-      </w:r>
-      <w:r>
-        <w:t xml:space="preserve"> </w:t>
-      </w:r>
-      <w:r>
-        <w:rPr>
-          <w:lang w:val="en-US"/>
-        </w:rPr>
-        <w:t>and</w:t>
-      </w:r>
-      <w:r>
-        <w:t xml:space="preserve"> </w:t>
-      </w:r>
-      <w:r>
-        <w:rPr>
-          <w:lang w:val="en-US"/>
-        </w:rPr>
-        <w:t>Sorcery</w:t>
-      </w:r>
-      <w:r>
-        <w:t xml:space="preserve"> подходят лучше всего как основной референс данному проекту, так как</w:t>
-      </w:r>
-      <w:r>
-        <w:t xml:space="preserve"> </w:t>
-      </w:r>
-      <w:r>
-        <w:t>набрали самую большую взвешенную сумму.</w:t>
+        <w:t xml:space="preserve">Интерфейс типа </w:t>
+      </w:r>
+      <w:r>
+        <w:t>«мета» не рассматривается</w:t>
+      </w:r>
+      <w:r>
+        <w:t xml:space="preserve"> </w:t>
+      </w:r>
+      <w:r>
+        <w:t xml:space="preserve">в </w:t>
+      </w:r>
+      <w:r>
+        <w:t xml:space="preserve">таблице сравнительного анализа, </w:t>
+      </w:r>
+      <w:r>
+        <w:t xml:space="preserve">так редко анализируется </w:t>
+      </w:r>
+      <w:r>
+        <w:t xml:space="preserve">в исследованиях и обычно причисляется к недиететическому интерфейсу. </w:t>
       </w:r>
     </w:p>
     <w:p>
       <w:pPr>
-        <w:pStyle w:val="2"/>
-      </w:pPr>
-      <w:r>
-        <w:t>Сравнение</w:t>
-      </w:r>
-      <w:r>
-        <w:t xml:space="preserve"> </w:t>
-      </w:r>
-      <w:r>
-        <w:t>типов</w:t>
-      </w:r>
-      <w:r>
-        <w:t xml:space="preserve"> </w:t>
-      </w:r>
-      <w:r>
-        <w:t>интерфейса</w:t>
-      </w:r>
-    </w:p>
-    <w:p>
-      <w:pPr>
         <w:pStyle w:val="a5"/>
-        <w:rPr>
-          <w:lang w:val="en-US"/>
-        </w:rPr>
-      </w:pPr>
-      <w:r>
-        <w:t xml:space="preserve">Интерфейс типа </w:t>
-      </w:r>
-      <w:r>
-        <w:t>«мета» не рассматривается</w:t>
+        <w:spacing w:line="240" w:lineRule="auto"/>
+        <w:ind w:firstLine="0"/>
+        <w:jc w:val="left"/>
+      </w:pPr>
+      <w:r>
+        <w:lastRenderedPageBreak/>
+        <w:t xml:space="preserve">Таблица </w:t>
+      </w:r>
+      <w:r>
+        <w:t>2</w:t>
+      </w:r>
+      <w:r>
+        <w:t xml:space="preserve">. </w:t>
+      </w:r>
+      <w:r>
+        <w:t>Анализ</w:t>
+      </w:r>
+      <w:r>
+        <w:t xml:space="preserve"> оценок типов</w:t>
+      </w:r>
+      <w:r>
+        <w:t xml:space="preserve"> </w:t>
+      </w:r>
+      <w:r>
+        <w:rPr>
+          <w:lang w:val="en-US"/>
+        </w:rPr>
+        <w:t>UI</w:t>
       </w:r>
       <w:r>
         <w:t xml:space="preserve"> </w:t>
@@ -2036,7 +2160,10 @@
         <w:t xml:space="preserve">в </w:t>
       </w:r>
       <w:r>
-        <w:t>таблице сравнительного анализа, так как чаще всего используется для дополнительных эффектов на экране (капли крови или воды), в остальных случаях мета тип сложно отличить от недиегетической и их могут не разделять.</w:t>
+        <w:rPr>
+          <w:lang w:val="en-US"/>
+        </w:rPr>
+        <w:t>VR</w:t>
       </w:r>
     </w:p>
     <w:tbl>
@@ -2441,7 +2568,6 @@
         </w:numPr>
       </w:pPr>
       <w:r>
-        <w:lastRenderedPageBreak/>
         <w:t>Недиегетический 0,7 * 0,5 + 477 * 0,25 + 5</w:t>
       </w:r>
       <w:r>
@@ -2463,10 +2589,7 @@
         </w:numPr>
       </w:pPr>
       <w:r>
-        <w:t xml:space="preserve">Пространственный </w:t>
-      </w:r>
-      <w:r>
-        <w:t>0,7 * 0,5 + 487* 0,25 + 5</w:t>
+        <w:t>Пространственный 0,7 * 0,5 + 487* 0,25 + 5</w:t>
       </w:r>
       <w:r>
         <w:rPr>
@@ -2475,10 +2598,7 @@
         <w:t>/</w:t>
       </w:r>
       <w:r>
-        <w:t>7*0,25</w:t>
-      </w:r>
-      <w:r>
-        <w:t xml:space="preserve"> = 4</w:t>
+        <w:t>7*0,25 = 4</w:t>
       </w:r>
       <w:r>
         <w:rPr>
@@ -2494,6 +2614,1235 @@
       </w:r>
       <w:r>
         <w:t>79</w:t>
+      </w:r>
+    </w:p>
+    <w:p>
+      <w:pPr>
+        <w:pStyle w:val="a5"/>
+      </w:pPr>
+      <w:r>
+        <w:t>Пространственный тип пользовательского интерфейса лучше всего подходит разрабатываемой игре из-за максимальной взвешенной суммы.</w:t>
+      </w:r>
+    </w:p>
+    <w:p>
+      <w:pPr>
+        <w:rPr>
+          <w:rFonts w:ascii="Times New Roman" w:hAnsi="Times New Roman" w:cs="Times New Roman"/>
+          <w:sz w:val="28"/>
+          <w:szCs w:val="28"/>
+        </w:rPr>
+      </w:pPr>
+      <w:r>
+        <w:br w:type="page"/>
+      </w:r>
+    </w:p>
+    <w:p>
+      <w:pPr>
+        <w:rPr>
+          <w:rFonts w:ascii="Times New Roman" w:hAnsi="Times New Roman" w:cs="Times New Roman"/>
+          <w:sz w:val="28"/>
+          <w:szCs w:val="28"/>
+        </w:rPr>
+      </w:pPr>
+      <w:r>
+        <w:lastRenderedPageBreak/>
+        <w:br w:type="page"/>
+      </w:r>
+    </w:p>
+    <w:p>
+      <w:pPr>
+        <w:pStyle w:val="a3"/>
+      </w:pPr>
+      <w:r>
+        <w:lastRenderedPageBreak/>
+        <w:t>Список используемых источников</w:t>
+      </w:r>
+    </w:p>
+    <w:p>
+      <w:pPr>
+        <w:pStyle w:val="a5"/>
+        <w:numPr>
+          <w:ilvl w:val="0"/>
+          <w:numId w:val="6"/>
+        </w:numPr>
+        <w:ind w:left="993"/>
+      </w:pPr>
+      <w:r>
+        <w:t>Подино</w:t>
+      </w:r>
+      <w:bookmarkStart w:id="0" w:name="Подиновский"/>
+      <w:bookmarkEnd w:id="0"/>
+      <w:r>
+        <w:t xml:space="preserve">вский В.В., Потапов М.А. Метод взвешенной суммы критериев в анализе многокритериальных решений: pro et contra // Бизнес-информатика. 2013. № 3(25). С. 41–48. </w:t>
+      </w:r>
+      <w:r>
+        <w:t>Режим доступа:</w:t>
+      </w:r>
+      <w:r>
+        <w:t xml:space="preserve"> </w:t>
+      </w:r>
+      <w:hyperlink r:id="rId8" w:history="1">
+        <w:r>
+          <w:rPr>
+            <w:rStyle w:val="a9"/>
+          </w:rPr>
+          <w:t>https://bijournal.hse.ru/data/2013/10/11/1281327437/5.pdf</w:t>
+        </w:r>
+      </w:hyperlink>
+      <w:r>
+        <w:t xml:space="preserve">. </w:t>
+      </w:r>
+      <w:r>
+        <w:br/>
+      </w:r>
+      <w:r>
+        <w:t>(</w:t>
+      </w:r>
+      <w:r>
+        <w:t xml:space="preserve">Дата обращения: </w:t>
+      </w:r>
+      <w:r>
+        <w:t>12</w:t>
+      </w:r>
+      <w:r>
+        <w:t>.03.2025</w:t>
+      </w:r>
+      <w:r>
+        <w:t>).</w:t>
+      </w:r>
+    </w:p>
+    <w:p>
+      <w:pPr>
+        <w:pStyle w:val="a5"/>
+        <w:numPr>
+          <w:ilvl w:val="0"/>
+          <w:numId w:val="6"/>
+        </w:numPr>
+        <w:ind w:left="993"/>
+      </w:pPr>
+      <w:bookmarkStart w:id="1" w:name="_Hlk193061329"/>
+      <w:r>
+        <w:t>Blad</w:t>
+      </w:r>
+      <w:bookmarkStart w:id="2" w:name="BladeAndSorceryStore"/>
+      <w:bookmarkEnd w:id="2"/>
+      <w:r>
+        <w:t xml:space="preserve">e and Sorcery [электронный ресурс]. Режим доступа: </w:t>
+      </w:r>
+      <w:hyperlink r:id="rId9" w:history="1">
+        <w:r>
+          <w:rPr>
+            <w:rStyle w:val="a9"/>
+          </w:rPr>
+          <w:t>https://store.steampowered.com/app/629730/Blade_and_Sorcery</w:t>
+        </w:r>
+      </w:hyperlink>
+      <w:r>
+        <w:t xml:space="preserve">. </w:t>
+      </w:r>
+      <w:r>
+        <w:br/>
+      </w:r>
+      <w:r>
+        <w:t>(</w:t>
+      </w:r>
+      <w:r>
+        <w:t xml:space="preserve">Дата обращения: </w:t>
+      </w:r>
+      <w:r>
+        <w:rPr>
+          <w:lang w:val="en-US"/>
+        </w:rPr>
+        <w:t>1</w:t>
+      </w:r>
+      <w:r>
+        <w:t>2.03.2025</w:t>
+      </w:r>
+      <w:r>
+        <w:t>).</w:t>
+      </w:r>
+      <w:bookmarkEnd w:id="1"/>
+    </w:p>
+    <w:p>
+      <w:pPr>
+        <w:pStyle w:val="a5"/>
+        <w:numPr>
+          <w:ilvl w:val="0"/>
+          <w:numId w:val="6"/>
+        </w:numPr>
+        <w:ind w:left="993"/>
+      </w:pPr>
+      <w:r>
+        <w:rPr>
+          <w:lang w:val="en-US"/>
+        </w:rPr>
+        <w:t>Blade</w:t>
+      </w:r>
+      <w:r>
+        <w:t xml:space="preserve"> &amp; </w:t>
+      </w:r>
+      <w:r>
+        <w:rPr>
+          <w:lang w:val="en-US"/>
+        </w:rPr>
+        <w:t>So</w:t>
+      </w:r>
+      <w:bookmarkStart w:id="3" w:name="BladeAndSorceryDB"/>
+      <w:bookmarkEnd w:id="3"/>
+      <w:r>
+        <w:rPr>
+          <w:lang w:val="en-US"/>
+        </w:rPr>
+        <w:t>rcery</w:t>
+      </w:r>
+      <w:r>
+        <w:t xml:space="preserve"> [</w:t>
+      </w:r>
+      <w:r>
+        <w:t>электронный ресурс</w:t>
+      </w:r>
+      <w:r>
+        <w:t>]</w:t>
+      </w:r>
+      <w:r>
+        <w:t xml:space="preserve">. </w:t>
+      </w:r>
+      <w:r>
+        <w:t>Режим доступа:</w:t>
+      </w:r>
+      <w:r>
+        <w:t xml:space="preserve"> </w:t>
+      </w:r>
+      <w:hyperlink r:id="rId10" w:history="1">
+        <w:r>
+          <w:rPr>
+            <w:rStyle w:val="a9"/>
+          </w:rPr>
+          <w:t>https://steamdb.info/app/629730/charts/</w:t>
+        </w:r>
+      </w:hyperlink>
+      <w:r>
+        <w:t>. (</w:t>
+      </w:r>
+      <w:r>
+        <w:t xml:space="preserve">Дата обращения: </w:t>
+      </w:r>
+      <w:r>
+        <w:rPr>
+          <w:lang w:val="en-US"/>
+        </w:rPr>
+        <w:t>1</w:t>
+      </w:r>
+      <w:r>
+        <w:t>2.03.2025</w:t>
+      </w:r>
+      <w:r>
+        <w:t>).</w:t>
+      </w:r>
+    </w:p>
+    <w:p>
+      <w:pPr>
+        <w:pStyle w:val="a5"/>
+        <w:numPr>
+          <w:ilvl w:val="0"/>
+          <w:numId w:val="6"/>
+        </w:numPr>
+        <w:ind w:left="993"/>
+      </w:pPr>
+      <w:r>
+        <w:rPr>
+          <w:lang w:val="en-US"/>
+        </w:rPr>
+        <w:t>The E</w:t>
+      </w:r>
+      <w:bookmarkStart w:id="4" w:name="SkyrimStore"/>
+      <w:bookmarkEnd w:id="4"/>
+      <w:r>
+        <w:rPr>
+          <w:lang w:val="en-US"/>
+        </w:rPr>
+        <w:t>lder Scrolls V: Skyrim VR [</w:t>
+      </w:r>
+      <w:r>
+        <w:t>электронный</w:t>
+      </w:r>
+      <w:r>
+        <w:rPr>
+          <w:lang w:val="en-US"/>
+        </w:rPr>
+        <w:t xml:space="preserve"> </w:t>
+      </w:r>
+      <w:r>
+        <w:t>ресурс</w:t>
+      </w:r>
+      <w:r>
+        <w:rPr>
+          <w:lang w:val="en-US"/>
+        </w:rPr>
+        <w:t xml:space="preserve">]. </w:t>
+      </w:r>
+      <w:r>
+        <w:t>Режим доступа:</w:t>
+      </w:r>
+      <w:r>
+        <w:t xml:space="preserve"> https://store.steampowered.com/app/611670/The_Elder_Scrolls_V_Skyrim_VR/</w:t>
+      </w:r>
+      <w:r>
+        <w:t xml:space="preserve">. </w:t>
+      </w:r>
+      <w:r>
+        <w:t>(</w:t>
+      </w:r>
+      <w:r>
+        <w:t xml:space="preserve">Дата обращения: </w:t>
+      </w:r>
+      <w:r>
+        <w:t>1</w:t>
+      </w:r>
+      <w:r>
+        <w:t>2.03.2025</w:t>
+      </w:r>
+      <w:r>
+        <w:t>).</w:t>
+      </w:r>
+    </w:p>
+    <w:p>
+      <w:pPr>
+        <w:pStyle w:val="a5"/>
+        <w:numPr>
+          <w:ilvl w:val="0"/>
+          <w:numId w:val="6"/>
+        </w:numPr>
+        <w:ind w:left="993"/>
+      </w:pPr>
+      <w:r>
+        <w:rPr>
+          <w:lang w:val="en-US"/>
+        </w:rPr>
+        <w:t>The E</w:t>
+      </w:r>
+      <w:bookmarkStart w:id="5" w:name="SkyrimDB"/>
+      <w:bookmarkEnd w:id="5"/>
+      <w:r>
+        <w:rPr>
+          <w:lang w:val="en-US"/>
+        </w:rPr>
+        <w:t xml:space="preserve">lder Scrolls V: Skyrim VR </w:t>
+      </w:r>
+      <w:r>
+        <w:rPr>
+          <w:lang w:val="en-US"/>
+        </w:rPr>
+        <w:t>[</w:t>
+      </w:r>
+      <w:r>
+        <w:t>электронный</w:t>
+      </w:r>
+      <w:r>
+        <w:rPr>
+          <w:lang w:val="en-US"/>
+        </w:rPr>
+        <w:t xml:space="preserve"> </w:t>
+      </w:r>
+      <w:r>
+        <w:t>ресурс</w:t>
+      </w:r>
+      <w:r>
+        <w:rPr>
+          <w:lang w:val="en-US"/>
+        </w:rPr>
+        <w:t xml:space="preserve">]. </w:t>
+      </w:r>
+      <w:r>
+        <w:t>Режим доступа:</w:t>
+      </w:r>
+      <w:r>
+        <w:t xml:space="preserve"> </w:t>
+      </w:r>
+      <w:r>
+        <w:t>https://steamdb.info/app/611670/info/</w:t>
+      </w:r>
+      <w:r>
+        <w:t>.</w:t>
+      </w:r>
+      <w:r>
+        <w:t xml:space="preserve"> </w:t>
+      </w:r>
+      <w:r>
+        <w:t>(</w:t>
+      </w:r>
+      <w:r>
+        <w:t xml:space="preserve">Дата обращения: </w:t>
+      </w:r>
+      <w:r>
+        <w:t>1</w:t>
+      </w:r>
+      <w:r>
+        <w:t>2.03.2025</w:t>
+      </w:r>
+      <w:r>
+        <w:t>).</w:t>
+      </w:r>
+    </w:p>
+    <w:p>
+      <w:pPr>
+        <w:pStyle w:val="a5"/>
+        <w:numPr>
+          <w:ilvl w:val="0"/>
+          <w:numId w:val="6"/>
+        </w:numPr>
+        <w:ind w:left="993"/>
+      </w:pPr>
+      <w:r>
+        <w:rPr>
+          <w:lang w:val="en-US"/>
+        </w:rPr>
+        <w:t>GOR</w:t>
+      </w:r>
+      <w:bookmarkStart w:id="6" w:name="GORNStore"/>
+      <w:bookmarkEnd w:id="6"/>
+      <w:r>
+        <w:rPr>
+          <w:lang w:val="en-US"/>
+        </w:rPr>
+        <w:t>N</w:t>
+      </w:r>
+      <w:r>
+        <w:t xml:space="preserve"> [</w:t>
+      </w:r>
+      <w:r>
+        <w:t>электронный</w:t>
+      </w:r>
+      <w:r>
+        <w:t xml:space="preserve"> </w:t>
+      </w:r>
+      <w:r>
+        <w:t>ресурс</w:t>
+      </w:r>
+      <w:r>
+        <w:t xml:space="preserve">]. </w:t>
+      </w:r>
+      <w:r>
+        <w:t>Режим доступа:</w:t>
+      </w:r>
+      <w:r>
+        <w:t xml:space="preserve"> </w:t>
+      </w:r>
+      <w:hyperlink r:id="rId11" w:history="1">
+        <w:r>
+          <w:rPr>
+            <w:rStyle w:val="a9"/>
+            <w:lang w:val="en-US"/>
+          </w:rPr>
+          <w:t>https</w:t>
+        </w:r>
+        <w:r>
+          <w:rPr>
+            <w:rStyle w:val="a9"/>
+          </w:rPr>
+          <w:t>://</w:t>
+        </w:r>
+        <w:r>
+          <w:rPr>
+            <w:rStyle w:val="a9"/>
+            <w:lang w:val="en-US"/>
+          </w:rPr>
+          <w:t>store</w:t>
+        </w:r>
+        <w:r>
+          <w:rPr>
+            <w:rStyle w:val="a9"/>
+          </w:rPr>
+          <w:t>.</w:t>
+        </w:r>
+        <w:r>
+          <w:rPr>
+            <w:rStyle w:val="a9"/>
+            <w:lang w:val="en-US"/>
+          </w:rPr>
+          <w:t>steampowered</w:t>
+        </w:r>
+        <w:r>
+          <w:rPr>
+            <w:rStyle w:val="a9"/>
+          </w:rPr>
+          <w:t>.</w:t>
+        </w:r>
+        <w:r>
+          <w:rPr>
+            <w:rStyle w:val="a9"/>
+            <w:lang w:val="en-US"/>
+          </w:rPr>
+          <w:t>com</w:t>
+        </w:r>
+        <w:r>
+          <w:rPr>
+            <w:rStyle w:val="a9"/>
+          </w:rPr>
+          <w:t>/</w:t>
+        </w:r>
+        <w:r>
+          <w:rPr>
+            <w:rStyle w:val="a9"/>
+            <w:lang w:val="en-US"/>
+          </w:rPr>
+          <w:t>app</w:t>
+        </w:r>
+        <w:r>
+          <w:rPr>
+            <w:rStyle w:val="a9"/>
+          </w:rPr>
+          <w:t>/578620/</w:t>
+        </w:r>
+        <w:r>
+          <w:rPr>
+            <w:rStyle w:val="a9"/>
+            <w:lang w:val="en-US"/>
+          </w:rPr>
+          <w:t>GORN</w:t>
+        </w:r>
+        <w:r>
+          <w:rPr>
+            <w:rStyle w:val="a9"/>
+          </w:rPr>
+          <w:t>/?</w:t>
+        </w:r>
+        <w:r>
+          <w:rPr>
+            <w:rStyle w:val="a9"/>
+            <w:lang w:val="en-US"/>
+          </w:rPr>
+          <w:t>curator</w:t>
+        </w:r>
+        <w:r>
+          <w:rPr>
+            <w:rStyle w:val="a9"/>
+          </w:rPr>
+          <w:t>_</w:t>
+        </w:r>
+        <w:r>
+          <w:rPr>
+            <w:rStyle w:val="a9"/>
+            <w:lang w:val="en-US"/>
+          </w:rPr>
+          <w:t>clanid</w:t>
+        </w:r>
+        <w:r>
+          <w:rPr>
+            <w:rStyle w:val="a9"/>
+          </w:rPr>
+          <w:t>=4777282</w:t>
+        </w:r>
+      </w:hyperlink>
+      <w:r>
+        <w:t>. (</w:t>
+      </w:r>
+      <w:r>
+        <w:t xml:space="preserve">Дата обращения: </w:t>
+      </w:r>
+      <w:r>
+        <w:t>1</w:t>
+      </w:r>
+      <w:r>
+        <w:t>2.03.2025</w:t>
+      </w:r>
+      <w:r>
+        <w:t>)</w:t>
+      </w:r>
+      <w:r>
+        <w:rPr>
+          <w:lang w:val="en-US"/>
+        </w:rPr>
+        <w:t>.</w:t>
+      </w:r>
+    </w:p>
+    <w:p>
+      <w:pPr>
+        <w:pStyle w:val="a5"/>
+        <w:numPr>
+          <w:ilvl w:val="0"/>
+          <w:numId w:val="6"/>
+        </w:numPr>
+        <w:ind w:left="993"/>
+      </w:pPr>
+      <w:r>
+        <w:rPr>
+          <w:lang w:val="en-US"/>
+        </w:rPr>
+        <w:t>GO</w:t>
+      </w:r>
+      <w:bookmarkStart w:id="7" w:name="GORNDB"/>
+      <w:bookmarkEnd w:id="7"/>
+      <w:r>
+        <w:rPr>
+          <w:lang w:val="en-US"/>
+        </w:rPr>
+        <w:t>RN</w:t>
+      </w:r>
+      <w:r>
+        <w:t xml:space="preserve"> [</w:t>
+      </w:r>
+      <w:r>
+        <w:t>электронный</w:t>
+      </w:r>
+      <w:r>
+        <w:t xml:space="preserve"> </w:t>
+      </w:r>
+      <w:r>
+        <w:t>ресурс</w:t>
+      </w:r>
+      <w:r>
+        <w:t xml:space="preserve">]. </w:t>
+      </w:r>
+      <w:r>
+        <w:t>Режим доступа:</w:t>
+      </w:r>
+      <w:r>
+        <w:t xml:space="preserve"> </w:t>
+      </w:r>
+      <w:hyperlink r:id="rId12" w:history="1">
+        <w:r>
+          <w:rPr>
+            <w:rStyle w:val="a9"/>
+            <w:lang w:val="en-US"/>
+          </w:rPr>
+          <w:t>https</w:t>
+        </w:r>
+        <w:r>
+          <w:rPr>
+            <w:rStyle w:val="a9"/>
+          </w:rPr>
+          <w:t>://</w:t>
+        </w:r>
+        <w:r>
+          <w:rPr>
+            <w:rStyle w:val="a9"/>
+            <w:lang w:val="en-US"/>
+          </w:rPr>
+          <w:t>store</w:t>
+        </w:r>
+        <w:r>
+          <w:rPr>
+            <w:rStyle w:val="a9"/>
+          </w:rPr>
+          <w:t>.</w:t>
+        </w:r>
+        <w:r>
+          <w:rPr>
+            <w:rStyle w:val="a9"/>
+            <w:lang w:val="en-US"/>
+          </w:rPr>
+          <w:t>steampowered</w:t>
+        </w:r>
+        <w:r>
+          <w:rPr>
+            <w:rStyle w:val="a9"/>
+          </w:rPr>
+          <w:t>.</w:t>
+        </w:r>
+        <w:r>
+          <w:rPr>
+            <w:rStyle w:val="a9"/>
+            <w:lang w:val="en-US"/>
+          </w:rPr>
+          <w:t>com</w:t>
+        </w:r>
+        <w:r>
+          <w:rPr>
+            <w:rStyle w:val="a9"/>
+          </w:rPr>
+          <w:t>/</w:t>
+        </w:r>
+        <w:r>
+          <w:rPr>
+            <w:rStyle w:val="a9"/>
+            <w:lang w:val="en-US"/>
+          </w:rPr>
+          <w:t>app</w:t>
+        </w:r>
+        <w:r>
+          <w:rPr>
+            <w:rStyle w:val="a9"/>
+          </w:rPr>
+          <w:t>/578620/</w:t>
+        </w:r>
+        <w:r>
+          <w:rPr>
+            <w:rStyle w:val="a9"/>
+            <w:lang w:val="en-US"/>
+          </w:rPr>
+          <w:t>GORN</w:t>
+        </w:r>
+        <w:r>
+          <w:rPr>
+            <w:rStyle w:val="a9"/>
+          </w:rPr>
+          <w:t>/?</w:t>
+        </w:r>
+        <w:r>
+          <w:rPr>
+            <w:rStyle w:val="a9"/>
+            <w:lang w:val="en-US"/>
+          </w:rPr>
+          <w:t>curator</w:t>
+        </w:r>
+        <w:r>
+          <w:rPr>
+            <w:rStyle w:val="a9"/>
+          </w:rPr>
+          <w:t>_</w:t>
+        </w:r>
+        <w:r>
+          <w:rPr>
+            <w:rStyle w:val="a9"/>
+            <w:lang w:val="en-US"/>
+          </w:rPr>
+          <w:t>clanid</w:t>
+        </w:r>
+        <w:r>
+          <w:rPr>
+            <w:rStyle w:val="a9"/>
+          </w:rPr>
+          <w:t>=4777282</w:t>
+        </w:r>
+      </w:hyperlink>
+      <w:r>
+        <w:t>. (</w:t>
+      </w:r>
+      <w:r>
+        <w:t xml:space="preserve">Дата обращения: </w:t>
+      </w:r>
+      <w:r>
+        <w:t>1</w:t>
+      </w:r>
+      <w:r>
+        <w:t>2.03.2025</w:t>
+      </w:r>
+      <w:r>
+        <w:t>)</w:t>
+      </w:r>
+      <w:r>
+        <w:rPr>
+          <w:lang w:val="en-US"/>
+        </w:rPr>
+        <w:t>.</w:t>
+      </w:r>
+    </w:p>
+    <w:p>
+      <w:pPr>
+        <w:pStyle w:val="a5"/>
+        <w:numPr>
+          <w:ilvl w:val="0"/>
+          <w:numId w:val="6"/>
+        </w:numPr>
+        <w:ind w:left="993"/>
+      </w:pPr>
+      <w:r>
+        <w:rPr>
+          <w:lang w:val="en-US"/>
+        </w:rPr>
+        <w:t>Raffaele</w:t>
+      </w:r>
+      <w:r>
+        <w:rPr>
+          <w:lang w:val="en-US"/>
+        </w:rPr>
+        <w:t xml:space="preserve">, </w:t>
+      </w:r>
+      <w:r>
+        <w:rPr>
+          <w:lang w:val="en-US"/>
+        </w:rPr>
+        <w:t>Ren</w:t>
+      </w:r>
+      <w:bookmarkStart w:id="8" w:name="RaffaeleVRImmersiveUI"/>
+      <w:bookmarkEnd w:id="8"/>
+      <w:r>
+        <w:rPr>
+          <w:lang w:val="en-US"/>
+        </w:rPr>
+        <w:t>nan</w:t>
+      </w:r>
+      <w:r>
+        <w:rPr>
+          <w:lang w:val="en-US"/>
+        </w:rPr>
+        <w:t xml:space="preserve"> </w:t>
+      </w:r>
+      <w:r>
+        <w:rPr>
+          <w:lang w:val="en-US"/>
+        </w:rPr>
+        <w:t>C</w:t>
+      </w:r>
+      <w:r>
+        <w:rPr>
+          <w:lang w:val="en-US"/>
+        </w:rPr>
+        <w:t xml:space="preserve">. </w:t>
+      </w:r>
+      <w:r>
+        <w:rPr>
+          <w:lang w:val="en-US"/>
+        </w:rPr>
+        <w:t>«</w:t>
+      </w:r>
+      <w:r>
+        <w:rPr>
+          <w:lang w:val="en-US"/>
+        </w:rPr>
+        <w:t>Virtual</w:t>
+      </w:r>
+      <w:r>
+        <w:rPr>
+          <w:lang w:val="en-US"/>
+        </w:rPr>
+        <w:t xml:space="preserve"> </w:t>
+      </w:r>
+      <w:r>
+        <w:rPr>
+          <w:lang w:val="en-US"/>
+        </w:rPr>
+        <w:t>Reality</w:t>
+      </w:r>
+      <w:r>
+        <w:rPr>
+          <w:lang w:val="en-US"/>
+        </w:rPr>
+        <w:t xml:space="preserve"> </w:t>
+      </w:r>
+      <w:r>
+        <w:rPr>
+          <w:lang w:val="en-US"/>
+        </w:rPr>
+        <w:t>Immersive</w:t>
+      </w:r>
+      <w:r>
+        <w:rPr>
+          <w:lang w:val="en-US"/>
+        </w:rPr>
+        <w:t xml:space="preserve"> </w:t>
+      </w:r>
+      <w:r>
+        <w:rPr>
+          <w:lang w:val="en-US"/>
+        </w:rPr>
+        <w:t>user</w:t>
+      </w:r>
+      <w:r>
+        <w:rPr>
+          <w:lang w:val="en-US"/>
+        </w:rPr>
+        <w:t xml:space="preserve"> </w:t>
+      </w:r>
+      <w:r>
+        <w:rPr>
+          <w:lang w:val="en-US"/>
+        </w:rPr>
+        <w:t>interface</w:t>
+      </w:r>
+      <w:r>
+        <w:rPr>
+          <w:lang w:val="en-US"/>
+        </w:rPr>
+        <w:t xml:space="preserve"> </w:t>
+      </w:r>
+      <w:r>
+        <w:rPr>
+          <w:lang w:val="en-US"/>
+        </w:rPr>
+        <w:t>for</w:t>
+      </w:r>
+      <w:r>
+        <w:rPr>
+          <w:lang w:val="en-US"/>
+        </w:rPr>
+        <w:t xml:space="preserve"> </w:t>
+      </w:r>
+      <w:r>
+        <w:rPr>
+          <w:lang w:val="en-US"/>
+        </w:rPr>
+        <w:t>first</w:t>
+      </w:r>
+      <w:r>
+        <w:rPr>
+          <w:lang w:val="en-US"/>
+        </w:rPr>
+        <w:t xml:space="preserve"> </w:t>
+      </w:r>
+      <w:r>
+        <w:rPr>
+          <w:lang w:val="en-US"/>
+        </w:rPr>
+        <w:t>person</w:t>
+      </w:r>
+      <w:r>
+        <w:rPr>
+          <w:lang w:val="en-US"/>
+        </w:rPr>
+        <w:t xml:space="preserve"> </w:t>
+      </w:r>
+      <w:r>
+        <w:rPr>
+          <w:lang w:val="en-US"/>
+        </w:rPr>
+        <w:t>view</w:t>
+      </w:r>
+      <w:r>
+        <w:rPr>
+          <w:lang w:val="en-US"/>
+        </w:rPr>
+        <w:t xml:space="preserve"> </w:t>
+      </w:r>
+      <w:r>
+        <w:rPr>
+          <w:lang w:val="en-US"/>
+        </w:rPr>
+        <w:t>games</w:t>
+      </w:r>
+      <w:r>
+        <w:rPr>
+          <w:lang w:val="en-US"/>
+        </w:rPr>
+        <w:t xml:space="preserve">»: </w:t>
+      </w:r>
+      <w:r>
+        <w:t>дис</w:t>
+      </w:r>
+      <w:r>
+        <w:rPr>
+          <w:lang w:val="en-US"/>
+        </w:rPr>
+        <w:t xml:space="preserve">. … </w:t>
+      </w:r>
+      <w:r>
+        <w:t>магистра</w:t>
+      </w:r>
+      <w:r>
+        <w:rPr>
+          <w:lang w:val="en-US"/>
+        </w:rPr>
+        <w:t xml:space="preserve"> </w:t>
+      </w:r>
+      <w:r>
+        <w:t>в</w:t>
+      </w:r>
+      <w:r>
+        <w:rPr>
+          <w:lang w:val="en-US"/>
+        </w:rPr>
+        <w:t xml:space="preserve"> </w:t>
+      </w:r>
+      <w:r>
+        <w:t>области</w:t>
+      </w:r>
+      <w:r>
+        <w:rPr>
+          <w:lang w:val="en-US"/>
+        </w:rPr>
+        <w:t xml:space="preserve"> </w:t>
+      </w:r>
+      <w:r>
+        <w:t>дизайна</w:t>
+      </w:r>
+      <w:r>
+        <w:rPr>
+          <w:lang w:val="en-US"/>
+        </w:rPr>
+        <w:t xml:space="preserve"> </w:t>
+      </w:r>
+      <w:r>
+        <w:t>и</w:t>
+      </w:r>
+      <w:r>
+        <w:rPr>
+          <w:lang w:val="en-US"/>
+        </w:rPr>
+        <w:t xml:space="preserve"> </w:t>
+      </w:r>
+      <w:r>
+        <w:t>разработки</w:t>
+      </w:r>
+      <w:r>
+        <w:rPr>
+          <w:lang w:val="en-US"/>
+        </w:rPr>
+        <w:t xml:space="preserve"> </w:t>
+      </w:r>
+      <w:r>
+        <w:t>цифровых</w:t>
+      </w:r>
+      <w:r>
+        <w:rPr>
+          <w:lang w:val="en-US"/>
+        </w:rPr>
+        <w:t xml:space="preserve"> </w:t>
+      </w:r>
+      <w:r>
+        <w:t>игр</w:t>
+      </w:r>
+      <w:r>
+        <w:rPr>
+          <w:lang w:val="en-US"/>
+        </w:rPr>
+        <w:t xml:space="preserve">. – </w:t>
+      </w:r>
+      <w:r>
+        <w:rPr>
+          <w:lang w:val="en-US"/>
+        </w:rPr>
+        <w:t>Covilh</w:t>
+      </w:r>
+      <w:r>
+        <w:rPr>
+          <w:lang w:val="en-US"/>
+        </w:rPr>
+        <w:t>ã, 2017.</w:t>
+      </w:r>
+      <w:r>
+        <w:rPr>
+          <w:lang w:val="en-US"/>
+        </w:rPr>
+        <w:t xml:space="preserve"> </w:t>
+      </w:r>
+      <w:r>
+        <w:rPr>
+          <w:lang w:val="en-US"/>
+        </w:rPr>
+        <w:t xml:space="preserve">– </w:t>
+      </w:r>
+      <w:r>
+        <w:t>Режим</w:t>
+      </w:r>
+      <w:r>
+        <w:rPr>
+          <w:lang w:val="en-US"/>
+        </w:rPr>
+        <w:t xml:space="preserve"> </w:t>
+      </w:r>
+      <w:r>
+        <w:t>доступа</w:t>
+      </w:r>
+      <w:r>
+        <w:rPr>
+          <w:lang w:val="en-US"/>
+        </w:rPr>
+        <w:t xml:space="preserve">: </w:t>
+      </w:r>
+      <w:hyperlink r:id="rId13" w:history="1">
+        <w:r>
+          <w:rPr>
+            <w:rStyle w:val="a9"/>
+            <w:lang w:val="en-US"/>
+          </w:rPr>
+          <w:t xml:space="preserve">(4) </w:t>
+        </w:r>
+        <w:r>
+          <w:rPr>
+            <w:rStyle w:val="a9"/>
+            <w:lang w:val="en-US"/>
+          </w:rPr>
+          <w:t>Virtual</w:t>
+        </w:r>
+        <w:r>
+          <w:rPr>
+            <w:rStyle w:val="a9"/>
+            <w:lang w:val="en-US"/>
+          </w:rPr>
+          <w:t xml:space="preserve"> </w:t>
+        </w:r>
+        <w:r>
+          <w:rPr>
+            <w:rStyle w:val="a9"/>
+            <w:lang w:val="en-US"/>
+          </w:rPr>
+          <w:t>Reality</w:t>
+        </w:r>
+        <w:r>
+          <w:rPr>
+            <w:rStyle w:val="a9"/>
+            <w:lang w:val="en-US"/>
+          </w:rPr>
+          <w:t xml:space="preserve"> </w:t>
+        </w:r>
+        <w:r>
+          <w:rPr>
+            <w:rStyle w:val="a9"/>
+            <w:lang w:val="en-US"/>
+          </w:rPr>
+          <w:t>Immersive</w:t>
+        </w:r>
+        <w:r>
+          <w:rPr>
+            <w:rStyle w:val="a9"/>
+            <w:lang w:val="en-US"/>
+          </w:rPr>
+          <w:t xml:space="preserve"> </w:t>
+        </w:r>
+        <w:r>
+          <w:rPr>
+            <w:rStyle w:val="a9"/>
+            <w:lang w:val="en-US"/>
+          </w:rPr>
+          <w:t>user</w:t>
+        </w:r>
+        <w:r>
+          <w:rPr>
+            <w:rStyle w:val="a9"/>
+            <w:lang w:val="en-US"/>
+          </w:rPr>
+          <w:t xml:space="preserve"> </w:t>
+        </w:r>
+        <w:r>
+          <w:rPr>
+            <w:rStyle w:val="a9"/>
+            <w:lang w:val="en-US"/>
+          </w:rPr>
+          <w:t>interface</w:t>
+        </w:r>
+        <w:r>
+          <w:rPr>
+            <w:rStyle w:val="a9"/>
+            <w:lang w:val="en-US"/>
+          </w:rPr>
+          <w:t xml:space="preserve"> </w:t>
+        </w:r>
+        <w:r>
+          <w:rPr>
+            <w:rStyle w:val="a9"/>
+            <w:lang w:val="en-US"/>
+          </w:rPr>
+          <w:t>for</w:t>
+        </w:r>
+        <w:r>
+          <w:rPr>
+            <w:rStyle w:val="a9"/>
+            <w:lang w:val="en-US"/>
+          </w:rPr>
+          <w:t xml:space="preserve"> </w:t>
+        </w:r>
+        <w:r>
+          <w:rPr>
+            <w:rStyle w:val="a9"/>
+            <w:lang w:val="en-US"/>
+          </w:rPr>
+          <w:t>first</w:t>
+        </w:r>
+        <w:r>
+          <w:rPr>
+            <w:rStyle w:val="a9"/>
+            <w:lang w:val="en-US"/>
+          </w:rPr>
+          <w:t xml:space="preserve"> </w:t>
+        </w:r>
+        <w:r>
+          <w:rPr>
+            <w:rStyle w:val="a9"/>
+            <w:lang w:val="en-US"/>
+          </w:rPr>
+          <w:t>person</w:t>
+        </w:r>
+        <w:r>
+          <w:rPr>
+            <w:rStyle w:val="a9"/>
+            <w:lang w:val="en-US"/>
+          </w:rPr>
+          <w:t xml:space="preserve"> </w:t>
+        </w:r>
+        <w:r>
+          <w:rPr>
+            <w:rStyle w:val="a9"/>
+            <w:lang w:val="en-US"/>
+          </w:rPr>
+          <w:t>view</w:t>
+        </w:r>
+        <w:r>
+          <w:rPr>
+            <w:rStyle w:val="a9"/>
+            <w:lang w:val="en-US"/>
+          </w:rPr>
+          <w:t xml:space="preserve"> </w:t>
+        </w:r>
+        <w:r>
+          <w:rPr>
+            <w:rStyle w:val="a9"/>
+            <w:lang w:val="en-US"/>
+          </w:rPr>
+          <w:t>games</w:t>
+        </w:r>
+      </w:hyperlink>
+      <w:r>
+        <w:rPr>
+          <w:lang w:val="en-US"/>
+        </w:rPr>
+        <w:t xml:space="preserve">. </w:t>
+      </w:r>
+      <w:r>
+        <w:t xml:space="preserve">(Дата обращения: </w:t>
+      </w:r>
+      <w:r>
+        <w:t>1</w:t>
+      </w:r>
+      <w:r>
+        <w:t>2.03.2025</w:t>
+      </w:r>
+      <w:r>
+        <w:t>).</w:t>
+      </w:r>
+    </w:p>
+    <w:p>
+      <w:pPr>
+        <w:pStyle w:val="a5"/>
+        <w:numPr>
+          <w:ilvl w:val="0"/>
+          <w:numId w:val="6"/>
+        </w:numPr>
+        <w:ind w:left="993"/>
+      </w:pPr>
+      <w:r>
+        <w:t>Классификация игровых интерфейсов</w:t>
+      </w:r>
+      <w:r>
+        <w:t xml:space="preserve">. </w:t>
+      </w:r>
+      <w:r>
+        <w:t>Гоар Ерицян</w:t>
+      </w:r>
+      <w:r>
+        <w:t xml:space="preserve"> </w:t>
+      </w:r>
+      <w:r>
+        <w:t>[</w:t>
+      </w:r>
+      <w:r>
+        <w:t>электронный ресурс</w:t>
+      </w:r>
+      <w:r>
+        <w:t>]</w:t>
+      </w:r>
+      <w:r>
+        <w:t xml:space="preserve">. Режим доступа: </w:t>
+      </w:r>
+      <w:hyperlink r:id="rId14" w:history="1">
+        <w:r>
+          <w:rPr>
+            <w:rStyle w:val="a9"/>
+          </w:rPr>
+          <w:t>https://hsedesign.ru/project/2f88f1aab41e4b18a209d107ff898016</w:t>
+        </w:r>
+      </w:hyperlink>
+      <w:r>
+        <w:t xml:space="preserve">. (Дата обращения: </w:t>
+      </w:r>
+      <w:r>
+        <w:t>1</w:t>
+      </w:r>
+      <w:r>
+        <w:t>2.03.2025</w:t>
+      </w:r>
+      <w:r>
+        <w:t>).</w:t>
       </w:r>
     </w:p>
     <w:sectPr>
@@ -2507,8 +3856,97 @@
 </file>
 
 <file path=word/numbering.xml><?xml version="1.0" encoding="utf-8"?>
-<w:numbering xmlns:wpc="http://schemas.microsoft.com/office/word/2010/wordprocessingCanvas" xmlns:cx="http://schemas.microsoft.com/office/drawing/2014/chartex" xmlns:cx1="http://schemas.microsoft.com/office/drawing/2015/9/8/chartex" xmlns:cx2="http://schemas.microsoft.com/office/drawing/2015/10/21/chartex" xmlns:cx3="http://schemas.microsoft.com/office/drawing/2016/5/9/chartex" xmlns:cx4="http://schemas.microsoft.com/office/drawing/2016/5/10/chartex" xmlns:cx5="http://schemas.microsoft.com/office/drawing/2016/5/11/chartex" xmlns:cx6="http://schemas.microsoft.com/office/drawing/2016/5/12/chartex" xmlns:cx7="http://schemas.microsoft.com/office/drawing/2016/5/13/chartex" xmlns:cx8="http://schemas.microsoft.com/office/drawing/2016/5/14/chartex" xmlns:mc="http://schemas.openxmlformats.org/markup-compatibility/2006" xmlns:aink="http://schemas.microsoft.com/office/drawing/2016/ink" xmlns:am3d="http://schemas.microsoft.com/office/drawing/2017/model3d" xmlns:o="urn:schemas-microsoft-com:office:office" xmlns:r="http://schemas.openxmlformats.org/officeDocument/2006/relationships" xmlns:m="http://schemas.openxmlformats.org/officeDocument/2006/math" xmlns:v="urn:schemas-microsoft-com:vml" xmlns:wp14="http://schemas.microsoft.com/office/word/2010/wordprocessingDrawing" xmlns:wp="http://schemas.openxmlformats.org/drawingml/2006/wordprocessingDrawing" xmlns:w10="urn:schemas-microsoft-com:office:word" xmlns:w="http://schemas.openxmlformats.org/wordprocessingml/2006/main" xmlns:w14="http://schemas.microsoft.com/office/word/2010/wordml" xmlns:w15="http://schemas.microsoft.com/office/word/2012/wordml" xmlns:w16cex="http://schemas.microsoft.com/office/word/2018/wordml/cex" xmlns:w16cid="http://schemas.microsoft.com/office/word/2016/wordml/cid" xmlns:w16="http://schemas.microsoft.com/office/word/2018/wordml" xmlns:w16sdtdh="http://schemas.microsoft.com/office/word/2020/wordml/sdtdatahash" xmlns:w16se="http://schemas.microsoft.com/office/word/2015/wordml/symex" xmlns:wpg="http://schemas.microsoft.com/office/word/2010/wordprocessingGroup" xmlns:wpi="http://schemas.microsoft.com/office/word/2010/wordprocessingInk" xmlns:wne="http://schemas.microsoft.com/office/word/2006/wordml" xmlns:wps="http://schemas.microsoft.com/office/word/2010/wordprocessingShape" mc:Ignorable="w14 w15 w16se w16cid w16 w16cex w16sdtdh wp14">
+<w:numbering xmlns:wpc="http://schemas.microsoft.com/office/word/2010/wordprocessingCanvas" xmlns:cx="http://schemas.microsoft.com/office/drawing/2014/chartex" xmlns:cx1="http://schemas.microsoft.com/office/drawing/2015/9/8/chartex" xmlns:cx2="http://schemas.microsoft.com/office/drawing/2015/10/21/chartex" xmlns:cx3="http://schemas.microsoft.com/office/drawing/2016/5/9/chartex" xmlns:cx4="http://schemas.microsoft.com/office/drawing/2016/5/10/chartex" xmlns:cx5="http://schemas.microsoft.com/office/drawing/2016/5/11/chartex" xmlns:cx6="http://schemas.microsoft.com/office/drawing/2016/5/12/chartex" xmlns:cx7="http://schemas.microsoft.com/office/drawing/2016/5/13/chartex" xmlns:cx8="http://schemas.microsoft.com/office/drawing/2016/5/14/chartex" xmlns:mc="http://schemas.openxmlformats.org/markup-compatibility/2006" xmlns:aink="http://schemas.microsoft.com/office/drawing/2016/ink" xmlns:am3d="http://schemas.microsoft.com/office/drawing/2017/model3d" xmlns:o="urn:schemas-microsoft-com:office:office" xmlns:oel="http://schemas.microsoft.com/office/2019/extlst" xmlns:r="http://schemas.openxmlformats.org/officeDocument/2006/relationships" xmlns:m="http://schemas.openxmlformats.org/officeDocument/2006/math" xmlns:v="urn:schemas-microsoft-com:vml" xmlns:wp14="http://schemas.microsoft.com/office/word/2010/wordprocessingDrawing" xmlns:wp="http://schemas.openxmlformats.org/drawingml/2006/wordprocessingDrawing" xmlns:w10="urn:schemas-microsoft-com:office:word" xmlns:w="http://schemas.openxmlformats.org/wordprocessingml/2006/main" xmlns:w14="http://schemas.microsoft.com/office/word/2010/wordml" xmlns:w15="http://schemas.microsoft.com/office/word/2012/wordml" xmlns:w16cex="http://schemas.microsoft.com/office/word/2018/wordml/cex" xmlns:w16cid="http://schemas.microsoft.com/office/word/2016/wordml/cid" xmlns:w16="http://schemas.microsoft.com/office/word/2018/wordml" xmlns:w16du="http://schemas.microsoft.com/office/word/2023/wordml/word16du" xmlns:w16sdtdh="http://schemas.microsoft.com/office/word/2020/wordml/sdtdatahash" xmlns:w16sdtfl="http://schemas.microsoft.com/office/word/2024/wordml/sdtformatlock" xmlns:w16se="http://schemas.microsoft.com/office/word/2015/wordml/symex" xmlns:wpg="http://schemas.microsoft.com/office/word/2010/wordprocessingGroup" xmlns:wpi="http://schemas.microsoft.com/office/word/2010/wordprocessingInk" xmlns:wne="http://schemas.microsoft.com/office/word/2006/wordml" xmlns:wps="http://schemas.microsoft.com/office/word/2010/wordprocessingShape" mc:Ignorable="w14 w15 w16se w16cid w16 w16cex w16sdtdh w16sdtfl w16du wp14">
   <w:abstractNum w:abstractNumId="0" w15:restartNumberingAfterBreak="0">
+    <w:nsid w:val="0FDF146D"/>
+    <w:multiLevelType w:val="hybridMultilevel"/>
+    <w:tmpl w:val="DD0A6F48"/>
+    <w:lvl w:ilvl="0" w:tplc="72989148">
+      <w:start w:val="1"/>
+      <w:numFmt w:val="decimal"/>
+      <w:lvlText w:val="%1."/>
+      <w:lvlJc w:val="left"/>
+      <w:pPr>
+        <w:ind w:left="1069" w:hanging="360"/>
+      </w:pPr>
+      <w:rPr>
+        <w:rFonts w:hint="default"/>
+      </w:rPr>
+    </w:lvl>
+    <w:lvl w:ilvl="1" w:tplc="04190019" w:tentative="1">
+      <w:start w:val="1"/>
+      <w:numFmt w:val="lowerLetter"/>
+      <w:lvlText w:val="%2."/>
+      <w:lvlJc w:val="left"/>
+      <w:pPr>
+        <w:ind w:left="1789" w:hanging="360"/>
+      </w:pPr>
+    </w:lvl>
+    <w:lvl w:ilvl="2" w:tplc="0419001B" w:tentative="1">
+      <w:start w:val="1"/>
+      <w:numFmt w:val="lowerRoman"/>
+      <w:lvlText w:val="%3."/>
+      <w:lvlJc w:val="right"/>
+      <w:pPr>
+        <w:ind w:left="2509" w:hanging="180"/>
+      </w:pPr>
+    </w:lvl>
+    <w:lvl w:ilvl="3" w:tplc="0419000F" w:tentative="1">
+      <w:start w:val="1"/>
+      <w:numFmt w:val="decimal"/>
+      <w:lvlText w:val="%4."/>
+      <w:lvlJc w:val="left"/>
+      <w:pPr>
+        <w:ind w:left="3229" w:hanging="360"/>
+      </w:pPr>
+    </w:lvl>
+    <w:lvl w:ilvl="4" w:tplc="04190019" w:tentative="1">
+      <w:start w:val="1"/>
+      <w:numFmt w:val="lowerLetter"/>
+      <w:lvlText w:val="%5."/>
+      <w:lvlJc w:val="left"/>
+      <w:pPr>
+        <w:ind w:left="3949" w:hanging="360"/>
+      </w:pPr>
+    </w:lvl>
+    <w:lvl w:ilvl="5" w:tplc="0419001B" w:tentative="1">
+      <w:start w:val="1"/>
+      <w:numFmt w:val="lowerRoman"/>
+      <w:lvlText w:val="%6."/>
+      <w:lvlJc w:val="right"/>
+      <w:pPr>
+        <w:ind w:left="4669" w:hanging="180"/>
+      </w:pPr>
+    </w:lvl>
+    <w:lvl w:ilvl="6" w:tplc="0419000F" w:tentative="1">
+      <w:start w:val="1"/>
+      <w:numFmt w:val="decimal"/>
+      <w:lvlText w:val="%7."/>
+      <w:lvlJc w:val="left"/>
+      <w:pPr>
+        <w:ind w:left="5389" w:hanging="360"/>
+      </w:pPr>
+    </w:lvl>
+    <w:lvl w:ilvl="7" w:tplc="04190019" w:tentative="1">
+      <w:start w:val="1"/>
+      <w:numFmt w:val="lowerLetter"/>
+      <w:lvlText w:val="%8."/>
+      <w:lvlJc w:val="left"/>
+      <w:pPr>
+        <w:ind w:left="6109" w:hanging="360"/>
+      </w:pPr>
+    </w:lvl>
+    <w:lvl w:ilvl="8" w:tplc="0419001B" w:tentative="1">
+      <w:start w:val="1"/>
+      <w:numFmt w:val="lowerRoman"/>
+      <w:lvlText w:val="%9."/>
+      <w:lvlJc w:val="right"/>
+      <w:pPr>
+        <w:ind w:left="6829" w:hanging="180"/>
+      </w:pPr>
+    </w:lvl>
+  </w:abstractNum>
+  <w:abstractNum w:abstractNumId="1" w15:restartNumberingAfterBreak="0">
     <w:nsid w:val="439F6D5B"/>
     <w:multiLevelType w:val="hybridMultilevel"/>
     <w:tmpl w:val="C40CA890"/>
@@ -2597,7 +4035,93 @@
       </w:pPr>
     </w:lvl>
   </w:abstractNum>
-  <w:abstractNum w:abstractNumId="1" w15:restartNumberingAfterBreak="0">
+  <w:abstractNum w:abstractNumId="2" w15:restartNumberingAfterBreak="0">
+    <w:nsid w:val="4E487277"/>
+    <w:multiLevelType w:val="hybridMultilevel"/>
+    <w:tmpl w:val="20106CFE"/>
+    <w:lvl w:ilvl="0" w:tplc="0419000F">
+      <w:start w:val="1"/>
+      <w:numFmt w:val="decimal"/>
+      <w:lvlText w:val="%1."/>
+      <w:lvlJc w:val="left"/>
+      <w:pPr>
+        <w:ind w:left="1429" w:hanging="360"/>
+      </w:pPr>
+    </w:lvl>
+    <w:lvl w:ilvl="1" w:tplc="04190019" w:tentative="1">
+      <w:start w:val="1"/>
+      <w:numFmt w:val="lowerLetter"/>
+      <w:lvlText w:val="%2."/>
+      <w:lvlJc w:val="left"/>
+      <w:pPr>
+        <w:ind w:left="2149" w:hanging="360"/>
+      </w:pPr>
+    </w:lvl>
+    <w:lvl w:ilvl="2" w:tplc="0419001B" w:tentative="1">
+      <w:start w:val="1"/>
+      <w:numFmt w:val="lowerRoman"/>
+      <w:lvlText w:val="%3."/>
+      <w:lvlJc w:val="right"/>
+      <w:pPr>
+        <w:ind w:left="2869" w:hanging="180"/>
+      </w:pPr>
+    </w:lvl>
+    <w:lvl w:ilvl="3" w:tplc="0419000F" w:tentative="1">
+      <w:start w:val="1"/>
+      <w:numFmt w:val="decimal"/>
+      <w:lvlText w:val="%4."/>
+      <w:lvlJc w:val="left"/>
+      <w:pPr>
+        <w:ind w:left="3589" w:hanging="360"/>
+      </w:pPr>
+    </w:lvl>
+    <w:lvl w:ilvl="4" w:tplc="04190019" w:tentative="1">
+      <w:start w:val="1"/>
+      <w:numFmt w:val="lowerLetter"/>
+      <w:lvlText w:val="%5."/>
+      <w:lvlJc w:val="left"/>
+      <w:pPr>
+        <w:ind w:left="4309" w:hanging="360"/>
+      </w:pPr>
+    </w:lvl>
+    <w:lvl w:ilvl="5" w:tplc="0419001B" w:tentative="1">
+      <w:start w:val="1"/>
+      <w:numFmt w:val="lowerRoman"/>
+      <w:lvlText w:val="%6."/>
+      <w:lvlJc w:val="right"/>
+      <w:pPr>
+        <w:ind w:left="5029" w:hanging="180"/>
+      </w:pPr>
+    </w:lvl>
+    <w:lvl w:ilvl="6" w:tplc="0419000F" w:tentative="1">
+      <w:start w:val="1"/>
+      <w:numFmt w:val="decimal"/>
+      <w:lvlText w:val="%7."/>
+      <w:lvlJc w:val="left"/>
+      <w:pPr>
+        <w:ind w:left="5749" w:hanging="360"/>
+      </w:pPr>
+    </w:lvl>
+    <w:lvl w:ilvl="7" w:tplc="04190019" w:tentative="1">
+      <w:start w:val="1"/>
+      <w:numFmt w:val="lowerLetter"/>
+      <w:lvlText w:val="%8."/>
+      <w:lvlJc w:val="left"/>
+      <w:pPr>
+        <w:ind w:left="6469" w:hanging="360"/>
+      </w:pPr>
+    </w:lvl>
+    <w:lvl w:ilvl="8" w:tplc="0419001B" w:tentative="1">
+      <w:start w:val="1"/>
+      <w:numFmt w:val="lowerRoman"/>
+      <w:lvlText w:val="%9."/>
+      <w:lvlJc w:val="right"/>
+      <w:pPr>
+        <w:ind w:left="7189" w:hanging="180"/>
+      </w:pPr>
+    </w:lvl>
+  </w:abstractNum>
+  <w:abstractNum w:abstractNumId="3" w15:restartNumberingAfterBreak="0">
     <w:nsid w:val="52A84419"/>
     <w:multiLevelType w:val="hybridMultilevel"/>
     <w:tmpl w:val="7BB8C08E"/>
@@ -2710,7 +4234,7 @@
       </w:rPr>
     </w:lvl>
   </w:abstractNum>
-  <w:abstractNum w:abstractNumId="2" w15:restartNumberingAfterBreak="0">
+  <w:abstractNum w:abstractNumId="4" w15:restartNumberingAfterBreak="0">
     <w:nsid w:val="59D50E2C"/>
     <w:multiLevelType w:val="hybridMultilevel"/>
     <w:tmpl w:val="AF12EB9E"/>
@@ -2799,7 +4323,7 @@
       </w:pPr>
     </w:lvl>
   </w:abstractNum>
-  <w:abstractNum w:abstractNumId="3" w15:restartNumberingAfterBreak="0">
+  <w:abstractNum w:abstractNumId="5" w15:restartNumberingAfterBreak="0">
     <w:nsid w:val="59FF65AF"/>
     <w:multiLevelType w:val="hybridMultilevel"/>
     <w:tmpl w:val="C5F01142"/>
@@ -2888,7 +4412,7 @@
       </w:pPr>
     </w:lvl>
   </w:abstractNum>
-  <w:abstractNum w:abstractNumId="4" w15:restartNumberingAfterBreak="0">
+  <w:abstractNum w:abstractNumId="6" w15:restartNumberingAfterBreak="0">
     <w:nsid w:val="6D2D23E7"/>
     <w:multiLevelType w:val="hybridMultilevel"/>
     <w:tmpl w:val="CDC0C5A8"/>
@@ -2977,26 +4501,32 @@
       </w:pPr>
     </w:lvl>
   </w:abstractNum>
-  <w:num w:numId="1">
+  <w:num w:numId="1" w16cid:durableId="350113036">
+    <w:abstractNumId w:val="6"/>
+  </w:num>
+  <w:num w:numId="2" w16cid:durableId="1976065542">
+    <w:abstractNumId w:val="1"/>
+  </w:num>
+  <w:num w:numId="3" w16cid:durableId="1399749968">
+    <w:abstractNumId w:val="3"/>
+  </w:num>
+  <w:num w:numId="4" w16cid:durableId="365763921">
     <w:abstractNumId w:val="4"/>
   </w:num>
-  <w:num w:numId="2">
-    <w:abstractNumId w:val="0"/>
+  <w:num w:numId="5" w16cid:durableId="1211723607">
+    <w:abstractNumId w:val="5"/>
   </w:num>
-  <w:num w:numId="3">
-    <w:abstractNumId w:val="1"/>
-  </w:num>
-  <w:num w:numId="4">
+  <w:num w:numId="6" w16cid:durableId="699209904">
     <w:abstractNumId w:val="2"/>
   </w:num>
-  <w:num w:numId="5">
-    <w:abstractNumId w:val="3"/>
+  <w:num w:numId="7" w16cid:durableId="613445457">
+    <w:abstractNumId w:val="0"/>
   </w:num>
 </w:numbering>
 </file>
 
 <file path=word/styles.xml><?xml version="1.0" encoding="utf-8"?>
-<w:styles xmlns:mc="http://schemas.openxmlformats.org/markup-compatibility/2006" xmlns:r="http://schemas.openxmlformats.org/officeDocument/2006/relationships" xmlns:w="http://schemas.openxmlformats.org/wordprocessingml/2006/main" xmlns:w14="http://schemas.microsoft.com/office/word/2010/wordml" xmlns:w15="http://schemas.microsoft.com/office/word/2012/wordml" xmlns:w16cex="http://schemas.microsoft.com/office/word/2018/wordml/cex" xmlns:w16cid="http://schemas.microsoft.com/office/word/2016/wordml/cid" xmlns:w16="http://schemas.microsoft.com/office/word/2018/wordml" xmlns:w16sdtdh="http://schemas.microsoft.com/office/word/2020/wordml/sdtdatahash" xmlns:w16se="http://schemas.microsoft.com/office/word/2015/wordml/symex" mc:Ignorable="w14 w15 w16se w16cid w16 w16cex w16sdtdh">
+<w:styles xmlns:mc="http://schemas.openxmlformats.org/markup-compatibility/2006" xmlns:r="http://schemas.openxmlformats.org/officeDocument/2006/relationships" xmlns:w="http://schemas.openxmlformats.org/wordprocessingml/2006/main" xmlns:w14="http://schemas.microsoft.com/office/word/2010/wordml" xmlns:w15="http://schemas.microsoft.com/office/word/2012/wordml" xmlns:w16cex="http://schemas.microsoft.com/office/word/2018/wordml/cex" xmlns:w16cid="http://schemas.microsoft.com/office/word/2016/wordml/cid" xmlns:w16="http://schemas.microsoft.com/office/word/2018/wordml" xmlns:w16du="http://schemas.microsoft.com/office/word/2023/wordml/word16du" xmlns:w16sdtdh="http://schemas.microsoft.com/office/word/2020/wordml/sdtdatahash" xmlns:w16sdtfl="http://schemas.microsoft.com/office/word/2024/wordml/sdtformatlock" xmlns:w16se="http://schemas.microsoft.com/office/word/2015/wordml/symex" mc:Ignorable="w14 w15 w16se w16cid w16 w16cex w16sdtdh w16sdtfl w16du">
   <w:docDefaults>
     <w:rPrDefault>
       <w:rPr>
@@ -3419,7 +4949,6 @@
   <w:style w:type="character" w:default="1" w:styleId="a0">
     <w:name w:val="Default Paragraph Font"/>
     <w:uiPriority w:val="1"/>
-    <w:semiHidden/>
     <w:unhideWhenUsed/>
   </w:style>
   <w:style w:type="table" w:default="1" w:styleId="a1">
@@ -3648,6 +5177,41 @@
     <w:name w:val="h9rpj5gkjhrwbrml3kdi"/>
     <w:basedOn w:val="a0"/>
     <w:rsid w:val="0053112F"/>
+  </w:style>
+  <w:style w:type="character" w:styleId="a9">
+    <w:name w:val="Hyperlink"/>
+    <w:basedOn w:val="a0"/>
+    <w:uiPriority w:val="99"/>
+    <w:unhideWhenUsed/>
+    <w:rsid w:val="003C75FB"/>
+    <w:rPr>
+      <w:color w:val="0563C1" w:themeColor="hyperlink"/>
+      <w:u w:val="single"/>
+    </w:rPr>
+  </w:style>
+  <w:style w:type="character" w:styleId="aa">
+    <w:name w:val="Unresolved Mention"/>
+    <w:basedOn w:val="a0"/>
+    <w:uiPriority w:val="99"/>
+    <w:semiHidden/>
+    <w:unhideWhenUsed/>
+    <w:rsid w:val="009F5E78"/>
+    <w:rPr>
+      <w:color w:val="605E5C"/>
+      <w:shd w:val="clear" w:color="auto" w:fill="E1DFDD"/>
+    </w:rPr>
+  </w:style>
+  <w:style w:type="character" w:styleId="ab">
+    <w:name w:val="FollowedHyperlink"/>
+    <w:basedOn w:val="a0"/>
+    <w:uiPriority w:val="99"/>
+    <w:semiHidden/>
+    <w:unhideWhenUsed/>
+    <w:rsid w:val="007278FE"/>
+    <w:rPr>
+      <w:color w:val="954F72" w:themeColor="followedHyperlink"/>
+      <w:u w:val="single"/>
+    </w:rPr>
   </w:style>
 </w:styles>
 </file>

--- a/Глава 1/Глава 1. Исследование предметной области.docx
+++ b/Глава 1/Глава 1. Исследование предметной области.docx
@@ -2,221 +2,600 @@
 <file path=word/document.xml><?xml version="1.0" encoding="utf-8"?>
 <w:document xmlns:wpc="http://schemas.microsoft.com/office/word/2010/wordprocessingCanvas" xmlns:cx="http://schemas.microsoft.com/office/drawing/2014/chartex" xmlns:cx1="http://schemas.microsoft.com/office/drawing/2015/9/8/chartex" xmlns:cx2="http://schemas.microsoft.com/office/drawing/2015/10/21/chartex" xmlns:cx3="http://schemas.microsoft.com/office/drawing/2016/5/9/chartex" xmlns:cx4="http://schemas.microsoft.com/office/drawing/2016/5/10/chartex" xmlns:cx5="http://schemas.microsoft.com/office/drawing/2016/5/11/chartex" xmlns:cx6="http://schemas.microsoft.com/office/drawing/2016/5/12/chartex" xmlns:cx7="http://schemas.microsoft.com/office/drawing/2016/5/13/chartex" xmlns:cx8="http://schemas.microsoft.com/office/drawing/2016/5/14/chartex" xmlns:mc="http://schemas.openxmlformats.org/markup-compatibility/2006" xmlns:aink="http://schemas.microsoft.com/office/drawing/2016/ink" xmlns:am3d="http://schemas.microsoft.com/office/drawing/2017/model3d" xmlns:o="urn:schemas-microsoft-com:office:office" xmlns:oel="http://schemas.microsoft.com/office/2019/extlst" xmlns:r="http://schemas.openxmlformats.org/officeDocument/2006/relationships" xmlns:m="http://schemas.openxmlformats.org/officeDocument/2006/math" xmlns:v="urn:schemas-microsoft-com:vml" xmlns:wp14="http://schemas.microsoft.com/office/word/2010/wordprocessingDrawing" xmlns:wp="http://schemas.openxmlformats.org/drawingml/2006/wordprocessingDrawing" xmlns:w10="urn:schemas-microsoft-com:office:word" xmlns:w="http://schemas.openxmlformats.org/wordprocessingml/2006/main" xmlns:w14="http://schemas.microsoft.com/office/word/2010/wordml" xmlns:w15="http://schemas.microsoft.com/office/word/2012/wordml" xmlns:w16cex="http://schemas.microsoft.com/office/word/2018/wordml/cex" xmlns:w16cid="http://schemas.microsoft.com/office/word/2016/wordml/cid" xmlns:w16="http://schemas.microsoft.com/office/word/2018/wordml" xmlns:w16du="http://schemas.microsoft.com/office/word/2023/wordml/word16du" xmlns:w16sdtdh="http://schemas.microsoft.com/office/word/2020/wordml/sdtdatahash" xmlns:w16sdtfl="http://schemas.microsoft.com/office/word/2024/wordml/sdtformatlock" xmlns:w16se="http://schemas.microsoft.com/office/word/2015/wordml/symex" xmlns:wpg="http://schemas.microsoft.com/office/word/2010/wordprocessingGroup" xmlns:wpi="http://schemas.microsoft.com/office/word/2010/wordprocessingInk" xmlns:wne="http://schemas.microsoft.com/office/word/2006/wordml" xmlns:wps="http://schemas.microsoft.com/office/word/2010/wordprocessingShape" mc:Ignorable="w14 w15 w16se w16cid w16 w16cex w16sdtdh w16sdtfl w16du wp14">
   <w:body>
+    <w:sdt>
+      <w:sdtPr>
+        <w:id w:val="-918175990"/>
+        <w:docPartObj>
+          <w:docPartGallery w:val="Table of Contents"/>
+          <w:docPartUnique/>
+        </w:docPartObj>
+      </w:sdtPr>
+      <w:sdtEndPr>
+        <w:rPr>
+          <w:rFonts w:asciiTheme="minorHAnsi" w:eastAsiaTheme="minorHAnsi" w:hAnsiTheme="minorHAnsi" w:cstheme="minorBidi"/>
+          <w:b/>
+          <w:bCs/>
+          <w:color w:val="auto"/>
+          <w:sz w:val="22"/>
+          <w:szCs w:val="22"/>
+          <w:lang w:eastAsia="en-US"/>
+        </w:rPr>
+      </w:sdtEndPr>
+      <w:sdtContent>
+        <w:p>
+          <w:pPr>
+            <w:pStyle w:val="ae"/>
+            <w:spacing w:line="360" w:lineRule="auto"/>
+            <w:jc w:val="center"/>
+            <w:rPr>
+              <w:rStyle w:val="a4"/>
+              <w:color w:val="auto"/>
+            </w:rPr>
+          </w:pPr>
+          <w:r>
+            <w:rPr>
+              <w:rStyle w:val="a4"/>
+              <w:color w:val="auto"/>
+            </w:rPr>
+            <w:t>Оглавление</w:t>
+          </w:r>
+        </w:p>
+        <w:p>
+          <w:pPr>
+            <w:pStyle w:val="11"/>
+            <w:rPr>
+              <w:rFonts w:asciiTheme="minorHAnsi" w:eastAsiaTheme="minorEastAsia" w:hAnsiTheme="minorHAnsi" w:cstheme="minorBidi"/>
+              <w:noProof/>
+              <w:kern w:val="2"/>
+              <w:sz w:val="24"/>
+              <w:szCs w:val="24"/>
+              <w:lang w:eastAsia="ru-RU"/>
+              <w14:ligatures w14:val="standardContextual"/>
+            </w:rPr>
+          </w:pPr>
+          <w:r>
+            <w:fldChar w:fldCharType="begin"/>
+          </w:r>
+          <w:r>
+            <w:instrText xml:space="preserve"> TOC \o "2-3" \h \z \t "Заголовок 1;1;Гост Заголовок;1;Гост Заголовок 2;2" </w:instrText>
+          </w:r>
+          <w:r>
+            <w:fldChar w:fldCharType="separate"/>
+          </w:r>
+          <w:hyperlink w:anchor="_Toc193744456" w:history="1">
+            <w:r>
+              <w:rPr>
+                <w:rStyle w:val="a9"/>
+                <w:noProof/>
+              </w:rPr>
+              <w:t>Глава 1. Исследование предметной области</w:t>
+            </w:r>
+            <w:r>
+              <w:rPr>
+                <w:noProof/>
+                <w:webHidden/>
+              </w:rPr>
+              <w:tab/>
+            </w:r>
+            <w:r>
+              <w:rPr>
+                <w:noProof/>
+                <w:webHidden/>
+              </w:rPr>
+              <w:fldChar w:fldCharType="begin"/>
+            </w:r>
+            <w:r>
+              <w:rPr>
+                <w:noProof/>
+                <w:webHidden/>
+              </w:rPr>
+              <w:instrText xml:space="preserve"> PAGEREF _Toc193744456 \h </w:instrText>
+            </w:r>
+            <w:r>
+              <w:rPr>
+                <w:noProof/>
+                <w:webHidden/>
+              </w:rPr>
+            </w:r>
+            <w:r>
+              <w:rPr>
+                <w:noProof/>
+                <w:webHidden/>
+              </w:rPr>
+              <w:fldChar w:fldCharType="separate"/>
+            </w:r>
+            <w:r>
+              <w:rPr>
+                <w:noProof/>
+                <w:webHidden/>
+              </w:rPr>
+              <w:t>2</w:t>
+            </w:r>
+            <w:r>
+              <w:rPr>
+                <w:noProof/>
+                <w:webHidden/>
+              </w:rPr>
+              <w:fldChar w:fldCharType="end"/>
+            </w:r>
+          </w:hyperlink>
+        </w:p>
+        <w:p>
+          <w:pPr>
+            <w:pStyle w:val="20"/>
+            <w:tabs>
+              <w:tab w:val="right" w:leader="dot" w:pos="9345"/>
+            </w:tabs>
+            <w:rPr>
+              <w:rFonts w:asciiTheme="minorHAnsi" w:eastAsiaTheme="minorEastAsia" w:hAnsiTheme="minorHAnsi" w:cstheme="minorBidi"/>
+              <w:noProof/>
+              <w:kern w:val="2"/>
+              <w:sz w:val="24"/>
+              <w:szCs w:val="24"/>
+              <w:lang w:eastAsia="ru-RU"/>
+              <w14:ligatures w14:val="standardContextual"/>
+            </w:rPr>
+          </w:pPr>
+          <w:hyperlink w:anchor="_Toc193744457" w:history="1">
+            <w:r>
+              <w:rPr>
+                <w:rStyle w:val="a9"/>
+                <w:noProof/>
+              </w:rPr>
+              <w:t xml:space="preserve">Сравнение механик боя в </w:t>
+            </w:r>
+            <w:r>
+              <w:rPr>
+                <w:rStyle w:val="a9"/>
+                <w:noProof/>
+                <w:lang w:val="en-US"/>
+              </w:rPr>
+              <w:t>action</w:t>
+            </w:r>
+            <w:r>
+              <w:rPr>
+                <w:rStyle w:val="a9"/>
+                <w:noProof/>
+              </w:rPr>
+              <w:t xml:space="preserve"> </w:t>
+            </w:r>
+            <w:r>
+              <w:rPr>
+                <w:rStyle w:val="a9"/>
+                <w:noProof/>
+                <w:lang w:val="en-US"/>
+              </w:rPr>
+              <w:t>VR</w:t>
+            </w:r>
+            <w:r>
+              <w:rPr>
+                <w:rStyle w:val="a9"/>
+                <w:noProof/>
+              </w:rPr>
+              <w:t>-играх</w:t>
+            </w:r>
+            <w:r>
+              <w:rPr>
+                <w:noProof/>
+                <w:webHidden/>
+              </w:rPr>
+              <w:tab/>
+            </w:r>
+            <w:r>
+              <w:rPr>
+                <w:noProof/>
+                <w:webHidden/>
+              </w:rPr>
+              <w:fldChar w:fldCharType="begin"/>
+            </w:r>
+            <w:r>
+              <w:rPr>
+                <w:noProof/>
+                <w:webHidden/>
+              </w:rPr>
+              <w:instrText xml:space="preserve"> PAGEREF _Toc193744457 \h </w:instrText>
+            </w:r>
+            <w:r>
+              <w:rPr>
+                <w:noProof/>
+                <w:webHidden/>
+              </w:rPr>
+            </w:r>
+            <w:r>
+              <w:rPr>
+                <w:noProof/>
+                <w:webHidden/>
+              </w:rPr>
+              <w:fldChar w:fldCharType="separate"/>
+            </w:r>
+            <w:r>
+              <w:rPr>
+                <w:noProof/>
+                <w:webHidden/>
+              </w:rPr>
+              <w:t>2</w:t>
+            </w:r>
+            <w:r>
+              <w:rPr>
+                <w:noProof/>
+                <w:webHidden/>
+              </w:rPr>
+              <w:fldChar w:fldCharType="end"/>
+            </w:r>
+          </w:hyperlink>
+        </w:p>
+        <w:p>
+          <w:pPr>
+            <w:pStyle w:val="20"/>
+            <w:tabs>
+              <w:tab w:val="right" w:leader="dot" w:pos="9345"/>
+            </w:tabs>
+            <w:rPr>
+              <w:rFonts w:asciiTheme="minorHAnsi" w:eastAsiaTheme="minorEastAsia" w:hAnsiTheme="minorHAnsi" w:cstheme="minorBidi"/>
+              <w:noProof/>
+              <w:kern w:val="2"/>
+              <w:sz w:val="24"/>
+              <w:szCs w:val="24"/>
+              <w:lang w:eastAsia="ru-RU"/>
+              <w14:ligatures w14:val="standardContextual"/>
+            </w:rPr>
+          </w:pPr>
+          <w:hyperlink w:anchor="_Toc193744458" w:history="1">
+            <w:r>
+              <w:rPr>
+                <w:rStyle w:val="a9"/>
+                <w:noProof/>
+              </w:rPr>
+              <w:t xml:space="preserve">Сравнение типов интерфейса в </w:t>
+            </w:r>
+            <w:r>
+              <w:rPr>
+                <w:rStyle w:val="a9"/>
+                <w:noProof/>
+                <w:lang w:val="en-US"/>
+              </w:rPr>
+              <w:t>VR</w:t>
+            </w:r>
+            <w:r>
+              <w:rPr>
+                <w:noProof/>
+                <w:webHidden/>
+              </w:rPr>
+              <w:tab/>
+            </w:r>
+            <w:r>
+              <w:rPr>
+                <w:noProof/>
+                <w:webHidden/>
+              </w:rPr>
+              <w:fldChar w:fldCharType="begin"/>
+            </w:r>
+            <w:r>
+              <w:rPr>
+                <w:noProof/>
+                <w:webHidden/>
+              </w:rPr>
+              <w:instrText xml:space="preserve"> PAGEREF _Toc193744458 \h </w:instrText>
+            </w:r>
+            <w:r>
+              <w:rPr>
+                <w:noProof/>
+                <w:webHidden/>
+              </w:rPr>
+            </w:r>
+            <w:r>
+              <w:rPr>
+                <w:noProof/>
+                <w:webHidden/>
+              </w:rPr>
+              <w:fldChar w:fldCharType="separate"/>
+            </w:r>
+            <w:r>
+              <w:rPr>
+                <w:noProof/>
+                <w:webHidden/>
+              </w:rPr>
+              <w:t>4</w:t>
+            </w:r>
+            <w:r>
+              <w:rPr>
+                <w:noProof/>
+                <w:webHidden/>
+              </w:rPr>
+              <w:fldChar w:fldCharType="end"/>
+            </w:r>
+          </w:hyperlink>
+        </w:p>
+        <w:p>
+          <w:pPr>
+            <w:pStyle w:val="20"/>
+            <w:tabs>
+              <w:tab w:val="right" w:leader="dot" w:pos="9345"/>
+            </w:tabs>
+            <w:rPr>
+              <w:rFonts w:asciiTheme="minorHAnsi" w:eastAsiaTheme="minorEastAsia" w:hAnsiTheme="minorHAnsi" w:cstheme="minorBidi"/>
+              <w:noProof/>
+              <w:kern w:val="2"/>
+              <w:sz w:val="24"/>
+              <w:szCs w:val="24"/>
+              <w:lang w:eastAsia="ru-RU"/>
+              <w14:ligatures w14:val="standardContextual"/>
+            </w:rPr>
+          </w:pPr>
+          <w:hyperlink w:anchor="_Toc193744459" w:history="1">
+            <w:r>
+              <w:rPr>
+                <w:rStyle w:val="a9"/>
+                <w:noProof/>
+              </w:rPr>
+              <w:t>Выводы</w:t>
+            </w:r>
+            <w:r>
+              <w:rPr>
+                <w:noProof/>
+                <w:webHidden/>
+              </w:rPr>
+              <w:tab/>
+            </w:r>
+            <w:r>
+              <w:rPr>
+                <w:noProof/>
+                <w:webHidden/>
+              </w:rPr>
+              <w:fldChar w:fldCharType="begin"/>
+            </w:r>
+            <w:r>
+              <w:rPr>
+                <w:noProof/>
+                <w:webHidden/>
+              </w:rPr>
+              <w:instrText xml:space="preserve"> PAGEREF _Toc193744459 \h </w:instrText>
+            </w:r>
+            <w:r>
+              <w:rPr>
+                <w:noProof/>
+                <w:webHidden/>
+              </w:rPr>
+            </w:r>
+            <w:r>
+              <w:rPr>
+                <w:noProof/>
+                <w:webHidden/>
+              </w:rPr>
+              <w:fldChar w:fldCharType="separate"/>
+            </w:r>
+            <w:r>
+              <w:rPr>
+                <w:noProof/>
+                <w:webHidden/>
+              </w:rPr>
+              <w:t>7</w:t>
+            </w:r>
+            <w:r>
+              <w:rPr>
+                <w:noProof/>
+                <w:webHidden/>
+              </w:rPr>
+              <w:fldChar w:fldCharType="end"/>
+            </w:r>
+          </w:hyperlink>
+        </w:p>
+        <w:p>
+          <w:pPr>
+            <w:pStyle w:val="11"/>
+            <w:rPr>
+              <w:rFonts w:asciiTheme="minorHAnsi" w:eastAsiaTheme="minorEastAsia" w:hAnsiTheme="minorHAnsi" w:cstheme="minorBidi"/>
+              <w:noProof/>
+              <w:kern w:val="2"/>
+              <w:sz w:val="24"/>
+              <w:szCs w:val="24"/>
+              <w:lang w:eastAsia="ru-RU"/>
+              <w14:ligatures w14:val="standardContextual"/>
+            </w:rPr>
+          </w:pPr>
+          <w:hyperlink w:anchor="_Toc193744460" w:history="1">
+            <w:r>
+              <w:rPr>
+                <w:rStyle w:val="a9"/>
+                <w:noProof/>
+              </w:rPr>
+              <w:t>Список используемых источников</w:t>
+            </w:r>
+            <w:r>
+              <w:rPr>
+                <w:noProof/>
+                <w:webHidden/>
+              </w:rPr>
+              <w:tab/>
+            </w:r>
+            <w:r>
+              <w:rPr>
+                <w:noProof/>
+                <w:webHidden/>
+              </w:rPr>
+              <w:fldChar w:fldCharType="begin"/>
+            </w:r>
+            <w:r>
+              <w:rPr>
+                <w:noProof/>
+                <w:webHidden/>
+              </w:rPr>
+              <w:instrText xml:space="preserve"> PAGEREF _Toc193744460 \h </w:instrText>
+            </w:r>
+            <w:r>
+              <w:rPr>
+                <w:noProof/>
+                <w:webHidden/>
+              </w:rPr>
+            </w:r>
+            <w:r>
+              <w:rPr>
+                <w:noProof/>
+                <w:webHidden/>
+              </w:rPr>
+              <w:fldChar w:fldCharType="separate"/>
+            </w:r>
+            <w:r>
+              <w:rPr>
+                <w:noProof/>
+                <w:webHidden/>
+              </w:rPr>
+              <w:t>8</w:t>
+            </w:r>
+            <w:r>
+              <w:rPr>
+                <w:noProof/>
+                <w:webHidden/>
+              </w:rPr>
+              <w:fldChar w:fldCharType="end"/>
+            </w:r>
+          </w:hyperlink>
+        </w:p>
+        <w:p>
+          <w:r>
+            <w:rPr>
+              <w:rFonts w:ascii="Times New Roman" w:hAnsi="Times New Roman" w:cs="Times New Roman"/>
+              <w:sz w:val="28"/>
+              <w:szCs w:val="28"/>
+            </w:rPr>
+            <w:fldChar w:fldCharType="end"/>
+          </w:r>
+        </w:p>
+      </w:sdtContent>
+    </w:sdt>
     <w:p>
       <w:pPr>
         <w:pStyle w:val="a3"/>
       </w:pPr>
-      <w:r>
-        <w:t>Глава 1. Исследование предметной области</w:t>
-      </w:r>
     </w:p>
     <w:p>
       <w:pPr>
-        <w:pStyle w:val="a5"/>
-      </w:pPr>
-      <w:r>
-        <w:t>В данной главе буд</w:t>
-      </w:r>
-      <w:r>
-        <w:t>е</w:t>
-      </w:r>
-      <w:r>
-        <w:t xml:space="preserve">т </w:t>
-      </w:r>
-      <w:r>
-        <w:t>анализ референсов проекта, изучение документаций VR-гарнитуры и инструментов для разработки продукта</w:t>
-      </w:r>
-      <w:r>
-        <w:t xml:space="preserve"> </w:t>
-      </w:r>
-      <w:r>
-        <w:rPr>
-          <w:color w:val="FF0000"/>
-        </w:rPr>
-        <w:t xml:space="preserve">(опишем, почему выбрали </w:t>
-      </w:r>
-      <w:r>
-        <w:rPr>
-          <w:color w:val="FF0000"/>
-          <w:lang w:val="en-US"/>
-        </w:rPr>
-        <w:t>meta</w:t>
-      </w:r>
-      <w:r>
-        <w:rPr>
-          <w:color w:val="FF0000"/>
-        </w:rPr>
-        <w:t xml:space="preserve"> </w:t>
-      </w:r>
-      <w:r>
-        <w:rPr>
-          <w:color w:val="FF0000"/>
-          <w:lang w:val="en-US"/>
-        </w:rPr>
-        <w:t>quest</w:t>
-      </w:r>
-      <w:r>
-        <w:rPr>
-          <w:color w:val="FF0000"/>
-        </w:rPr>
-        <w:t xml:space="preserve"> 2, а не </w:t>
-      </w:r>
-      <w:r>
-        <w:rPr>
-          <w:color w:val="FF0000"/>
-          <w:lang w:val="en-US"/>
-        </w:rPr>
-        <w:t>HTC</w:t>
-      </w:r>
-      <w:r>
-        <w:rPr>
-          <w:color w:val="FF0000"/>
-        </w:rPr>
-        <w:t xml:space="preserve"> </w:t>
-      </w:r>
-      <w:r>
-        <w:rPr>
-          <w:color w:val="FF0000"/>
-          <w:lang w:val="en-US"/>
-        </w:rPr>
-        <w:t>VIVO</w:t>
-      </w:r>
-      <w:r>
-        <w:rPr>
-          <w:color w:val="FF0000"/>
-        </w:rPr>
-        <w:t xml:space="preserve">. Скажем, что удобнее работать в </w:t>
-      </w:r>
-      <w:r>
-        <w:rPr>
-          <w:color w:val="FF0000"/>
-          <w:lang w:val="en-US"/>
-        </w:rPr>
-        <w:t>Unity</w:t>
-      </w:r>
-      <w:r>
-        <w:rPr>
-          <w:color w:val="FF0000"/>
-        </w:rPr>
-        <w:t xml:space="preserve"> с квестами)</w:t>
-      </w:r>
-      <w:r>
-        <w:rPr>
-          <w:color w:val="FF0000"/>
-        </w:rPr>
-        <w:t>.</w:t>
-      </w:r>
-      <w:r>
-        <w:rPr>
-          <w:color w:val="FF0000"/>
-        </w:rPr>
-        <w:t xml:space="preserve"> </w:t>
-      </w:r>
-      <w:r>
-        <w:t>Анализ</w:t>
-      </w:r>
-      <w:r>
-        <w:t xml:space="preserve"> </w:t>
-      </w:r>
-      <w:r>
-        <w:t>буд</w:t>
-      </w:r>
-      <w:r>
-        <w:t>е</w:t>
-      </w:r>
-      <w:r>
-        <w:t xml:space="preserve">т сопровождаться </w:t>
-      </w:r>
-      <w:r>
-        <w:t xml:space="preserve">сравнительными </w:t>
-      </w:r>
-      <w:r>
-        <w:t>таблицами.</w:t>
-      </w:r>
-      <w:r>
-        <w:t xml:space="preserve"> </w:t>
-      </w:r>
-      <w:r>
-        <w:t>Принятие решений будет осуществляться</w:t>
-      </w:r>
-      <w:r>
-        <w:t xml:space="preserve"> через сравнение итоговых сумм критериев, которые вычисляются</w:t>
-      </w:r>
-      <w:r>
-        <w:t xml:space="preserve"> через</w:t>
-      </w:r>
-      <w:r>
-        <w:t xml:space="preserve"> метод взвешенной суммы критериев (МВСК) </w:t>
-      </w:r>
-      <w:r>
-        <w:t>[</w:t>
-      </w:r>
-      <w:r>
-        <w:fldChar w:fldCharType="begin"/>
-      </w:r>
-      <w:r>
-        <w:instrText xml:space="preserve"> REF Подиновский \r \h </w:instrText>
-      </w:r>
-      <w:r>
-        <w:fldChar w:fldCharType="separate"/>
-      </w:r>
-      <w:r>
-        <w:t>1</w:t>
-      </w:r>
-      <w:r>
-        <w:fldChar w:fldCharType="end"/>
-      </w:r>
-      <w:r>
-        <w:t>]</w:t>
-      </w:r>
-      <w:r>
-        <w:t>.</w:t>
-      </w:r>
+        <w:pStyle w:val="a3"/>
+      </w:pPr>
+      <w:r>
+        <w:br w:type="column"/>
+      </w:r>
+      <w:bookmarkStart w:id="0" w:name="_Toc193744456"/>
+      <w:r>
+        <w:lastRenderedPageBreak/>
+        <w:t>Глава 1. Исследование предметной области</w:t>
+      </w:r>
+      <w:bookmarkEnd w:id="0"/>
     </w:p>
     <w:p>
       <w:pPr>
-        <w:pStyle w:val="2"/>
-      </w:pPr>
-      <w:r>
-        <w:t xml:space="preserve">Сравнение </w:t>
-      </w:r>
-      <w:r>
-        <w:t xml:space="preserve">механик боя в </w:t>
-      </w:r>
-      <w:r>
-        <w:rPr>
-          <w:lang w:val="en-US"/>
-        </w:rPr>
-        <w:t>action</w:t>
-      </w:r>
-      <w:r>
-        <w:t xml:space="preserve"> </w:t>
-      </w:r>
-      <w:r>
-        <w:rPr>
-          <w:lang w:val="en-US"/>
-        </w:rPr>
-        <w:t>VR</w:t>
-      </w:r>
-      <w:r>
-        <w:t>-</w:t>
-      </w:r>
-      <w:r>
-        <w:t>играх</w:t>
+        <w:pStyle w:val="a5"/>
+      </w:pPr>
+      <w:r>
+        <w:t>В данной главе буд</w:t>
+      </w:r>
+      <w:r>
+        <w:t>е</w:t>
+      </w:r>
+      <w:r>
+        <w:t xml:space="preserve">т </w:t>
+      </w:r>
+      <w:r>
+        <w:t>анализ референсов проекта</w:t>
+      </w:r>
+      <w:r>
+        <w:t xml:space="preserve"> и </w:t>
+      </w:r>
+      <w:r>
+        <w:rPr>
+          <w:lang w:val="en-US"/>
+        </w:rPr>
+        <w:t>UI</w:t>
+      </w:r>
+      <w:r>
+        <w:t xml:space="preserve"> </w:t>
+      </w:r>
+      <w:r>
+        <w:t>решений</w:t>
+      </w:r>
+      <w:r>
+        <w:t xml:space="preserve">. </w:t>
+      </w:r>
+      <w:r>
+        <w:t>Анализ</w:t>
+      </w:r>
+      <w:r>
+        <w:t xml:space="preserve"> </w:t>
+      </w:r>
+      <w:r>
+        <w:t>буд</w:t>
+      </w:r>
+      <w:r>
+        <w:t>е</w:t>
+      </w:r>
+      <w:r>
+        <w:t xml:space="preserve">т сопровождаться </w:t>
+      </w:r>
+      <w:r>
+        <w:t xml:space="preserve">сравнительными </w:t>
+      </w:r>
+      <w:r>
+        <w:t>таблицами.</w:t>
+      </w:r>
+      <w:r>
+        <w:t xml:space="preserve"> </w:t>
+      </w:r>
+      <w:r>
+        <w:t>Принятие решений будет осуществляться</w:t>
+      </w:r>
+      <w:r>
+        <w:t xml:space="preserve"> через сравнение итоговых сумм критериев, которые вычисляются</w:t>
+      </w:r>
+      <w:r>
+        <w:t xml:space="preserve"> через</w:t>
+      </w:r>
+      <w:r>
+        <w:t xml:space="preserve"> метод взвешенной суммы критериев (МВСК) </w:t>
+      </w:r>
+      <w:r>
+        <w:t>[</w:t>
+      </w:r>
+      <w:r>
+        <w:fldChar w:fldCharType="begin"/>
+      </w:r>
+      <w:r>
+        <w:instrText xml:space="preserve"> REF Подиновский \r \h </w:instrText>
+      </w:r>
+      <w:r>
+        <w:fldChar w:fldCharType="separate"/>
+      </w:r>
+      <w:r>
+        <w:t>1</w:t>
+      </w:r>
+      <w:r>
+        <w:fldChar w:fldCharType="end"/>
+      </w:r>
+      <w:r>
+        <w:t>]</w:t>
+      </w:r>
+      <w:r>
+        <w:t>.</w:t>
       </w:r>
     </w:p>
     <w:p>
       <w:pPr>
-        <w:pStyle w:val="a5"/>
-      </w:pPr>
-      <w:r>
-        <w:t xml:space="preserve">Для сравнительного анализа в данном разделе были взяты референсы </w:t>
-      </w:r>
-      <w:r>
-        <w:t>из топа самых продаваемых игр</w:t>
-      </w:r>
-      <w:r>
-        <w:t xml:space="preserve"> в категории «Только для </w:t>
+        <w:pStyle w:val="2"/>
+      </w:pPr>
+      <w:bookmarkStart w:id="1" w:name="_Toc193744457"/>
+      <w:r>
+        <w:t xml:space="preserve">Сравнение </w:t>
+      </w:r>
+      <w:r>
+        <w:t xml:space="preserve">механик боя в </w:t>
+      </w:r>
+      <w:r>
+        <w:rPr>
+          <w:lang w:val="en-US"/>
+        </w:rPr>
+        <w:t>action</w:t>
+      </w:r>
+      <w:r>
+        <w:t xml:space="preserve"> </w:t>
       </w:r>
       <w:r>
         <w:rPr>
@@ -225,48 +604,115 @@
         <w:t>VR</w:t>
       </w:r>
       <w:r>
-        <w:t>»</w:t>
-      </w:r>
-      <w:r>
-        <w:t xml:space="preserve"> </w:t>
-      </w:r>
-      <w:r>
-        <w:t xml:space="preserve">в жанре </w:t>
-      </w:r>
-      <w:r>
-        <w:rPr>
-          <w:lang w:val="en-US"/>
-        </w:rPr>
-        <w:t>action</w:t>
-      </w:r>
-      <w:r>
-        <w:t xml:space="preserve">, механики сражений везде включают в себя ближний бой холодным </w:t>
-      </w:r>
-      <w:r>
-        <w:br/>
-      </w:r>
-      <w:r>
-        <w:t>оружием</w:t>
-      </w:r>
-      <w:r>
-        <w:t xml:space="preserve"> — все эти признаки являются главными для </w:t>
-      </w:r>
-      <w:r>
-        <w:rPr>
-          <w:lang w:val="en-US"/>
-        </w:rPr>
-        <w:t>action</w:t>
-      </w:r>
-      <w:r>
-        <w:t xml:space="preserve"> составляющей разрабатываемой игры.</w:t>
-      </w:r>
+        <w:t>-</w:t>
+      </w:r>
+      <w:r>
+        <w:t>играх</w:t>
+      </w:r>
+      <w:bookmarkEnd w:id="1"/>
     </w:p>
     <w:p>
       <w:pPr>
         <w:pStyle w:val="a5"/>
       </w:pPr>
       <w:r>
-        <w:t xml:space="preserve">Blade and Sorcery — средневековый adventure-action в VR, где главный персонаж сражается с врагами с помощью оружия ближнего боя, оружия дальнего боя и магии. Механики игры сфокусированы на «зрелищной» системе сражений, использующей коллизии, хитбоксы и регдоллы </w:t>
+        <w:t xml:space="preserve">Для сравнительного анализа в данном разделе были взяты референсы </w:t>
+      </w:r>
+      <w:r>
+        <w:t>из топа самых продаваемых игр</w:t>
+      </w:r>
+      <w:r>
+        <w:t xml:space="preserve"> в категории «Только для </w:t>
+      </w:r>
+      <w:r>
+        <w:rPr>
+          <w:lang w:val="en-US"/>
+        </w:rPr>
+        <w:t>VR</w:t>
+      </w:r>
+      <w:r>
+        <w:t>»</w:t>
+      </w:r>
+      <w:r>
+        <w:t xml:space="preserve"> </w:t>
+      </w:r>
+      <w:r>
+        <w:t xml:space="preserve">в жанре </w:t>
+      </w:r>
+      <w:r>
+        <w:rPr>
+          <w:lang w:val="en-US"/>
+        </w:rPr>
+        <w:t>action</w:t>
+      </w:r>
+      <w:r>
+        <w:t xml:space="preserve">, механики сражений везде включают в себя ближний бой холодным </w:t>
+      </w:r>
+      <w:r>
+        <w:br/>
+      </w:r>
+      <w:r>
+        <w:t>оружием</w:t>
+      </w:r>
+      <w:r>
+        <w:t xml:space="preserve"> — все эти признаки являются главными для </w:t>
+      </w:r>
+      <w:r>
+        <w:rPr>
+          <w:lang w:val="en-US"/>
+        </w:rPr>
+        <w:t>action</w:t>
+      </w:r>
+      <w:r>
+        <w:t xml:space="preserve"> составляющей разрабатываемой игры.</w:t>
+      </w:r>
+    </w:p>
+    <w:p>
+      <w:pPr>
+        <w:pStyle w:val="a5"/>
+      </w:pPr>
+      <w:r>
+        <w:t xml:space="preserve">Blade </w:t>
+      </w:r>
+      <w:proofErr w:type="spellStart"/>
+      <w:r>
+        <w:t>and</w:t>
+      </w:r>
+      <w:proofErr w:type="spellEnd"/>
+      <w:r>
+        <w:t xml:space="preserve"> </w:t>
+      </w:r>
+      <w:proofErr w:type="spellStart"/>
+      <w:r>
+        <w:t>Sorcery</w:t>
+      </w:r>
+      <w:proofErr w:type="spellEnd"/>
+      <w:r>
+        <w:t xml:space="preserve"> — средневековый </w:t>
+      </w:r>
+      <w:proofErr w:type="spellStart"/>
+      <w:r>
+        <w:t>adventure-action</w:t>
+      </w:r>
+      <w:proofErr w:type="spellEnd"/>
+      <w:r>
+        <w:t xml:space="preserve"> в VR, где главный персонаж сражается с врагами с помощью оружия ближнего боя, оружия дальнего боя и магии. Механики игры сфокусированы на «зрелищной» системе сражений, использующей коллизии, </w:t>
+      </w:r>
+      <w:proofErr w:type="spellStart"/>
+      <w:r>
+        <w:t>хитбоксы</w:t>
+      </w:r>
+      <w:proofErr w:type="spellEnd"/>
+      <w:r>
+        <w:t xml:space="preserve"> и </w:t>
+      </w:r>
+      <w:proofErr w:type="spellStart"/>
+      <w:r>
+        <w:t>регдоллы</w:t>
+      </w:r>
+      <w:proofErr w:type="spellEnd"/>
+      <w:r>
+        <w:t xml:space="preserve"> </w:t>
       </w:r>
       <w:r>
         <w:br/>
@@ -308,9 +754,9 @@
           <w:noProof/>
         </w:rPr>
         <w:drawing>
-          <wp:inline distT="0" distB="0" distL="0" distR="0" wp14:anchorId="2C5F4198" wp14:editId="4BDE6E81">
-            <wp:extent cx="3928091" cy="2211572"/>
-            <wp:effectExtent l="0" t="0" r="0" b="0"/>
+          <wp:inline distT="0" distB="0" distL="0" distR="0" wp14:anchorId="2C5F4198" wp14:editId="4A3327E5">
+            <wp:extent cx="3522428" cy="1983178"/>
+            <wp:effectExtent l="0" t="0" r="1905" b="0"/>
             <wp:docPr id="1" name="Рисунок 1"/>
             <wp:cNvGraphicFramePr>
               <a:graphicFrameLocks xmlns:a="http://schemas.openxmlformats.org/drawingml/2006/main" noChangeAspect="1"/>
@@ -323,7 +769,7 @@
                     <pic:cNvPicPr/>
                   </pic:nvPicPr>
                   <pic:blipFill>
-                    <a:blip r:embed="rId5">
+                    <a:blip r:embed="rId8">
                       <a:extLst>
                         <a:ext uri="{28A0092B-C50C-407E-A947-70E740481C1C}">
                           <a14:useLocalDpi xmlns:a14="http://schemas.microsoft.com/office/drawing/2010/main" val="0"/>
@@ -337,7 +783,7 @@
                   <pic:spPr>
                     <a:xfrm>
                       <a:off x="0" y="0"/>
-                      <a:ext cx="3967346" cy="2233673"/>
+                      <a:ext cx="3559821" cy="2004231"/>
                     </a:xfrm>
                     <a:prstGeom prst="rect">
                       <a:avLst/>
@@ -490,8 +936,13 @@
       <w:r>
         <w:t xml:space="preserve"> разработан на движке </w:t>
       </w:r>
-      <w:r>
-        <w:t>Unity Engine</w:t>
+      <w:proofErr w:type="spellStart"/>
+      <w:r>
+        <w:t>Unity</w:t>
+      </w:r>
+      <w:proofErr w:type="spellEnd"/>
+      <w:r>
+        <w:t xml:space="preserve"> Engine</w:t>
       </w:r>
       <w:r>
         <w:t>.</w:t>
@@ -538,86 +989,95 @@
         <w:rPr>
           <w:lang w:val="en-US"/>
         </w:rPr>
+        <w:t>The</w:t>
+      </w:r>
+      <w:r>
+        <w:t xml:space="preserve"> </w:t>
+      </w:r>
+      <w:r>
+        <w:rPr>
+          <w:lang w:val="en-US"/>
+        </w:rPr>
+        <w:t>Elder</w:t>
+      </w:r>
+      <w:r>
+        <w:t xml:space="preserve"> </w:t>
+      </w:r>
+      <w:r>
+        <w:rPr>
+          <w:lang w:val="en-US"/>
+        </w:rPr>
+        <w:t>Scrolls</w:t>
+      </w:r>
+      <w:r>
+        <w:t xml:space="preserve"> </w:t>
+      </w:r>
+      <w:r>
+        <w:rPr>
+          <w:lang w:val="en-US"/>
+        </w:rPr>
+        <w:t>V</w:t>
+      </w:r>
+      <w:r>
+        <w:t xml:space="preserve">: </w:t>
+      </w:r>
+      <w:r>
+        <w:rPr>
+          <w:lang w:val="en-US"/>
+        </w:rPr>
+        <w:t>Skyrim</w:t>
+      </w:r>
+      <w:r>
+        <w:t xml:space="preserve"> </w:t>
+      </w:r>
+      <w:r>
+        <w:rPr>
+          <w:lang w:val="en-US"/>
+        </w:rPr>
+        <w:t>VR</w:t>
+      </w:r>
+      <w:r>
+        <w:t xml:space="preserve"> (см. рис</w:t>
+      </w:r>
+      <w:r>
+        <w:t>.</w:t>
+      </w:r>
+      <w:r>
+        <w:t xml:space="preserve"> 2)</w:t>
+      </w:r>
+      <w:r>
+        <w:t xml:space="preserve"> — </w:t>
+      </w:r>
+      <w:r>
+        <w:t>эпическая</w:t>
+      </w:r>
+      <w:r>
+        <w:t xml:space="preserve"> </w:t>
+      </w:r>
+      <w:r>
+        <w:t xml:space="preserve">фэнтэзи </w:t>
+      </w:r>
+      <w:r>
+        <w:rPr>
+          <w:lang w:val="en-US"/>
+        </w:rPr>
+        <w:t>RPG</w:t>
+      </w:r>
+      <w:r>
+        <w:t xml:space="preserve"> </w:t>
+      </w:r>
+      <w:r>
+        <w:t>игра</w:t>
+      </w:r>
+      <w:r>
+        <w:t xml:space="preserve"> </w:t>
+      </w:r>
+      <w:r>
+        <w:t xml:space="preserve">с открытым миром, где игрок путешествует и исследует мир, сражается с монстрами и взаимодействует с местными жителями и правителями. Игра </w:t>
+      </w:r>
+      <w:r>
         <w:lastRenderedPageBreak/>
-        <w:t>The</w:t>
-      </w:r>
-      <w:r>
-        <w:t xml:space="preserve"> </w:t>
-      </w:r>
-      <w:r>
-        <w:rPr>
-          <w:lang w:val="en-US"/>
-        </w:rPr>
-        <w:t>Elder</w:t>
-      </w:r>
-      <w:r>
-        <w:t xml:space="preserve"> </w:t>
-      </w:r>
-      <w:r>
-        <w:rPr>
-          <w:lang w:val="en-US"/>
-        </w:rPr>
-        <w:t>Scrolls</w:t>
-      </w:r>
-      <w:r>
-        <w:t xml:space="preserve"> </w:t>
-      </w:r>
-      <w:r>
-        <w:rPr>
-          <w:lang w:val="en-US"/>
-        </w:rPr>
-        <w:t>V</w:t>
-      </w:r>
-      <w:r>
-        <w:t xml:space="preserve">: </w:t>
-      </w:r>
-      <w:r>
-        <w:rPr>
-          <w:lang w:val="en-US"/>
-        </w:rPr>
-        <w:t>Skyrim</w:t>
-      </w:r>
-      <w:r>
-        <w:t xml:space="preserve"> </w:t>
-      </w:r>
-      <w:r>
-        <w:rPr>
-          <w:lang w:val="en-US"/>
-        </w:rPr>
-        <w:t>VR</w:t>
-      </w:r>
-      <w:r>
-        <w:t xml:space="preserve"> (см. рис 2)</w:t>
-      </w:r>
-      <w:r>
-        <w:t xml:space="preserve"> — </w:t>
-      </w:r>
-      <w:r>
-        <w:t>эпическая</w:t>
-      </w:r>
-      <w:r>
-        <w:t xml:space="preserve"> </w:t>
-      </w:r>
-      <w:r>
-        <w:t xml:space="preserve">фэнтэзи </w:t>
-      </w:r>
-      <w:r>
-        <w:rPr>
-          <w:lang w:val="en-US"/>
-        </w:rPr>
-        <w:t>RPG</w:t>
-      </w:r>
-      <w:r>
-        <w:t xml:space="preserve"> </w:t>
-      </w:r>
-      <w:r>
-        <w:t>игра</w:t>
-      </w:r>
-      <w:r>
-        <w:t xml:space="preserve"> </w:t>
-      </w:r>
-      <w:r>
-        <w:t>с открытым миром, где игрок путешествует и исследует мир, сражается с монстрами и взаимодействует с местными жителями и правителями. Игра отличается разнообразием оруж</w:t>
+        <w:t>отличается разнообразием оруж</w:t>
       </w:r>
       <w:r>
         <w:t>ия для: ближнего</w:t>
@@ -667,8 +1127,8 @@
           <w:noProof/>
         </w:rPr>
         <w:drawing>
-          <wp:inline distT="0" distB="0" distL="0" distR="0" wp14:anchorId="5E795C16" wp14:editId="7AA9FEE6">
-            <wp:extent cx="3663950" cy="2057918"/>
+          <wp:inline distT="0" distB="0" distL="0" distR="0" wp14:anchorId="5E795C16" wp14:editId="040A53B9">
+            <wp:extent cx="3171085" cy="1781092"/>
             <wp:effectExtent l="0" t="0" r="0" b="0"/>
             <wp:docPr id="2" name="Рисунок 2"/>
             <wp:cNvGraphicFramePr>
@@ -682,7 +1142,7 @@
                     <pic:cNvPicPr/>
                   </pic:nvPicPr>
                   <pic:blipFill>
-                    <a:blip r:embed="rId6">
+                    <a:blip r:embed="rId9">
                       <a:extLst>
                         <a:ext uri="{28A0092B-C50C-407E-A947-70E740481C1C}">
                           <a14:useLocalDpi xmlns:a14="http://schemas.microsoft.com/office/drawing/2010/main" val="0"/>
@@ -696,7 +1156,7 @@
                   <pic:spPr>
                     <a:xfrm>
                       <a:off x="0" y="0"/>
-                      <a:ext cx="3690943" cy="2073079"/>
+                      <a:ext cx="3198220" cy="1796333"/>
                     </a:xfrm>
                     <a:prstGeom prst="rect">
                       <a:avLst/>
@@ -835,7 +1295,15 @@
         <w:pStyle w:val="a5"/>
       </w:pPr>
       <w:r>
-        <w:t xml:space="preserve">В Steam игра отмечена тегом «Приключенческие» </w:t>
+        <w:t xml:space="preserve">В </w:t>
+      </w:r>
+      <w:proofErr w:type="spellStart"/>
+      <w:r>
+        <w:t>Steam</w:t>
+      </w:r>
+      <w:proofErr w:type="spellEnd"/>
+      <w:r>
+        <w:t xml:space="preserve"> игра отмечена тегом «Приключенческие» </w:t>
       </w:r>
       <w:r>
         <w:t>[</w:t>
@@ -861,8 +1329,13 @@
       <w:r>
         <w:t xml:space="preserve">. Продукт разработан на движке </w:t>
       </w:r>
-      <w:r>
-        <w:t xml:space="preserve">Creation Engine </w:t>
+      <w:proofErr w:type="spellStart"/>
+      <w:r>
+        <w:t>Creation</w:t>
+      </w:r>
+      <w:proofErr w:type="spellEnd"/>
+      <w:r>
+        <w:t xml:space="preserve"> Engine </w:t>
       </w:r>
       <w:r>
         <w:rPr>
@@ -876,8 +1349,13 @@
       <w:r>
         <w:t xml:space="preserve">технологиями </w:t>
       </w:r>
-      <w:r>
-        <w:t>OpenVR SDK</w:t>
+      <w:proofErr w:type="spellStart"/>
+      <w:r>
+        <w:t>OpenVR</w:t>
+      </w:r>
+      <w:proofErr w:type="spellEnd"/>
+      <w:r>
+        <w:t xml:space="preserve"> SDK</w:t>
       </w:r>
       <w:r>
         <w:t>.</w:t>
@@ -1017,9 +1495,9 @@
           <w:lang w:val="en-US"/>
         </w:rPr>
         <w:drawing>
-          <wp:inline distT="0" distB="0" distL="0" distR="0" wp14:anchorId="3E67EF06" wp14:editId="4EACF37E">
-            <wp:extent cx="3685637" cy="2070100"/>
-            <wp:effectExtent l="0" t="0" r="0" b="6350"/>
+          <wp:inline distT="0" distB="0" distL="0" distR="0" wp14:anchorId="3E67EF06" wp14:editId="30BC8F13">
+            <wp:extent cx="3315694" cy="1862316"/>
+            <wp:effectExtent l="0" t="0" r="0" b="5080"/>
             <wp:docPr id="1754956672" name="Рисунок 1"/>
             <wp:cNvGraphicFramePr>
               <a:graphicFrameLocks xmlns:a="http://schemas.openxmlformats.org/drawingml/2006/main" noChangeAspect="1"/>
@@ -1032,7 +1510,7 @@
                     <pic:cNvPicPr/>
                   </pic:nvPicPr>
                   <pic:blipFill>
-                    <a:blip r:embed="rId7">
+                    <a:blip r:embed="rId10">
                       <a:extLst>
                         <a:ext uri="{28A0092B-C50C-407E-A947-70E740481C1C}">
                           <a14:useLocalDpi xmlns:a14="http://schemas.microsoft.com/office/drawing/2010/main" val="0"/>
@@ -1046,7 +1524,7 @@
                   <pic:spPr>
                     <a:xfrm>
                       <a:off x="0" y="0"/>
-                      <a:ext cx="3701989" cy="2079285"/>
+                      <a:ext cx="3336030" cy="1873738"/>
                     </a:xfrm>
                     <a:prstGeom prst="rect">
                       <a:avLst/>
@@ -1113,7 +1591,15 @@
         <w:t xml:space="preserve">. </w:t>
       </w:r>
       <w:r>
-        <w:t>Продукт разработан на движке Unity Engine. Кол-во отзывов 7380, положительных из них — 91%</w:t>
+        <w:t xml:space="preserve">Продукт разработан на движке </w:t>
+      </w:r>
+      <w:proofErr w:type="spellStart"/>
+      <w:r>
+        <w:t>Unity</w:t>
+      </w:r>
+      <w:proofErr w:type="spellEnd"/>
+      <w:r>
+        <w:t xml:space="preserve"> Engine. Кол-во отзывов 7380, положительных из них — 91%</w:t>
       </w:r>
       <w:r>
         <w:t xml:space="preserve"> </w:t>
@@ -1178,6 +1664,9 @@
         <w:fldChar w:fldCharType="separate"/>
       </w:r>
       <w:r>
+        <w:rPr>
+          <w:lang w:val="en-US"/>
+        </w:rPr>
         <w:t>7</w:t>
       </w:r>
       <w:r>
@@ -1198,7 +1687,6 @@
         <w:pStyle w:val="a5"/>
       </w:pPr>
       <w:r>
-        <w:lastRenderedPageBreak/>
         <w:t xml:space="preserve">Для механики сражений были выбраны </w:t>
       </w:r>
       <w:r>
@@ -1298,6 +1786,7 @@
         </w:numPr>
       </w:pPr>
       <w:r>
+        <w:lastRenderedPageBreak/>
         <w:t>п</w:t>
       </w:r>
       <w:r>
@@ -1361,7 +1850,15 @@
         <w:t>б</w:t>
       </w:r>
       <w:r>
-        <w:t xml:space="preserve">оевка в adventure-играх глубже интегрирована в сюжет, что важно для концепции </w:t>
+        <w:t xml:space="preserve">оевка в </w:t>
+      </w:r>
+      <w:proofErr w:type="spellStart"/>
+      <w:r>
+        <w:t>adventure</w:t>
+      </w:r>
+      <w:proofErr w:type="spellEnd"/>
+      <w:r>
+        <w:t xml:space="preserve">-играх глубже интегрирована в сюжет, что важно для концепции </w:t>
       </w:r>
       <w:r>
         <w:t>данного</w:t>
@@ -1382,8 +1879,13 @@
         <w:t>д</w:t>
       </w:r>
       <w:r>
-        <w:t>вижок Unity</w:t>
-      </w:r>
+        <w:t xml:space="preserve">вижок </w:t>
+      </w:r>
+      <w:proofErr w:type="spellStart"/>
+      <w:r>
+        <w:t>Unity</w:t>
+      </w:r>
+      <w:proofErr w:type="spellEnd"/>
       <w:r>
         <w:t xml:space="preserve"> </w:t>
       </w:r>
@@ -1418,7 +1920,15 @@
         <w:t>/</w:t>
       </w:r>
       <w:r>
-        <w:t>повторения геймплейных решений.</w:t>
+        <w:t xml:space="preserve">повторения </w:t>
+      </w:r>
+      <w:proofErr w:type="spellStart"/>
+      <w:r>
+        <w:t>геймплейных</w:t>
+      </w:r>
+      <w:proofErr w:type="spellEnd"/>
+      <w:r>
+        <w:t xml:space="preserve"> решений.</w:t>
       </w:r>
     </w:p>
     <w:p>
@@ -1573,9 +2083,11 @@
             <w:r>
               <w:t xml:space="preserve">Движок </w:t>
             </w:r>
+            <w:proofErr w:type="spellStart"/>
             <w:r>
               <w:t>Unity</w:t>
             </w:r>
+            <w:proofErr w:type="spellEnd"/>
             <w:r>
               <w:t xml:space="preserve"> (0</w:t>
             </w:r>
@@ -1619,8 +2131,21 @@
               <w:ind w:firstLine="0"/>
             </w:pPr>
             <w:r>
-              <w:t>Blade and Sorcery</w:t>
-            </w:r>
+              <w:t xml:space="preserve">Blade </w:t>
+            </w:r>
+            <w:proofErr w:type="spellStart"/>
+            <w:r>
+              <w:t>and</w:t>
+            </w:r>
+            <w:proofErr w:type="spellEnd"/>
+            <w:r>
+              <w:t xml:space="preserve"> </w:t>
+            </w:r>
+            <w:proofErr w:type="spellStart"/>
+            <w:r>
+              <w:t>Sorcery</w:t>
+            </w:r>
+            <w:proofErr w:type="spellEnd"/>
           </w:p>
         </w:tc>
         <w:tc>
@@ -1728,8 +2253,13 @@
               <w:spacing w:line="240" w:lineRule="auto"/>
               <w:ind w:firstLine="0"/>
             </w:pPr>
-            <w:r>
-              <w:t>Skyrim VR</w:t>
+            <w:proofErr w:type="spellStart"/>
+            <w:r>
+              <w:t>Skyrim</w:t>
+            </w:r>
+            <w:proofErr w:type="spellEnd"/>
+            <w:r>
+              <w:t xml:space="preserve"> VR</w:t>
             </w:r>
           </w:p>
         </w:tc>
@@ -1986,13 +2516,17 @@
         <w:t>Sorcery</w:t>
       </w:r>
       <w:r>
-        <w:t>» лучше всего подходит в качестве референса для боевых механик.</w:t>
+        <w:t>» лучше всего подходит в качестве референса для боевых механик</w:t>
+      </w:r>
+      <w:r>
+        <w:t>, так как имеет наиболее высокую взвешенную сумму критериев.</w:t>
       </w:r>
     </w:p>
     <w:p>
       <w:pPr>
         <w:pStyle w:val="2"/>
       </w:pPr>
+      <w:bookmarkStart w:id="2" w:name="_Toc193744458"/>
       <w:r>
         <w:t>Сравнение</w:t>
       </w:r>
@@ -2008,6 +2542,16 @@
       <w:r>
         <w:t>интерфейса</w:t>
       </w:r>
+      <w:r>
+        <w:t xml:space="preserve"> в </w:t>
+      </w:r>
+      <w:r>
+        <w:rPr>
+          <w:lang w:val="en-US"/>
+        </w:rPr>
+        <w:t>VR</w:t>
+      </w:r>
+      <w:bookmarkEnd w:id="2"/>
     </w:p>
     <w:p>
       <w:pPr>
@@ -2024,6 +2568,38 @@
       </w:r>
       <w:r>
         <w:t>)</w:t>
+      </w:r>
+      <w:r>
+        <w:t xml:space="preserve"> по </w:t>
+      </w:r>
+      <w:proofErr w:type="spellStart"/>
+      <w:r>
+        <w:t>диегетической</w:t>
+      </w:r>
+      <w:proofErr w:type="spellEnd"/>
+      <w:r>
+        <w:t xml:space="preserve"> теории </w:t>
+      </w:r>
+      <w:r>
+        <w:t>[</w:t>
+      </w:r>
+      <w:r>
+        <w:fldChar w:fldCharType="begin"/>
+      </w:r>
+      <w:r>
+        <w:instrText xml:space="preserve"> REF RaffaeleVRImmersiveUI \r \h </w:instrText>
+      </w:r>
+      <w:r>
+        <w:fldChar w:fldCharType="separate"/>
+      </w:r>
+      <w:r>
+        <w:t>8</w:t>
+      </w:r>
+      <w:r>
+        <w:fldChar w:fldCharType="end"/>
+      </w:r>
+      <w:r>
+        <w:t>]</w:t>
       </w:r>
       <w:r>
         <w:t xml:space="preserve"> </w:t>
@@ -2049,9 +2625,11 @@
           <w:numId w:val="7"/>
         </w:numPr>
       </w:pPr>
+      <w:proofErr w:type="spellStart"/>
       <w:r>
         <w:t>диегетический</w:t>
       </w:r>
+      <w:proofErr w:type="spellEnd"/>
       <w:r>
         <w:rPr>
           <w:lang w:val="en-US"/>
@@ -2067,9 +2645,11 @@
           <w:numId w:val="7"/>
         </w:numPr>
       </w:pPr>
+      <w:proofErr w:type="spellStart"/>
       <w:r>
         <w:t>недиегетический</w:t>
       </w:r>
+      <w:proofErr w:type="spellEnd"/>
       <w:r>
         <w:rPr>
           <w:lang w:val="en-US"/>
@@ -2100,10 +2680,976 @@
         <w:pStyle w:val="a5"/>
       </w:pPr>
       <w:r>
-        <w:t xml:space="preserve">Интерфейс типа </w:t>
-      </w:r>
-      <w:r>
-        <w:t>«мета» не рассматривается</w:t>
+        <w:t xml:space="preserve">Интерфейс типа «мета» не рассматривается в данном анализе, так как </w:t>
+      </w:r>
+      <w:r>
+        <w:t>в играх</w:t>
+      </w:r>
+      <w:r>
+        <w:t xml:space="preserve"> </w:t>
+      </w:r>
+      <w:r>
+        <w:t xml:space="preserve">обычно </w:t>
+      </w:r>
+      <w:r>
+        <w:t>используется</w:t>
+      </w:r>
+      <w:r>
+        <w:t xml:space="preserve"> </w:t>
+      </w:r>
+      <w:r>
+        <w:t xml:space="preserve">лишь как </w:t>
+      </w:r>
+      <w:r>
+        <w:t>допол</w:t>
+      </w:r>
+      <w:r>
+        <w:t>нительный</w:t>
+      </w:r>
+      <w:r>
+        <w:t xml:space="preserve"> визуальный эффект</w:t>
+      </w:r>
+      <w:r>
+        <w:t xml:space="preserve"> для отображения состояния персонажа игрока</w:t>
+      </w:r>
+      <w:r>
+        <w:t>, как например красные рамки экрана при потере здоровья</w:t>
+      </w:r>
+      <w:r>
+        <w:t xml:space="preserve"> </w:t>
+      </w:r>
+      <w:r>
+        <w:t>[</w:t>
+      </w:r>
+      <w:r>
+        <w:fldChar w:fldCharType="begin"/>
+      </w:r>
+      <w:r>
+        <w:instrText xml:space="preserve"> REF KohleHeathUI \r \h </w:instrText>
+      </w:r>
+      <w:r>
+        <w:fldChar w:fldCharType="separate"/>
+      </w:r>
+      <w:r>
+        <w:t>9</w:t>
+      </w:r>
+      <w:r>
+        <w:fldChar w:fldCharType="end"/>
+      </w:r>
+      <w:r>
+        <w:t>]</w:t>
+      </w:r>
+      <w:r>
+        <w:t>.</w:t>
+      </w:r>
+      <w:r>
+        <w:t xml:space="preserve"> В остальных случаях мета интерфейс </w:t>
+      </w:r>
+      <w:r>
+        <w:lastRenderedPageBreak/>
+        <w:t xml:space="preserve">используется намного реже, чем остальные три </w:t>
+      </w:r>
+      <w:r>
+        <w:br/>
+      </w:r>
+      <w:r>
+        <w:t>типа</w:t>
+      </w:r>
+      <w:r>
+        <w:t xml:space="preserve"> [</w:t>
+      </w:r>
+      <w:r>
+        <w:fldChar w:fldCharType="begin"/>
+      </w:r>
+      <w:r>
+        <w:instrText xml:space="preserve"> REF RaffaeleVRImmersiveUI \r \h </w:instrText>
+      </w:r>
+      <w:r>
+        <w:fldChar w:fldCharType="separate"/>
+      </w:r>
+      <w:r>
+        <w:t>8</w:t>
+      </w:r>
+      <w:r>
+        <w:fldChar w:fldCharType="end"/>
+      </w:r>
+      <w:r>
+        <w:t>].</w:t>
+      </w:r>
+    </w:p>
+    <w:p>
+      <w:pPr>
+        <w:pStyle w:val="a5"/>
+      </w:pPr>
+      <w:r>
+        <w:t xml:space="preserve">Диегетический </w:t>
+      </w:r>
+      <w:r>
+        <w:rPr>
+          <w:lang w:val="en-US"/>
+        </w:rPr>
+        <w:t>UI</w:t>
+      </w:r>
+      <w:r>
+        <w:t xml:space="preserve"> является частью игрового мира</w:t>
+      </w:r>
+      <w:r>
+        <w:t xml:space="preserve"> и объясняется историей</w:t>
+      </w:r>
+      <w:r>
+        <w:t>.</w:t>
+      </w:r>
+      <w:r>
+        <w:t xml:space="preserve"> </w:t>
+      </w:r>
+      <w:r>
+        <w:t>Персонаж игрока физически взаимодействует с элементом этого типа</w:t>
+      </w:r>
+      <w:r>
+        <w:t xml:space="preserve"> </w:t>
+      </w:r>
+      <w:r>
+        <w:t>[</w:t>
+      </w:r>
+      <w:r>
+        <w:fldChar w:fldCharType="begin"/>
+      </w:r>
+      <w:r>
+        <w:instrText xml:space="preserve"> REF RaffaeleVRImmersiveUI \r \h </w:instrText>
+      </w:r>
+      <w:r>
+        <w:fldChar w:fldCharType="separate"/>
+      </w:r>
+      <w:r>
+        <w:t>8</w:t>
+      </w:r>
+      <w:r>
+        <w:fldChar w:fldCharType="end"/>
+      </w:r>
+      <w:r>
+        <w:t>]</w:t>
+      </w:r>
+      <w:r>
+        <w:t xml:space="preserve"> (</w:t>
+      </w:r>
+      <w:r>
+        <w:t>см. рис. 4</w:t>
+      </w:r>
+      <w:r>
+        <w:t>)</w:t>
+      </w:r>
+      <w:r>
+        <w:t>.</w:t>
+      </w:r>
+    </w:p>
+    <w:p>
+      <w:pPr>
+        <w:pStyle w:val="a5"/>
+        <w:ind w:firstLine="0"/>
+        <w:jc w:val="center"/>
+      </w:pPr>
+      <w:r>
+        <w:rPr>
+          <w:noProof/>
+          <w:lang w:val="en-US"/>
+        </w:rPr>
+        <w:drawing>
+          <wp:inline distT="0" distB="0" distL="0" distR="0" wp14:anchorId="51E969A7" wp14:editId="2EB30148">
+            <wp:extent cx="3601941" cy="2022938"/>
+            <wp:effectExtent l="0" t="0" r="0" b="0"/>
+            <wp:docPr id="1032512730" name="Рисунок 1" descr="Изображение выглядит как небо, облако, текст, снимок экрана&#10;&#10;Контент, сгенерированный ИИ, может содержать ошибки."/>
+            <wp:cNvGraphicFramePr>
+              <a:graphicFrameLocks xmlns:a="http://schemas.openxmlformats.org/drawingml/2006/main" noChangeAspect="1"/>
+            </wp:cNvGraphicFramePr>
+            <a:graphic xmlns:a="http://schemas.openxmlformats.org/drawingml/2006/main">
+              <a:graphicData uri="http://schemas.openxmlformats.org/drawingml/2006/picture">
+                <pic:pic xmlns:pic="http://schemas.openxmlformats.org/drawingml/2006/picture">
+                  <pic:nvPicPr>
+                    <pic:cNvPr id="1032512730" name="Рисунок 1" descr="Изображение выглядит как небо, облако, текст, снимок экрана&#10;&#10;Контент, сгенерированный ИИ, может содержать ошибки."/>
+                    <pic:cNvPicPr/>
+                  </pic:nvPicPr>
+                  <pic:blipFill>
+                    <a:blip r:embed="rId11">
+                      <a:extLst>
+                        <a:ext uri="{28A0092B-C50C-407E-A947-70E740481C1C}">
+                          <a14:useLocalDpi xmlns:a14="http://schemas.microsoft.com/office/drawing/2010/main" val="0"/>
+                        </a:ext>
+                      </a:extLst>
+                    </a:blip>
+                    <a:stretch>
+                      <a:fillRect/>
+                    </a:stretch>
+                  </pic:blipFill>
+                  <pic:spPr>
+                    <a:xfrm>
+                      <a:off x="0" y="0"/>
+                      <a:ext cx="3629665" cy="2038509"/>
+                    </a:xfrm>
+                    <a:prstGeom prst="rect">
+                      <a:avLst/>
+                    </a:prstGeom>
+                  </pic:spPr>
+                </pic:pic>
+              </a:graphicData>
+            </a:graphic>
+          </wp:inline>
+        </w:drawing>
+      </w:r>
+    </w:p>
+    <w:p>
+      <w:pPr>
+        <w:pStyle w:val="a5"/>
+        <w:ind w:firstLine="0"/>
+        <w:jc w:val="center"/>
+      </w:pPr>
+      <w:r>
+        <w:t xml:space="preserve">Рисунок </w:t>
+      </w:r>
+      <w:r>
+        <w:t>4</w:t>
+      </w:r>
+      <w:r>
+        <w:t xml:space="preserve">. </w:t>
+      </w:r>
+      <w:proofErr w:type="spellStart"/>
+      <w:r>
+        <w:t>Диегетические</w:t>
+      </w:r>
+      <w:proofErr w:type="spellEnd"/>
+      <w:r>
+        <w:t xml:space="preserve"> карта и компас в игре </w:t>
+      </w:r>
+      <w:r>
+        <w:rPr>
+          <w:lang w:val="en-US"/>
+        </w:rPr>
+        <w:t>Firewatch</w:t>
+      </w:r>
+      <w:r>
+        <w:t xml:space="preserve"> [</w:t>
+      </w:r>
+      <w:r>
+        <w:fldChar w:fldCharType="begin"/>
+      </w:r>
+      <w:r>
+        <w:instrText xml:space="preserve"> REF FirewatchSteam \r \h </w:instrText>
+      </w:r>
+      <w:r>
+        <w:fldChar w:fldCharType="separate"/>
+      </w:r>
+      <w:r>
+        <w:t>10</w:t>
+      </w:r>
+      <w:r>
+        <w:fldChar w:fldCharType="end"/>
+      </w:r>
+      <w:r>
+        <w:t>]</w:t>
+      </w:r>
+    </w:p>
+    <w:p>
+      <w:pPr>
+        <w:pStyle w:val="a5"/>
+      </w:pPr>
+      <w:r>
+        <w:t>Имеет сам</w:t>
+      </w:r>
+      <w:r>
+        <w:t>ое большое число оценочных баллов</w:t>
+      </w:r>
+      <w:r>
+        <w:t xml:space="preserve"> по чувству погружения в игру</w:t>
+      </w:r>
+      <w:r>
+        <w:t>, а именно</w:t>
+      </w:r>
+      <w:r>
+        <w:t xml:space="preserve"> 600</w:t>
+      </w:r>
+      <w:r>
+        <w:t xml:space="preserve"> </w:t>
+      </w:r>
+      <w:r>
+        <w:t>[</w:t>
+      </w:r>
+      <w:r>
+        <w:fldChar w:fldCharType="begin"/>
+      </w:r>
+      <w:r>
+        <w:instrText xml:space="preserve"> REF RaffaeleVRImmersiveUI \r \h </w:instrText>
+      </w:r>
+      <w:r>
+        <w:fldChar w:fldCharType="separate"/>
+      </w:r>
+      <w:r>
+        <w:t>8</w:t>
+      </w:r>
+      <w:r>
+        <w:fldChar w:fldCharType="end"/>
+      </w:r>
+      <w:r>
+        <w:t>]</w:t>
+      </w:r>
+      <w:r>
+        <w:t>. Однако</w:t>
+      </w:r>
+      <w:r>
+        <w:t xml:space="preserve"> </w:t>
+      </w:r>
+      <w:r>
+        <w:t>игроки оценивают такой тип интерфейса на 6</w:t>
+      </w:r>
+      <w:r>
+        <w:t>/10</w:t>
+      </w:r>
+      <w:r>
+        <w:t xml:space="preserve"> из-за трудности в пользовании. Такой </w:t>
+      </w:r>
+      <w:r>
+        <w:rPr>
+          <w:lang w:val="en-US"/>
+        </w:rPr>
+        <w:t>UI</w:t>
+      </w:r>
+      <w:r>
+        <w:t xml:space="preserve"> </w:t>
+      </w:r>
+      <w:r>
+        <w:t xml:space="preserve">в контексте </w:t>
+      </w:r>
+      <w:r>
+        <w:rPr>
+          <w:lang w:val="en-US"/>
+        </w:rPr>
+        <w:t>action</w:t>
+      </w:r>
+      <w:r>
+        <w:t xml:space="preserve"> </w:t>
+      </w:r>
+      <w:r>
+        <w:t xml:space="preserve">жанра оценивается на </w:t>
+      </w:r>
+      <w:r>
+        <w:t>4/7</w:t>
+      </w:r>
+      <w:r>
+        <w:t xml:space="preserve"> </w:t>
+      </w:r>
+      <w:r>
+        <w:t>[</w:t>
+      </w:r>
+      <w:r>
+        <w:rPr>
+          <w:lang w:val="en-US"/>
+        </w:rPr>
+        <w:fldChar w:fldCharType="begin"/>
+      </w:r>
+      <w:r>
+        <w:instrText xml:space="preserve"> </w:instrText>
+      </w:r>
+      <w:r>
+        <w:rPr>
+          <w:lang w:val="en-US"/>
+        </w:rPr>
+        <w:instrText>REF</w:instrText>
+      </w:r>
+      <w:r>
+        <w:instrText xml:space="preserve"> </w:instrText>
+      </w:r>
+      <w:r>
+        <w:rPr>
+          <w:lang w:val="en-US"/>
+        </w:rPr>
+        <w:instrText>KohleHeathUI</w:instrText>
+      </w:r>
+      <w:r>
+        <w:instrText xml:space="preserve"> \</w:instrText>
+      </w:r>
+      <w:r>
+        <w:rPr>
+          <w:lang w:val="en-US"/>
+        </w:rPr>
+        <w:instrText>r</w:instrText>
+      </w:r>
+      <w:r>
+        <w:instrText xml:space="preserve"> \</w:instrText>
+      </w:r>
+      <w:r>
+        <w:rPr>
+          <w:lang w:val="en-US"/>
+        </w:rPr>
+        <w:instrText>h</w:instrText>
+      </w:r>
+      <w:r>
+        <w:instrText xml:space="preserve"> </w:instrText>
+      </w:r>
+      <w:r>
+        <w:rPr>
+          <w:lang w:val="en-US"/>
+        </w:rPr>
+      </w:r>
+      <w:r>
+        <w:rPr>
+          <w:lang w:val="en-US"/>
+        </w:rPr>
+        <w:fldChar w:fldCharType="separate"/>
+      </w:r>
+      <w:r>
+        <w:rPr>
+          <w:lang w:val="en-US"/>
+        </w:rPr>
+        <w:t>9</w:t>
+      </w:r>
+      <w:r>
+        <w:rPr>
+          <w:lang w:val="en-US"/>
+        </w:rPr>
+        <w:fldChar w:fldCharType="end"/>
+      </w:r>
+      <w:r>
+        <w:t>]</w:t>
+      </w:r>
+      <w:r>
+        <w:t>.</w:t>
+      </w:r>
+    </w:p>
+    <w:p>
+      <w:pPr>
+        <w:pStyle w:val="a5"/>
+      </w:pPr>
+      <w:proofErr w:type="spellStart"/>
+      <w:r>
+        <w:t>Недиегетический</w:t>
+      </w:r>
+      <w:proofErr w:type="spellEnd"/>
+      <w:r>
+        <w:t xml:space="preserve"> </w:t>
+      </w:r>
+      <w:r>
+        <w:rPr>
+          <w:lang w:val="en-US"/>
+        </w:rPr>
+        <w:t>UI</w:t>
+      </w:r>
+      <w:r>
+        <w:t xml:space="preserve"> </w:t>
+      </w:r>
+      <w:r>
+        <w:t>не является частью игрового мира и не объясняется историей</w:t>
+      </w:r>
+      <w:r>
+        <w:t xml:space="preserve"> [</w:t>
+      </w:r>
+      <w:r>
+        <w:fldChar w:fldCharType="begin"/>
+      </w:r>
+      <w:r>
+        <w:instrText xml:space="preserve"> REF RaffaeleVRImmersiveUI \r \h </w:instrText>
+      </w:r>
+      <w:r>
+        <w:fldChar w:fldCharType="separate"/>
+      </w:r>
+      <w:r>
+        <w:t>8</w:t>
+      </w:r>
+      <w:r>
+        <w:fldChar w:fldCharType="end"/>
+      </w:r>
+      <w:r>
+        <w:t>]</w:t>
+      </w:r>
+      <w:r>
+        <w:t xml:space="preserve">. Этот </w:t>
+      </w:r>
+      <w:r>
+        <w:rPr>
+          <w:lang w:val="en-US"/>
+        </w:rPr>
+        <w:t>UI</w:t>
+      </w:r>
+      <w:r>
+        <w:t xml:space="preserve"> </w:t>
+      </w:r>
+      <w:r>
+        <w:t>существует только с точки зрения пользователя, и только он может взаимодействовать с интерфейсом</w:t>
+      </w:r>
+      <w:r>
+        <w:t xml:space="preserve"> </w:t>
+      </w:r>
+      <w:r>
+        <w:t>(см. рис. 5)</w:t>
+      </w:r>
+      <w:r>
+        <w:t>.</w:t>
+      </w:r>
+    </w:p>
+    <w:p>
+      <w:pPr>
+        <w:pStyle w:val="a5"/>
+        <w:ind w:firstLine="0"/>
+        <w:jc w:val="center"/>
+        <w:rPr>
+          <w:lang w:val="en-US"/>
+        </w:rPr>
+      </w:pPr>
+      <w:r>
+        <w:rPr>
+          <w:noProof/>
+          <w:lang w:val="en-US"/>
+        </w:rPr>
+        <w:drawing>
+          <wp:inline distT="0" distB="0" distL="0" distR="0" wp14:anchorId="02001C10" wp14:editId="45D5D71B">
+            <wp:extent cx="3116911" cy="1963770"/>
+            <wp:effectExtent l="0" t="0" r="7620" b="0"/>
+            <wp:docPr id="1827537344" name="Рисунок 2" descr="Изображение выглядит как текст, снимок экрана, мультимедиа, Мультимедийное программное обеспечение&#10;&#10;Контент, сгенерированный ИИ, может содержать ошибки."/>
+            <wp:cNvGraphicFramePr>
+              <a:graphicFrameLocks xmlns:a="http://schemas.openxmlformats.org/drawingml/2006/main" noChangeAspect="1"/>
+            </wp:cNvGraphicFramePr>
+            <a:graphic xmlns:a="http://schemas.openxmlformats.org/drawingml/2006/main">
+              <a:graphicData uri="http://schemas.openxmlformats.org/drawingml/2006/picture">
+                <pic:pic xmlns:pic="http://schemas.openxmlformats.org/drawingml/2006/picture">
+                  <pic:nvPicPr>
+                    <pic:cNvPr id="1827537344" name="Рисунок 2" descr="Изображение выглядит как текст, снимок экрана, мультимедиа, Мультимедийное программное обеспечение&#10;&#10;Контент, сгенерированный ИИ, может содержать ошибки."/>
+                    <pic:cNvPicPr/>
+                  </pic:nvPicPr>
+                  <pic:blipFill>
+                    <a:blip r:embed="rId12" cstate="print">
+                      <a:extLst>
+                        <a:ext uri="{28A0092B-C50C-407E-A947-70E740481C1C}">
+                          <a14:useLocalDpi xmlns:a14="http://schemas.microsoft.com/office/drawing/2010/main" val="0"/>
+                        </a:ext>
+                      </a:extLst>
+                    </a:blip>
+                    <a:stretch>
+                      <a:fillRect/>
+                    </a:stretch>
+                  </pic:blipFill>
+                  <pic:spPr>
+                    <a:xfrm>
+                      <a:off x="0" y="0"/>
+                      <a:ext cx="3126809" cy="1970006"/>
+                    </a:xfrm>
+                    <a:prstGeom prst="rect">
+                      <a:avLst/>
+                    </a:prstGeom>
+                  </pic:spPr>
+                </pic:pic>
+              </a:graphicData>
+            </a:graphic>
+          </wp:inline>
+        </w:drawing>
+      </w:r>
+    </w:p>
+    <w:p>
+      <w:pPr>
+        <w:pStyle w:val="a5"/>
+        <w:ind w:firstLine="0"/>
+        <w:jc w:val="center"/>
+      </w:pPr>
+      <w:r>
+        <w:t xml:space="preserve">Рисунок </w:t>
+      </w:r>
+      <w:r>
+        <w:t>5</w:t>
+      </w:r>
+      <w:r>
+        <w:t xml:space="preserve">. </w:t>
+      </w:r>
+      <w:proofErr w:type="spellStart"/>
+      <w:r>
+        <w:t>Нед</w:t>
+      </w:r>
+      <w:r>
+        <w:t>иегетическ</w:t>
+      </w:r>
+      <w:r>
+        <w:t>ое</w:t>
+      </w:r>
+      <w:proofErr w:type="spellEnd"/>
+      <w:r>
+        <w:t xml:space="preserve"> </w:t>
+      </w:r>
+      <w:r>
+        <w:t>меню</w:t>
+      </w:r>
+      <w:r>
+        <w:t xml:space="preserve"> в игре </w:t>
+      </w:r>
+      <w:r>
+        <w:rPr>
+          <w:lang w:val="en-US"/>
+        </w:rPr>
+        <w:t>Beat</w:t>
+      </w:r>
+      <w:r>
+        <w:t xml:space="preserve"> </w:t>
+      </w:r>
+      <w:r>
+        <w:rPr>
+          <w:lang w:val="en-US"/>
+        </w:rPr>
+        <w:t>Saber</w:t>
+      </w:r>
+      <w:r>
+        <w:t xml:space="preserve"> [</w:t>
+      </w:r>
+      <w:r>
+        <w:fldChar w:fldCharType="begin"/>
+      </w:r>
+      <w:r>
+        <w:instrText xml:space="preserve"> REF BeatSaberSteam \r \h </w:instrText>
+      </w:r>
+      <w:r>
+        <w:fldChar w:fldCharType="separate"/>
+      </w:r>
+      <w:r>
+        <w:t>11</w:t>
+      </w:r>
+      <w:r>
+        <w:fldChar w:fldCharType="end"/>
+      </w:r>
+      <w:r>
+        <w:t>]</w:t>
+      </w:r>
+    </w:p>
+    <w:p>
+      <w:pPr>
+        <w:pStyle w:val="a5"/>
+      </w:pPr>
+      <w:r>
+        <w:lastRenderedPageBreak/>
+        <w:t>Имеет самое малое число оценочных баллов по чувству погружения,</w:t>
+      </w:r>
+      <w:r>
+        <w:t xml:space="preserve"> </w:t>
+      </w:r>
+      <w:r>
+        <w:t>а именно 477 [</w:t>
+      </w:r>
+      <w:r>
+        <w:fldChar w:fldCharType="begin"/>
+      </w:r>
+      <w:r>
+        <w:instrText xml:space="preserve"> REF RaffaeleVRImmersiveUI \r \h </w:instrText>
+      </w:r>
+      <w:r>
+        <w:instrText xml:space="preserve"> \* MERGEFORMAT </w:instrText>
+      </w:r>
+      <w:r>
+        <w:fldChar w:fldCharType="separate"/>
+      </w:r>
+      <w:r>
+        <w:t>8</w:t>
+      </w:r>
+      <w:r>
+        <w:fldChar w:fldCharType="end"/>
+      </w:r>
+      <w:r>
+        <w:t>].</w:t>
+      </w:r>
+      <w:r>
+        <w:t xml:space="preserve"> </w:t>
+      </w:r>
+      <w:r>
+        <w:t>Однако игроки оценивают такой интерфейс на 7</w:t>
+      </w:r>
+      <w:r>
+        <w:t xml:space="preserve">/10 </w:t>
+      </w:r>
+      <w:r>
+        <w:t xml:space="preserve">из-за его понятности, такой </w:t>
+      </w:r>
+      <w:r>
+        <w:rPr>
+          <w:lang w:val="en-US"/>
+        </w:rPr>
+        <w:t>UI</w:t>
+      </w:r>
+      <w:r>
+        <w:t xml:space="preserve"> </w:t>
+      </w:r>
+      <w:r>
+        <w:t xml:space="preserve">быстро читается и оценивается в жанре </w:t>
+      </w:r>
+      <w:r>
+        <w:rPr>
+          <w:lang w:val="en-US"/>
+        </w:rPr>
+        <w:t>action</w:t>
+      </w:r>
+      <w:r>
+        <w:t xml:space="preserve"> </w:t>
+      </w:r>
+      <w:r>
+        <w:t>на 5</w:t>
+      </w:r>
+      <w:r>
+        <w:t xml:space="preserve">/7 </w:t>
+      </w:r>
+      <w:r>
+        <w:t>[</w:t>
+      </w:r>
+      <w:r>
+        <w:fldChar w:fldCharType="begin"/>
+      </w:r>
+      <w:r>
+        <w:instrText xml:space="preserve"> REF KohleHeathUI \r \h </w:instrText>
+      </w:r>
+      <w:r>
+        <w:fldChar w:fldCharType="separate"/>
+      </w:r>
+      <w:r>
+        <w:t>9</w:t>
+      </w:r>
+      <w:r>
+        <w:fldChar w:fldCharType="end"/>
+      </w:r>
+      <w:r>
+        <w:t>]</w:t>
+      </w:r>
+      <w:r>
+        <w:t>.</w:t>
+      </w:r>
+    </w:p>
+    <w:p>
+      <w:pPr>
+        <w:pStyle w:val="a5"/>
+      </w:pPr>
+      <w:r>
+        <w:t xml:space="preserve">Пространственный </w:t>
+      </w:r>
+      <w:r>
+        <w:rPr>
+          <w:lang w:val="en-US"/>
+        </w:rPr>
+        <w:t>UI</w:t>
+      </w:r>
+      <w:r>
+        <w:t xml:space="preserve"> </w:t>
+      </w:r>
+      <w:r>
+        <w:t>находится в игровом мире, но не объясняется историей</w:t>
+      </w:r>
+      <w:r>
+        <w:t xml:space="preserve"> [</w:t>
+      </w:r>
+      <w:r>
+        <w:fldChar w:fldCharType="begin"/>
+      </w:r>
+      <w:r>
+        <w:instrText xml:space="preserve"> REF RaffaeleVRImmersiveUI \r \h </w:instrText>
+      </w:r>
+      <w:r>
+        <w:fldChar w:fldCharType="separate"/>
+      </w:r>
+      <w:r>
+        <w:t>8</w:t>
+      </w:r>
+      <w:r>
+        <w:fldChar w:fldCharType="end"/>
+      </w:r>
+      <w:r>
+        <w:t>]</w:t>
+      </w:r>
+      <w:r>
+        <w:t>.</w:t>
+      </w:r>
+      <w:r>
+        <w:t xml:space="preserve"> </w:t>
+      </w:r>
+      <w:r>
+        <w:t>Обычно помогает игроку ориентироваться в игровом пространстве и лучше понимать его</w:t>
+      </w:r>
+      <w:r>
+        <w:t xml:space="preserve"> (</w:t>
+      </w:r>
+      <w:r>
+        <w:t>см. рис. 6</w:t>
+      </w:r>
+      <w:r>
+        <w:t>)</w:t>
+      </w:r>
+      <w:r>
+        <w:t>.</w:t>
+      </w:r>
+    </w:p>
+    <w:p>
+      <w:pPr>
+        <w:pStyle w:val="a5"/>
+        <w:ind w:firstLine="0"/>
+        <w:jc w:val="center"/>
+        <w:rPr>
+          <w:lang w:val="en-US"/>
+        </w:rPr>
+      </w:pPr>
+      <w:r>
+        <w:rPr>
+          <w:noProof/>
+          <w:lang w:val="en-US"/>
+        </w:rPr>
+        <w:drawing>
+          <wp:inline distT="0" distB="0" distL="0" distR="0" wp14:anchorId="035AD27E" wp14:editId="16DD60C3">
+            <wp:extent cx="3140765" cy="1854577"/>
+            <wp:effectExtent l="0" t="0" r="2540" b="0"/>
+            <wp:docPr id="431948746" name="Рисунок 3" descr="Изображение выглядит как Компьютерная игра, снимок экрана, Цифровая сборка, Программное обеспечение для видеоигр&#10;&#10;Контент, сгенерированный ИИ, может содержать ошибки."/>
+            <wp:cNvGraphicFramePr>
+              <a:graphicFrameLocks xmlns:a="http://schemas.openxmlformats.org/drawingml/2006/main" noChangeAspect="1"/>
+            </wp:cNvGraphicFramePr>
+            <a:graphic xmlns:a="http://schemas.openxmlformats.org/drawingml/2006/main">
+              <a:graphicData uri="http://schemas.openxmlformats.org/drawingml/2006/picture">
+                <pic:pic xmlns:pic="http://schemas.openxmlformats.org/drawingml/2006/picture">
+                  <pic:nvPicPr>
+                    <pic:cNvPr id="431948746" name="Рисунок 3" descr="Изображение выглядит как Компьютерная игра, снимок экрана, Цифровая сборка, Программное обеспечение для видеоигр&#10;&#10;Контент, сгенерированный ИИ, может содержать ошибки."/>
+                    <pic:cNvPicPr/>
+                  </pic:nvPicPr>
+                  <pic:blipFill>
+                    <a:blip r:embed="rId13" cstate="print">
+                      <a:extLst>
+                        <a:ext uri="{28A0092B-C50C-407E-A947-70E740481C1C}">
+                          <a14:useLocalDpi xmlns:a14="http://schemas.microsoft.com/office/drawing/2010/main" val="0"/>
+                        </a:ext>
+                      </a:extLst>
+                    </a:blip>
+                    <a:stretch>
+                      <a:fillRect/>
+                    </a:stretch>
+                  </pic:blipFill>
+                  <pic:spPr>
+                    <a:xfrm>
+                      <a:off x="0" y="0"/>
+                      <a:ext cx="3216901" cy="1899534"/>
+                    </a:xfrm>
+                    <a:prstGeom prst="rect">
+                      <a:avLst/>
+                    </a:prstGeom>
+                  </pic:spPr>
+                </pic:pic>
+              </a:graphicData>
+            </a:graphic>
+          </wp:inline>
+        </w:drawing>
+      </w:r>
+    </w:p>
+    <w:p>
+      <w:pPr>
+        <w:pStyle w:val="a5"/>
+        <w:ind w:firstLine="0"/>
+        <w:jc w:val="center"/>
+      </w:pPr>
+      <w:r>
+        <w:t xml:space="preserve">Рисунок </w:t>
+      </w:r>
+      <w:r>
+        <w:t>6</w:t>
+      </w:r>
+      <w:r>
+        <w:t xml:space="preserve">. </w:t>
+      </w:r>
+      <w:r>
+        <w:t xml:space="preserve">Подсветка объектов для взаимодействия в </w:t>
+      </w:r>
+      <w:r>
+        <w:rPr>
+          <w:lang w:val="en-US"/>
+        </w:rPr>
+        <w:t>Pathologic</w:t>
+      </w:r>
+      <w:r>
+        <w:t xml:space="preserve"> 2 [</w:t>
+      </w:r>
+      <w:r>
+        <w:fldChar w:fldCharType="begin"/>
+      </w:r>
+      <w:r>
+        <w:instrText xml:space="preserve"> REF Pathologic2Steam \r \h </w:instrText>
+      </w:r>
+      <w:r>
+        <w:fldChar w:fldCharType="separate"/>
+      </w:r>
+      <w:r>
+        <w:t>12</w:t>
+      </w:r>
+      <w:r>
+        <w:fldChar w:fldCharType="end"/>
+      </w:r>
+      <w:r>
+        <w:t>]</w:t>
+      </w:r>
+    </w:p>
+    <w:p>
+      <w:pPr>
+        <w:pStyle w:val="a5"/>
+      </w:pPr>
+      <w:r>
+        <w:t xml:space="preserve">Имеет среднее кол-во баллов по чувству погружения </w:t>
+      </w:r>
+      <w:r>
+        <w:t>[</w:t>
+      </w:r>
+      <w:r>
+        <w:rPr>
+          <w:lang w:val="en-US"/>
+        </w:rPr>
+        <w:fldChar w:fldCharType="begin"/>
+      </w:r>
+      <w:r>
+        <w:instrText xml:space="preserve"> REF RaffaeleVRImmersiveUI \r \h </w:instrText>
+      </w:r>
+      <w:r>
+        <w:rPr>
+          <w:lang w:val="en-US"/>
+        </w:rPr>
+      </w:r>
+      <w:r>
+        <w:rPr>
+          <w:lang w:val="en-US"/>
+        </w:rPr>
+        <w:fldChar w:fldCharType="separate"/>
+      </w:r>
+      <w:r>
+        <w:t>8</w:t>
+      </w:r>
+      <w:r>
+        <w:rPr>
+          <w:lang w:val="en-US"/>
+        </w:rPr>
+        <w:fldChar w:fldCharType="end"/>
+      </w:r>
+      <w:r>
+        <w:t xml:space="preserve">]. </w:t>
+      </w:r>
+      <w:r>
+        <w:t xml:space="preserve">Игроки </w:t>
+      </w:r>
+      <w:r>
+        <w:t>считают</w:t>
+      </w:r>
+      <w:r>
+        <w:t xml:space="preserve"> такой интерфейс</w:t>
+      </w:r>
+      <w:r>
+        <w:t xml:space="preserve"> </w:t>
+      </w:r>
+      <w:r>
+        <w:t xml:space="preserve">достаточно </w:t>
+      </w:r>
+      <w:r>
+        <w:t>приятным</w:t>
+      </w:r>
+      <w:r>
+        <w:t xml:space="preserve"> (7</w:t>
+      </w:r>
+      <w:r>
+        <w:t>/10</w:t>
+      </w:r>
+      <w:r>
+        <w:t xml:space="preserve">) и подходящим под жанр </w:t>
+      </w:r>
+      <w:r>
+        <w:rPr>
+          <w:lang w:val="en-US"/>
+        </w:rPr>
+        <w:t>action</w:t>
       </w:r>
       <w:r>
         <w:t xml:space="preserve"> </w:t>
@@ -2112,13 +3658,203 @@
         <w:t xml:space="preserve">в </w:t>
       </w:r>
       <w:r>
-        <w:t xml:space="preserve">таблице сравнительного анализа, </w:t>
-      </w:r>
-      <w:r>
-        <w:t xml:space="preserve">так редко анализируется </w:t>
-      </w:r>
-      <w:r>
-        <w:t xml:space="preserve">в исследованиях и обычно причисляется к недиететическому интерфейсу. </w:t>
+        <w:rPr>
+          <w:lang w:val="en-US"/>
+        </w:rPr>
+        <w:t>VR</w:t>
+      </w:r>
+      <w:r>
+        <w:t xml:space="preserve"> (5/</w:t>
+      </w:r>
+      <w:r>
+        <w:t>7</w:t>
+      </w:r>
+      <w:r>
+        <w:t>)</w:t>
+      </w:r>
+      <w:r>
+        <w:t xml:space="preserve"> [</w:t>
+      </w:r>
+      <w:r>
+        <w:fldChar w:fldCharType="begin"/>
+      </w:r>
+      <w:r>
+        <w:instrText xml:space="preserve"> REF KohleHeathUI \r \h </w:instrText>
+      </w:r>
+      <w:r>
+        <w:fldChar w:fldCharType="separate"/>
+      </w:r>
+      <w:r>
+        <w:t>9</w:t>
+      </w:r>
+      <w:r>
+        <w:fldChar w:fldCharType="end"/>
+      </w:r>
+      <w:r>
+        <w:t>]</w:t>
+      </w:r>
+      <w:r>
+        <w:t>.</w:t>
+      </w:r>
+    </w:p>
+    <w:p>
+      <w:pPr>
+        <w:pStyle w:val="a5"/>
+      </w:pPr>
+      <w:r>
+        <w:t xml:space="preserve">Для </w:t>
+      </w:r>
+      <w:r>
+        <w:t xml:space="preserve">типов </w:t>
+      </w:r>
+      <w:r>
+        <w:rPr>
+          <w:lang w:val="en-US"/>
+        </w:rPr>
+        <w:t>UI</w:t>
+      </w:r>
+      <w:r>
+        <w:t xml:space="preserve"> были выбраны следующие критерии с соответствующими </w:t>
+      </w:r>
+      <w:r>
+        <w:t>коэффициент</w:t>
+      </w:r>
+      <w:r>
+        <w:t>ами</w:t>
+      </w:r>
+      <w:r>
+        <w:t xml:space="preserve"> важности </w:t>
+      </w:r>
+      <w:r>
+        <w:t>в круглых скобках</w:t>
+      </w:r>
+      <w:r>
+        <w:t xml:space="preserve"> [</w:t>
+      </w:r>
+      <w:r>
+        <w:fldChar w:fldCharType="begin"/>
+      </w:r>
+      <w:r>
+        <w:instrText xml:space="preserve"> REF Подиновский \r \h </w:instrText>
+      </w:r>
+      <w:r>
+        <w:fldChar w:fldCharType="separate"/>
+      </w:r>
+      <w:r>
+        <w:t>1</w:t>
+      </w:r>
+      <w:r>
+        <w:fldChar w:fldCharType="end"/>
+      </w:r>
+      <w:r>
+        <w:t>]</w:t>
+      </w:r>
+      <w:r>
+        <w:t>:</w:t>
+      </w:r>
+    </w:p>
+    <w:p>
+      <w:pPr>
+        <w:pStyle w:val="a5"/>
+        <w:numPr>
+          <w:ilvl w:val="0"/>
+          <w:numId w:val="8"/>
+        </w:numPr>
+      </w:pPr>
+      <w:r>
+        <w:t>общая оценка: общее впечатление игроков от данного типа интерфейса (0,5)</w:t>
+      </w:r>
+      <w:r>
+        <w:t>;</w:t>
+      </w:r>
+    </w:p>
+    <w:p>
+      <w:pPr>
+        <w:pStyle w:val="a5"/>
+        <w:numPr>
+          <w:ilvl w:val="0"/>
+          <w:numId w:val="8"/>
+        </w:numPr>
+      </w:pPr>
+      <w:r>
+        <w:t xml:space="preserve">чувство погружения: </w:t>
+      </w:r>
+      <w:r>
+        <w:t xml:space="preserve">насколько игрок ощущает себя в игровом мире, в </w:t>
+      </w:r>
+      <w:proofErr w:type="gramStart"/>
+      <w:r>
+        <w:t>теле персонажа</w:t>
+      </w:r>
+      <w:proofErr w:type="gramEnd"/>
+      <w:r>
+        <w:t xml:space="preserve"> </w:t>
+      </w:r>
+      <w:r>
+        <w:t>[</w:t>
+      </w:r>
+      <w:r>
+        <w:fldChar w:fldCharType="begin"/>
+      </w:r>
+      <w:r>
+        <w:instrText xml:space="preserve"> REF RaffaeleVRImmersiveUI \r \h </w:instrText>
+      </w:r>
+      <w:r>
+        <w:fldChar w:fldCharType="separate"/>
+      </w:r>
+      <w:r>
+        <w:t>8</w:t>
+      </w:r>
+      <w:r>
+        <w:fldChar w:fldCharType="end"/>
+      </w:r>
+      <w:r>
+        <w:t>] (0,25);</w:t>
+      </w:r>
+    </w:p>
+    <w:p>
+      <w:pPr>
+        <w:pStyle w:val="a5"/>
+        <w:numPr>
+          <w:ilvl w:val="0"/>
+          <w:numId w:val="8"/>
+        </w:numPr>
+      </w:pPr>
+      <w:r>
+        <w:t xml:space="preserve">подходит для жанра </w:t>
+      </w:r>
+      <w:r>
+        <w:rPr>
+          <w:lang w:val="en-US"/>
+        </w:rPr>
+        <w:t>action</w:t>
+      </w:r>
+      <w:r>
+        <w:t xml:space="preserve">: </w:t>
+      </w:r>
+      <w:r>
+        <w:t xml:space="preserve">насколько данный тип </w:t>
+      </w:r>
+      <w:r>
+        <w:rPr>
+          <w:lang w:val="en-US"/>
+        </w:rPr>
+        <w:t>UI</w:t>
+      </w:r>
+      <w:r>
+        <w:t xml:space="preserve"> </w:t>
+      </w:r>
+      <w:r>
+        <w:t xml:space="preserve">уместен для жанра </w:t>
+      </w:r>
+      <w:r>
+        <w:rPr>
+          <w:lang w:val="en-US"/>
+        </w:rPr>
+        <w:t>action</w:t>
+      </w:r>
+      <w:r>
+        <w:t xml:space="preserve"> (0,25).</w:t>
       </w:r>
     </w:p>
     <w:p>
@@ -2129,7 +3865,6 @@
         <w:jc w:val="left"/>
       </w:pPr>
       <w:r>
-        <w:lastRenderedPageBreak/>
         <w:t xml:space="preserve">Таблица </w:t>
       </w:r>
       <w:r>
@@ -2139,13 +3874,7 @@
         <w:t xml:space="preserve">. </w:t>
       </w:r>
       <w:r>
-        <w:t>Анализ</w:t>
-      </w:r>
-      <w:r>
-        <w:t xml:space="preserve"> оценок типов</w:t>
-      </w:r>
-      <w:r>
-        <w:t xml:space="preserve"> </w:t>
+        <w:t xml:space="preserve">Анализ оценок типов </w:t>
       </w:r>
       <w:r>
         <w:rPr>
@@ -2169,14 +3898,15 @@
     <w:tbl>
       <w:tblPr>
         <w:tblStyle w:val="a8"/>
-        <w:tblW w:w="9387" w:type="dxa"/>
+        <w:tblW w:w="9351" w:type="dxa"/>
         <w:tblLook w:val="04A0" w:firstRow="1" w:lastRow="0" w:firstColumn="1" w:lastColumn="0" w:noHBand="0" w:noVBand="1"/>
       </w:tblPr>
       <w:tblGrid>
         <w:gridCol w:w="2500"/>
-        <w:gridCol w:w="2321"/>
-        <w:gridCol w:w="2283"/>
-        <w:gridCol w:w="2283"/>
+        <w:gridCol w:w="1590"/>
+        <w:gridCol w:w="1820"/>
+        <w:gridCol w:w="1710"/>
+        <w:gridCol w:w="1731"/>
       </w:tblGrid>
       <w:tr>
         <w:trPr>
@@ -2184,64 +3914,58 @@
         </w:trPr>
         <w:tc>
           <w:tcPr>
-            <w:tcW w:w="2500" w:type="dxa"/>
+            <w:tcW w:w="2501" w:type="dxa"/>
           </w:tcPr>
           <w:p>
             <w:pPr>
               <w:pStyle w:val="a5"/>
+              <w:spacing w:line="240" w:lineRule="auto"/>
               <w:ind w:firstLine="0"/>
               <w:jc w:val="center"/>
-              <w:rPr>
-                <w:lang w:val="en-US"/>
-              </w:rPr>
             </w:pPr>
             <w:r>
               <w:t xml:space="preserve">Тип </w:t>
             </w:r>
             <w:r>
-              <w:rPr>
-                <w:lang w:val="en-US"/>
-              </w:rPr>
               <w:t>UI</w:t>
             </w:r>
           </w:p>
         </w:tc>
         <w:tc>
           <w:tcPr>
-            <w:tcW w:w="2321" w:type="dxa"/>
+            <w:tcW w:w="1816" w:type="dxa"/>
           </w:tcPr>
           <w:p>
             <w:pPr>
               <w:pStyle w:val="a5"/>
+              <w:spacing w:line="240" w:lineRule="auto"/>
               <w:ind w:firstLine="0"/>
               <w:jc w:val="center"/>
             </w:pPr>
             <w:r>
-              <w:t>Общая оценка</w:t>
-            </w:r>
-            <w:r>
-              <w:t xml:space="preserve"> (0,5)</w:t>
+              <w:t>Общая оценка (0,5)</w:t>
             </w:r>
           </w:p>
         </w:tc>
         <w:tc>
           <w:tcPr>
-            <w:tcW w:w="2283" w:type="dxa"/>
+            <w:tcW w:w="1856" w:type="dxa"/>
           </w:tcPr>
           <w:p>
             <w:pPr>
               <w:pStyle w:val="a5"/>
+              <w:spacing w:line="240" w:lineRule="auto"/>
               <w:ind w:firstLine="0"/>
               <w:jc w:val="center"/>
             </w:pPr>
             <w:r>
-              <w:t>Чувство погружения</w:t>
-            </w:r>
-            <w:r>
-              <w:t xml:space="preserve"> (0,2</w:t>
-            </w:r>
-            <w:r>
-              <w:t>5</w:t>
+              <w:t>Чувство погружения (0,</w:t>
+            </w:r>
+            <w:r>
+              <w:rPr>
+                <w:lang w:val="en-US"/>
+              </w:rPr>
+              <w:t>25</w:t>
             </w:r>
             <w:r>
               <w:t>)</w:t>
@@ -2250,36 +3974,53 @@
         </w:tc>
         <w:tc>
           <w:tcPr>
-            <w:tcW w:w="2283" w:type="dxa"/>
+            <w:tcW w:w="1838" w:type="dxa"/>
           </w:tcPr>
           <w:p>
             <w:pPr>
               <w:pStyle w:val="a5"/>
+              <w:spacing w:line="240" w:lineRule="auto"/>
               <w:ind w:firstLine="0"/>
               <w:jc w:val="center"/>
-              <w:rPr>
-                <w:b w:val="0"/>
-                <w:lang w:val="en-US"/>
-              </w:rPr>
             </w:pPr>
             <w:r>
               <w:t xml:space="preserve">Подходит для жанра </w:t>
+            </w:r>
+            <w:proofErr w:type="spellStart"/>
+            <w:r>
+              <w:t>action</w:t>
+            </w:r>
+            <w:proofErr w:type="spellEnd"/>
+            <w:r>
+              <w:t xml:space="preserve"> </w:t>
+            </w:r>
+            <w:r>
+              <w:t>(0,2</w:t>
             </w:r>
             <w:r>
               <w:rPr>
                 <w:lang w:val="en-US"/>
               </w:rPr>
-              <w:t>action</w:t>
+              <w:t>5</w:t>
+            </w:r>
+            <w:r>
+              <w:t>)</w:t>
             </w:r>
           </w:p>
+        </w:tc>
+        <w:tc>
+          <w:tcPr>
+            <w:tcW w:w="1340" w:type="dxa"/>
+          </w:tcPr>
           <w:p>
             <w:pPr>
               <w:pStyle w:val="a5"/>
+              <w:spacing w:line="240" w:lineRule="auto"/>
               <w:ind w:firstLine="0"/>
               <w:jc w:val="center"/>
             </w:pPr>
             <w:r>
-              <w:t>(0,25)</w:t>
+              <w:t>Итоговая взвешенная сумма</w:t>
             </w:r>
           </w:p>
         </w:tc>
@@ -2287,12 +4028,14 @@
       <w:tr>
         <w:tc>
           <w:tcPr>
-            <w:tcW w:w="2500" w:type="dxa"/>
+            <w:tcW w:w="2501" w:type="dxa"/>
           </w:tcPr>
           <w:p>
             <w:pPr>
               <w:pStyle w:val="a5"/>
+              <w:spacing w:line="240" w:lineRule="auto"/>
               <w:ind w:firstLine="0"/>
+              <w:jc w:val="left"/>
             </w:pPr>
             <w:r>
               <w:t>Диегетический</w:t>
@@ -2301,35 +4044,39 @@
         </w:tc>
         <w:tc>
           <w:tcPr>
-            <w:tcW w:w="2321" w:type="dxa"/>
+            <w:tcW w:w="1816" w:type="dxa"/>
           </w:tcPr>
           <w:p>
             <w:pPr>
               <w:pStyle w:val="a5"/>
+              <w:spacing w:line="240" w:lineRule="auto"/>
               <w:ind w:firstLine="0"/>
+              <w:jc w:val="left"/>
+              <w:rPr>
+                <w:lang w:val="en-US"/>
+              </w:rPr>
             </w:pPr>
             <w:r>
-              <w:t>0</w:t>
-            </w:r>
-            <w:r>
-              <w:t>,</w:t>
-            </w:r>
-            <w:r>
               <w:t>6</w:t>
+            </w:r>
+            <w:r>
+              <w:rPr>
+                <w:lang w:val="en-US"/>
+              </w:rPr>
+              <w:t>/10</w:t>
             </w:r>
           </w:p>
         </w:tc>
         <w:tc>
           <w:tcPr>
-            <w:tcW w:w="2283" w:type="dxa"/>
+            <w:tcW w:w="1856" w:type="dxa"/>
           </w:tcPr>
           <w:p>
             <w:pPr>
               <w:pStyle w:val="a5"/>
+              <w:spacing w:line="240" w:lineRule="auto"/>
               <w:ind w:firstLine="0"/>
-              <w:rPr>
-                <w:lang w:val="en-US"/>
-              </w:rPr>
+              <w:jc w:val="left"/>
             </w:pPr>
             <w:r>
               <w:t>600</w:t>
@@ -2338,21 +4085,36 @@
         </w:tc>
         <w:tc>
           <w:tcPr>
-            <w:tcW w:w="2283" w:type="dxa"/>
+            <w:tcW w:w="1838" w:type="dxa"/>
           </w:tcPr>
           <w:p>
             <w:pPr>
               <w:pStyle w:val="a5"/>
+              <w:spacing w:line="240" w:lineRule="auto"/>
               <w:ind w:firstLine="0"/>
-              <w:rPr>
-                <w:lang w:val="en-US"/>
-              </w:rPr>
+              <w:jc w:val="left"/>
             </w:pPr>
             <w:r>
               <w:rPr>
                 <w:lang w:val="en-US"/>
               </w:rPr>
               <w:t>4/7</w:t>
+            </w:r>
+          </w:p>
+        </w:tc>
+        <w:tc>
+          <w:tcPr>
+            <w:tcW w:w="1340" w:type="dxa"/>
+          </w:tcPr>
+          <w:p>
+            <w:pPr>
+              <w:pStyle w:val="a5"/>
+              <w:spacing w:line="240" w:lineRule="auto"/>
+              <w:ind w:firstLine="0"/>
+              <w:jc w:val="left"/>
+            </w:pPr>
+            <w:r>
+              <w:t>0,69</w:t>
             </w:r>
           </w:p>
         </w:tc>
@@ -2360,12 +4122,35 @@
       <w:tr>
         <w:tc>
           <w:tcPr>
-            <w:tcW w:w="2500" w:type="dxa"/>
+            <w:tcW w:w="2501" w:type="dxa"/>
           </w:tcPr>
           <w:p>
             <w:pPr>
               <w:pStyle w:val="a5"/>
+              <w:spacing w:line="240" w:lineRule="auto"/>
               <w:ind w:firstLine="0"/>
+              <w:jc w:val="left"/>
+            </w:pPr>
+            <w:proofErr w:type="spellStart"/>
+            <w:r>
+              <w:rPr>
+                <w:lang w:val="en-US"/>
+              </w:rPr>
+              <w:t>Недиегетический</w:t>
+            </w:r>
+            <w:proofErr w:type="spellEnd"/>
+          </w:p>
+        </w:tc>
+        <w:tc>
+          <w:tcPr>
+            <w:tcW w:w="1816" w:type="dxa"/>
+          </w:tcPr>
+          <w:p>
+            <w:pPr>
+              <w:pStyle w:val="a5"/>
+              <w:spacing w:line="240" w:lineRule="auto"/>
+              <w:ind w:firstLine="0"/>
+              <w:jc w:val="left"/>
               <w:rPr>
                 <w:lang w:val="en-US"/>
               </w:rPr>
@@ -2374,64 +4159,61 @@
               <w:rPr>
                 <w:lang w:val="en-US"/>
               </w:rPr>
-              <w:t>Недиегетический</w:t>
+              <w:t>7/10</w:t>
             </w:r>
           </w:p>
         </w:tc>
         <w:tc>
           <w:tcPr>
-            <w:tcW w:w="2321" w:type="dxa"/>
+            <w:tcW w:w="1856" w:type="dxa"/>
           </w:tcPr>
           <w:p>
             <w:pPr>
               <w:pStyle w:val="a5"/>
+              <w:spacing w:line="240" w:lineRule="auto"/>
               <w:ind w:firstLine="0"/>
+              <w:jc w:val="left"/>
             </w:pPr>
             <w:r>
-              <w:t>0</w:t>
-            </w:r>
-            <w:r>
-              <w:t>,</w:t>
-            </w:r>
-            <w:r>
-              <w:t>7</w:t>
+              <w:t>477</w:t>
             </w:r>
           </w:p>
         </w:tc>
         <w:tc>
           <w:tcPr>
-            <w:tcW w:w="2283" w:type="dxa"/>
+            <w:tcW w:w="1838" w:type="dxa"/>
           </w:tcPr>
           <w:p>
             <w:pPr>
               <w:pStyle w:val="a5"/>
+              <w:spacing w:line="240" w:lineRule="auto"/>
               <w:ind w:firstLine="0"/>
+              <w:jc w:val="left"/>
+            </w:pPr>
+            <w:r>
               <w:rPr>
                 <w:lang w:val="en-US"/>
               </w:rPr>
-            </w:pPr>
-            <w:r>
-              <w:t>477</w:t>
+              <w:t>5/7</w:t>
             </w:r>
           </w:p>
         </w:tc>
         <w:tc>
           <w:tcPr>
-            <w:tcW w:w="2283" w:type="dxa"/>
+            <w:tcW w:w="1340" w:type="dxa"/>
           </w:tcPr>
           <w:p>
             <w:pPr>
               <w:pStyle w:val="a5"/>
+              <w:spacing w:line="240" w:lineRule="auto"/>
               <w:ind w:firstLine="0"/>
-              <w:rPr>
-                <w:lang w:val="en-US"/>
-              </w:rPr>
+              <w:jc w:val="left"/>
             </w:pPr>
             <w:r>
-              <w:rPr>
-                <w:lang w:val="en-US"/>
-              </w:rPr>
-              <w:t>5/7</w:t>
+              <w:t>0,7</w:t>
+            </w:r>
+            <w:r>
+              <w:t>3</w:t>
             </w:r>
           </w:p>
         </w:tc>
@@ -2439,12 +4221,35 @@
       <w:tr>
         <w:tc>
           <w:tcPr>
-            <w:tcW w:w="2500" w:type="dxa"/>
+            <w:tcW w:w="2501" w:type="dxa"/>
           </w:tcPr>
           <w:p>
             <w:pPr>
               <w:pStyle w:val="a5"/>
+              <w:spacing w:line="240" w:lineRule="auto"/>
               <w:ind w:firstLine="0"/>
+              <w:jc w:val="left"/>
+            </w:pPr>
+            <w:proofErr w:type="spellStart"/>
+            <w:r>
+              <w:rPr>
+                <w:lang w:val="en-US"/>
+              </w:rPr>
+              <w:t>Пространственный</w:t>
+            </w:r>
+            <w:proofErr w:type="spellEnd"/>
+          </w:p>
+        </w:tc>
+        <w:tc>
+          <w:tcPr>
+            <w:tcW w:w="1816" w:type="dxa"/>
+          </w:tcPr>
+          <w:p>
+            <w:pPr>
+              <w:pStyle w:val="a5"/>
+              <w:spacing w:line="240" w:lineRule="auto"/>
+              <w:ind w:firstLine="0"/>
+              <w:jc w:val="left"/>
               <w:rPr>
                 <w:lang w:val="en-US"/>
               </w:rPr>
@@ -2453,64 +4258,58 @@
               <w:rPr>
                 <w:lang w:val="en-US"/>
               </w:rPr>
-              <w:t>Пространственный</w:t>
+              <w:t>7/10</w:t>
             </w:r>
           </w:p>
         </w:tc>
         <w:tc>
           <w:tcPr>
-            <w:tcW w:w="2321" w:type="dxa"/>
+            <w:tcW w:w="1856" w:type="dxa"/>
           </w:tcPr>
           <w:p>
             <w:pPr>
               <w:pStyle w:val="a5"/>
+              <w:spacing w:line="240" w:lineRule="auto"/>
               <w:ind w:firstLine="0"/>
+              <w:jc w:val="left"/>
             </w:pPr>
             <w:r>
-              <w:t>0</w:t>
-            </w:r>
-            <w:r>
-              <w:t>,</w:t>
-            </w:r>
-            <w:r>
-              <w:t>7</w:t>
+              <w:t>513</w:t>
             </w:r>
           </w:p>
         </w:tc>
         <w:tc>
           <w:tcPr>
-            <w:tcW w:w="2283" w:type="dxa"/>
+            <w:tcW w:w="1838" w:type="dxa"/>
           </w:tcPr>
           <w:p>
             <w:pPr>
               <w:pStyle w:val="a5"/>
+              <w:spacing w:line="240" w:lineRule="auto"/>
               <w:ind w:firstLine="0"/>
+              <w:jc w:val="left"/>
+            </w:pPr>
+            <w:r>
               <w:rPr>
                 <w:lang w:val="en-US"/>
               </w:rPr>
-            </w:pPr>
-            <w:r>
-              <w:t>513</w:t>
+              <w:t>5/7</w:t>
             </w:r>
           </w:p>
         </w:tc>
         <w:tc>
           <w:tcPr>
-            <w:tcW w:w="2283" w:type="dxa"/>
+            <w:tcW w:w="1340" w:type="dxa"/>
           </w:tcPr>
           <w:p>
             <w:pPr>
               <w:pStyle w:val="a5"/>
+              <w:spacing w:line="240" w:lineRule="auto"/>
               <w:ind w:firstLine="0"/>
-              <w:rPr>
-                <w:lang w:val="en-US"/>
-              </w:rPr>
+              <w:jc w:val="left"/>
             </w:pPr>
             <w:r>
-              <w:rPr>
-                <w:lang w:val="en-US"/>
-              </w:rPr>
-              <w:t>5/7</w:t>
+              <w:t>0,74</w:t>
             </w:r>
           </w:p>
         </w:tc>
@@ -2519,6 +4318,9 @@
     <w:p>
       <w:pPr>
         <w:pStyle w:val="a5"/>
+        <w:spacing w:line="240" w:lineRule="auto"/>
+        <w:ind w:firstLine="0"/>
+        <w:jc w:val="left"/>
       </w:pPr>
     </w:p>
     <w:p>
@@ -2526,94 +4328,117 @@
         <w:pStyle w:val="a5"/>
       </w:pPr>
       <w:r>
-        <w:t>Исходя из таблицы, можно сделать следующие взвешенные суммы:</w:t>
+        <w:lastRenderedPageBreak/>
+        <w:t>Исходя из таблицы выше, можно сделать вывод, что лучшим решением для реализа</w:t>
+      </w:r>
+      <w:r>
+        <w:t xml:space="preserve">ции </w:t>
+      </w:r>
+      <w:r>
+        <w:rPr>
+          <w:lang w:val="en-US"/>
+        </w:rPr>
+        <w:t>UI</w:t>
+      </w:r>
+      <w:r>
+        <w:t xml:space="preserve"> в игре</w:t>
+      </w:r>
+      <w:r>
+        <w:t xml:space="preserve"> </w:t>
+      </w:r>
+      <w:r>
+        <w:t>подходит пространственный тип, так как имеет наибольшую взвешенную сумму критериев.</w:t>
       </w:r>
     </w:p>
     <w:p>
       <w:pPr>
-        <w:pStyle w:val="a5"/>
-        <w:numPr>
-          <w:ilvl w:val="0"/>
-          <w:numId w:val="5"/>
-        </w:numPr>
-      </w:pPr>
-      <w:r>
-        <w:t>Диегетический</w:t>
-      </w:r>
-      <w:r>
-        <w:t>: 0,6 *</w:t>
-      </w:r>
-      <w:r>
-        <w:t xml:space="preserve"> 0,5 + 600*0,25 +4</w:t>
-      </w:r>
-      <w:r>
-        <w:rPr>
-          <w:lang w:val="en-US"/>
-        </w:rPr>
-        <w:t xml:space="preserve">/7*0,25 = </w:t>
-      </w:r>
-      <w:r>
-        <w:rPr>
-          <w:lang w:val="en-US"/>
-        </w:rPr>
-        <w:t>45,14</w:t>
-      </w:r>
+        <w:pStyle w:val="2"/>
+      </w:pPr>
+      <w:bookmarkStart w:id="3" w:name="_Toc193744459"/>
+      <w:r>
+        <w:t>Выводы</w:t>
+      </w:r>
+      <w:bookmarkEnd w:id="3"/>
     </w:p>
     <w:p>
       <w:pPr>
         <w:pStyle w:val="a5"/>
-        <w:numPr>
-          <w:ilvl w:val="0"/>
-          <w:numId w:val="5"/>
-        </w:numPr>
-      </w:pPr>
-      <w:r>
-        <w:t>Недиегетический 0,7 * 0,5 + 477 * 0,25 + 5</w:t>
-      </w:r>
-      <w:r>
-        <w:rPr>
-          <w:lang w:val="en-US"/>
-        </w:rPr>
-        <w:t>/</w:t>
-      </w:r>
-      <w:r>
-        <w:t>7*0,25 = 41,92</w:t>
+      </w:pPr>
+      <w:r>
+        <w:t xml:space="preserve">В первой главе было </w:t>
+      </w:r>
+      <w:r>
+        <w:t xml:space="preserve">исследование и </w:t>
+      </w:r>
+      <w:r>
+        <w:t xml:space="preserve">описание предметной области, </w:t>
+      </w:r>
+      <w:r>
+        <w:t>выполнение сравнительного анализа</w:t>
+      </w:r>
+      <w:r>
+        <w:t xml:space="preserve"> </w:t>
+      </w:r>
+      <w:r>
+        <w:t>референсов</w:t>
+      </w:r>
+      <w:r>
+        <w:t xml:space="preserve"> по боевым механикам и по типам </w:t>
+      </w:r>
+      <w:r>
+        <w:rPr>
+          <w:lang w:val="en-US"/>
+        </w:rPr>
+        <w:t>UI</w:t>
+      </w:r>
+      <w:r>
+        <w:t>.</w:t>
+      </w:r>
+      <w:r>
+        <w:t xml:space="preserve"> К сравнительным таблицам были выбраны критерии и данные к ним, относящиеся только к </w:t>
+      </w:r>
+      <w:r>
+        <w:rPr>
+          <w:lang w:val="en-US"/>
+        </w:rPr>
+        <w:t>VR</w:t>
+      </w:r>
+      <w:r>
+        <w:t xml:space="preserve"> </w:t>
+      </w:r>
+      <w:r>
+        <w:t xml:space="preserve">разработке. Выбор решений был осуществлен по методу взвешенной суммы критериев. </w:t>
       </w:r>
     </w:p>
     <w:p>
       <w:pPr>
         <w:pStyle w:val="a5"/>
-        <w:numPr>
-          <w:ilvl w:val="0"/>
-          <w:numId w:val="5"/>
-        </w:numPr>
-      </w:pPr>
-      <w:r>
-        <w:t>Пространственный 0,7 * 0,5 + 487* 0,25 + 5</w:t>
-      </w:r>
-      <w:r>
-        <w:rPr>
-          <w:lang w:val="en-US"/>
-        </w:rPr>
-        <w:t>/</w:t>
-      </w:r>
-      <w:r>
-        <w:t>7*0,25 = 4</w:t>
-      </w:r>
-      <w:r>
-        <w:rPr>
-          <w:lang w:val="en-US"/>
-        </w:rPr>
-        <w:t>5</w:t>
-      </w:r>
-      <w:r>
-        <w:rPr>
-          <w:lang w:val="en-US"/>
-        </w:rPr>
-        <w:t>,</w:t>
-      </w:r>
-      <w:r>
-        <w:t>79</w:t>
+      </w:pPr>
+      <w:r>
+        <w:t xml:space="preserve">В результате сравнительного анализа была выбрана игра </w:t>
+      </w:r>
+      <w:r>
+        <w:br/>
+        <w:t>«</w:t>
+      </w:r>
+      <w:r>
+        <w:t xml:space="preserve">Blade </w:t>
+      </w:r>
+      <w:proofErr w:type="spellStart"/>
+      <w:r>
+        <w:t>and</w:t>
+      </w:r>
+      <w:proofErr w:type="spellEnd"/>
+      <w:r>
+        <w:t xml:space="preserve"> </w:t>
+      </w:r>
+      <w:proofErr w:type="spellStart"/>
+      <w:r>
+        <w:t>Sorcery</w:t>
+      </w:r>
+      <w:proofErr w:type="spellEnd"/>
+      <w:r>
+        <w:t>» в качестве референса.</w:t>
       </w:r>
     </w:p>
     <w:p>
@@ -2621,42 +4446,34 @@
         <w:pStyle w:val="a5"/>
       </w:pPr>
       <w:r>
-        <w:t>Пространственный тип пользовательского интерфейса лучше всего подходит разрабатываемой игре из-за максимальной взвешенной суммы.</w:t>
+        <w:t xml:space="preserve">В качестве основного </w:t>
+      </w:r>
+      <w:r>
+        <w:rPr>
+          <w:lang w:val="en-US"/>
+        </w:rPr>
+        <w:t>UI</w:t>
+      </w:r>
+      <w:r>
+        <w:t xml:space="preserve"> </w:t>
+      </w:r>
+      <w:r>
+        <w:t>было решено использовать пространственный тип.</w:t>
+      </w:r>
+      <w:r>
+        <w:br w:type="page"/>
       </w:r>
     </w:p>
     <w:p>
       <w:pPr>
-        <w:rPr>
-          <w:rFonts w:ascii="Times New Roman" w:hAnsi="Times New Roman" w:cs="Times New Roman"/>
-          <w:sz w:val="28"/>
-          <w:szCs w:val="28"/>
-        </w:rPr>
-      </w:pPr>
-      <w:r>
-        <w:br w:type="page"/>
-      </w:r>
-    </w:p>
-    <w:p>
-      <w:pPr>
-        <w:rPr>
-          <w:rFonts w:ascii="Times New Roman" w:hAnsi="Times New Roman" w:cs="Times New Roman"/>
-          <w:sz w:val="28"/>
-          <w:szCs w:val="28"/>
-        </w:rPr>
-      </w:pPr>
-      <w:r>
-        <w:lastRenderedPageBreak/>
-        <w:br w:type="page"/>
-      </w:r>
-    </w:p>
-    <w:p>
-      <w:pPr>
         <w:pStyle w:val="a3"/>
       </w:pPr>
+      <w:bookmarkStart w:id="4" w:name="_Toc193744460"/>
       <w:r>
         <w:lastRenderedPageBreak/>
         <w:t>Список используемых источников</w:t>
       </w:r>
+      <w:bookmarkEnd w:id="4"/>
     </w:p>
     <w:p>
       <w:pPr>
@@ -2667,30 +4484,56 @@
         </w:numPr>
         <w:ind w:left="993"/>
       </w:pPr>
+      <w:proofErr w:type="spellStart"/>
       <w:r>
         <w:t>Подино</w:t>
       </w:r>
-      <w:bookmarkStart w:id="0" w:name="Подиновский"/>
-      <w:bookmarkEnd w:id="0"/>
-      <w:r>
-        <w:t xml:space="preserve">вский В.В., Потапов М.А. Метод взвешенной суммы критериев в анализе многокритериальных решений: pro et contra // Бизнес-информатика. 2013. № 3(25). С. 41–48. </w:t>
-      </w:r>
-      <w:r>
-        <w:t>Режим доступа:</w:t>
-      </w:r>
-      <w:r>
-        <w:t xml:space="preserve"> </w:t>
-      </w:r>
-      <w:hyperlink r:id="rId8" w:history="1">
+      <w:bookmarkStart w:id="5" w:name="Подиновский"/>
+      <w:bookmarkEnd w:id="5"/>
+      <w:r>
+        <w:t>вский</w:t>
+      </w:r>
+      <w:proofErr w:type="spellEnd"/>
+      <w:r>
+        <w:t xml:space="preserve"> В.В., Потапов М.А. Метод взвешенной суммы критериев в анализе многокритериальных решений: </w:t>
+      </w:r>
+      <w:proofErr w:type="spellStart"/>
+      <w:r>
+        <w:t>pro</w:t>
+      </w:r>
+      <w:proofErr w:type="spellEnd"/>
+      <w:r>
+        <w:t xml:space="preserve"> </w:t>
+      </w:r>
+      <w:proofErr w:type="spellStart"/>
+      <w:r>
+        <w:t>et</w:t>
+      </w:r>
+      <w:proofErr w:type="spellEnd"/>
+      <w:r>
+        <w:t xml:space="preserve"> </w:t>
+      </w:r>
+      <w:proofErr w:type="spellStart"/>
+      <w:r>
+        <w:t>contra</w:t>
+      </w:r>
+      <w:proofErr w:type="spellEnd"/>
+      <w:r>
+        <w:t xml:space="preserve"> // Бизнес-информатика. 2013. № 3(25). </w:t>
+      </w:r>
+      <w:r>
+        <w:t xml:space="preserve">С. 41–48. Режим доступа: </w:t>
+      </w:r>
+      <w:hyperlink r:id="rId14" w:history="1">
         <w:r>
-          <w:rPr>
-            <w:rStyle w:val="a9"/>
-          </w:rPr>
           <w:t>https://bijournal.hse.ru/data/2013/10/11/1281327437/5.pdf</w:t>
         </w:r>
       </w:hyperlink>
       <w:r>
-        <w:t xml:space="preserve">. </w:t>
+        <w:t>.</w:t>
+      </w:r>
+      <w:r>
+        <w:t xml:space="preserve"> </w:t>
       </w:r>
       <w:r>
         <w:br/>
@@ -2720,25 +4563,44 @@
         </w:numPr>
         <w:ind w:left="993"/>
       </w:pPr>
-      <w:bookmarkStart w:id="1" w:name="_Hlk193061329"/>
+      <w:bookmarkStart w:id="6" w:name="_Hlk193061329"/>
       <w:r>
         <w:t>Blad</w:t>
       </w:r>
-      <w:bookmarkStart w:id="2" w:name="BladeAndSorceryStore"/>
-      <w:bookmarkEnd w:id="2"/>
-      <w:r>
-        <w:t xml:space="preserve">e and Sorcery [электронный ресурс]. Режим доступа: </w:t>
-      </w:r>
-      <w:hyperlink r:id="rId9" w:history="1">
+      <w:bookmarkStart w:id="7" w:name="BladeAndSorceryStore"/>
+      <w:bookmarkEnd w:id="7"/>
+      <w:r>
+        <w:t xml:space="preserve">e </w:t>
+      </w:r>
+      <w:proofErr w:type="spellStart"/>
+      <w:r>
+        <w:t>and</w:t>
+      </w:r>
+      <w:proofErr w:type="spellEnd"/>
+      <w:r>
+        <w:t xml:space="preserve"> </w:t>
+      </w:r>
+      <w:proofErr w:type="spellStart"/>
+      <w:r>
+        <w:t>Sorcery</w:t>
+      </w:r>
+      <w:proofErr w:type="spellEnd"/>
+      <w:r>
+        <w:t xml:space="preserve"> [электронный </w:t>
+      </w:r>
+      <w:r>
+        <w:t xml:space="preserve">ресурс]. Режим доступа: </w:t>
+      </w:r>
+      <w:hyperlink r:id="rId15" w:history="1">
         <w:r>
-          <w:rPr>
-            <w:rStyle w:val="a9"/>
-          </w:rPr>
           <w:t>https://store.steampowered.com/app/629730/Blade_and_Sorcery</w:t>
         </w:r>
       </w:hyperlink>
       <w:r>
-        <w:t xml:space="preserve">. </w:t>
+        <w:t>.</w:t>
+      </w:r>
+      <w:r>
+        <w:t xml:space="preserve"> </w:t>
       </w:r>
       <w:r>
         <w:br/>
@@ -2761,7 +4623,7 @@
       <w:r>
         <w:t>).</w:t>
       </w:r>
-      <w:bookmarkEnd w:id="1"/>
+      <w:bookmarkEnd w:id="6"/>
     </w:p>
     <w:p>
       <w:pPr>
@@ -2781,48 +4643,29 @@
       <w:r>
         <w:t xml:space="preserve"> &amp; </w:t>
       </w:r>
-      <w:r>
-        <w:rPr>
-          <w:lang w:val="en-US"/>
-        </w:rPr>
+      <w:proofErr w:type="spellStart"/>
+      <w:r>
         <w:t>So</w:t>
       </w:r>
-      <w:bookmarkStart w:id="3" w:name="BladeAndSorceryDB"/>
-      <w:bookmarkEnd w:id="3"/>
-      <w:r>
-        <w:rPr>
-          <w:lang w:val="en-US"/>
-        </w:rPr>
+      <w:bookmarkStart w:id="8" w:name="BladeAndSorceryDB"/>
+      <w:bookmarkEnd w:id="8"/>
+      <w:r>
         <w:t>rcery</w:t>
       </w:r>
-      <w:r>
-        <w:t xml:space="preserve"> [</w:t>
-      </w:r>
-      <w:r>
-        <w:t>электронный ресурс</w:t>
-      </w:r>
-      <w:r>
-        <w:t>]</w:t>
-      </w:r>
-      <w:r>
-        <w:t xml:space="preserve">. </w:t>
-      </w:r>
-      <w:r>
-        <w:t>Режим доступа:</w:t>
-      </w:r>
-      <w:r>
-        <w:t xml:space="preserve"> </w:t>
-      </w:r>
-      <w:hyperlink r:id="rId10" w:history="1">
+      <w:proofErr w:type="spellEnd"/>
+      <w:r>
+        <w:t xml:space="preserve"> [электронный ресурс]. Режим доступа: </w:t>
+      </w:r>
+      <w:hyperlink r:id="rId16" w:history="1">
         <w:r>
-          <w:rPr>
-            <w:rStyle w:val="a9"/>
-          </w:rPr>
           <w:t>https://steamdb.info/app/629730/charts/</w:t>
         </w:r>
       </w:hyperlink>
       <w:r>
-        <w:t>. (</w:t>
+        <w:t>.</w:t>
+      </w:r>
+      <w:r>
+        <w:t xml:space="preserve"> (</w:t>
       </w:r>
       <w:r>
         <w:t xml:space="preserve">Дата обращения: </w:t>
@@ -2855,8 +4698,8 @@
         </w:rPr>
         <w:t>The E</w:t>
       </w:r>
-      <w:bookmarkStart w:id="4" w:name="SkyrimStore"/>
-      <w:bookmarkEnd w:id="4"/>
+      <w:bookmarkStart w:id="9" w:name="SkyrimStore"/>
+      <w:bookmarkEnd w:id="9"/>
       <w:r>
         <w:rPr>
           <w:lang w:val="en-US"/>
@@ -2921,8 +4764,8 @@
         </w:rPr>
         <w:t>The E</w:t>
       </w:r>
-      <w:bookmarkStart w:id="5" w:name="SkyrimDB"/>
-      <w:bookmarkEnd w:id="5"/>
+      <w:bookmarkStart w:id="10" w:name="SkyrimDB"/>
+      <w:bookmarkEnd w:id="10"/>
       <w:r>
         <w:rPr>
           <w:lang w:val="en-US"/>
@@ -2999,8 +4842,8 @@
         </w:rPr>
         <w:t>GOR</w:t>
       </w:r>
-      <w:bookmarkStart w:id="6" w:name="GORNStore"/>
-      <w:bookmarkEnd w:id="6"/>
+      <w:bookmarkStart w:id="11" w:name="GORNStore"/>
+      <w:bookmarkEnd w:id="11"/>
       <w:r>
         <w:rPr>
           <w:lang w:val="en-US"/>
@@ -3028,114 +4871,16 @@
       <w:r>
         <w:t xml:space="preserve"> </w:t>
       </w:r>
-      <w:hyperlink r:id="rId11" w:history="1">
+      <w:hyperlink r:id="rId17" w:history="1">
         <w:r>
-          <w:rPr>
-            <w:rStyle w:val="a9"/>
-            <w:lang w:val="en-US"/>
-          </w:rPr>
-          <w:t>https</w:t>
-        </w:r>
-        <w:r>
-          <w:rPr>
-            <w:rStyle w:val="a9"/>
-          </w:rPr>
-          <w:t>://</w:t>
-        </w:r>
-        <w:r>
-          <w:rPr>
-            <w:rStyle w:val="a9"/>
-            <w:lang w:val="en-US"/>
-          </w:rPr>
-          <w:t>store</w:t>
-        </w:r>
-        <w:r>
-          <w:rPr>
-            <w:rStyle w:val="a9"/>
-          </w:rPr>
-          <w:t>.</w:t>
-        </w:r>
-        <w:r>
-          <w:rPr>
-            <w:rStyle w:val="a9"/>
-            <w:lang w:val="en-US"/>
-          </w:rPr>
-          <w:t>steampowered</w:t>
-        </w:r>
-        <w:r>
-          <w:rPr>
-            <w:rStyle w:val="a9"/>
-          </w:rPr>
-          <w:t>.</w:t>
-        </w:r>
-        <w:r>
-          <w:rPr>
-            <w:rStyle w:val="a9"/>
-            <w:lang w:val="en-US"/>
-          </w:rPr>
-          <w:t>com</w:t>
-        </w:r>
-        <w:r>
-          <w:rPr>
-            <w:rStyle w:val="a9"/>
-          </w:rPr>
-          <w:t>/</w:t>
-        </w:r>
-        <w:r>
-          <w:rPr>
-            <w:rStyle w:val="a9"/>
-            <w:lang w:val="en-US"/>
-          </w:rPr>
-          <w:t>app</w:t>
-        </w:r>
-        <w:r>
-          <w:rPr>
-            <w:rStyle w:val="a9"/>
-          </w:rPr>
-          <w:t>/578620/</w:t>
-        </w:r>
-        <w:r>
-          <w:rPr>
-            <w:rStyle w:val="a9"/>
-            <w:lang w:val="en-US"/>
-          </w:rPr>
-          <w:t>GORN</w:t>
-        </w:r>
-        <w:r>
-          <w:rPr>
-            <w:rStyle w:val="a9"/>
-          </w:rPr>
-          <w:t>/?</w:t>
-        </w:r>
-        <w:r>
-          <w:rPr>
-            <w:rStyle w:val="a9"/>
-            <w:lang w:val="en-US"/>
-          </w:rPr>
-          <w:t>curator</w:t>
-        </w:r>
-        <w:r>
-          <w:rPr>
-            <w:rStyle w:val="a9"/>
-          </w:rPr>
-          <w:t>_</w:t>
-        </w:r>
-        <w:r>
-          <w:rPr>
-            <w:rStyle w:val="a9"/>
-            <w:lang w:val="en-US"/>
-          </w:rPr>
-          <w:t>clanid</w:t>
-        </w:r>
-        <w:r>
-          <w:rPr>
-            <w:rStyle w:val="a9"/>
-          </w:rPr>
-          <w:t>=4777282</w:t>
+          <w:t>https://store.steampowered.com/app/578620/GORN/?curator_clanid=4777282</w:t>
         </w:r>
       </w:hyperlink>
       <w:r>
-        <w:t>. (</w:t>
+        <w:t>.</w:t>
+      </w:r>
+      <w:r>
+        <w:t xml:space="preserve"> (</w:t>
       </w:r>
       <w:r>
         <w:t xml:space="preserve">Дата обращения: </w:t>
@@ -3171,8 +4916,8 @@
         </w:rPr>
         <w:t>GO</w:t>
       </w:r>
-      <w:bookmarkStart w:id="7" w:name="GORNDB"/>
-      <w:bookmarkEnd w:id="7"/>
+      <w:bookmarkStart w:id="12" w:name="GORNDB"/>
+      <w:bookmarkEnd w:id="12"/>
       <w:r>
         <w:rPr>
           <w:lang w:val="en-US"/>
@@ -3200,110 +4945,9 @@
       <w:r>
         <w:t xml:space="preserve"> </w:t>
       </w:r>
-      <w:hyperlink r:id="rId12" w:history="1">
+      <w:hyperlink r:id="rId18" w:history="1">
         <w:r>
-          <w:rPr>
-            <w:rStyle w:val="a9"/>
-            <w:lang w:val="en-US"/>
-          </w:rPr>
-          <w:t>https</w:t>
-        </w:r>
-        <w:r>
-          <w:rPr>
-            <w:rStyle w:val="a9"/>
-          </w:rPr>
-          <w:t>://</w:t>
-        </w:r>
-        <w:r>
-          <w:rPr>
-            <w:rStyle w:val="a9"/>
-            <w:lang w:val="en-US"/>
-          </w:rPr>
-          <w:t>store</w:t>
-        </w:r>
-        <w:r>
-          <w:rPr>
-            <w:rStyle w:val="a9"/>
-          </w:rPr>
-          <w:t>.</w:t>
-        </w:r>
-        <w:r>
-          <w:rPr>
-            <w:rStyle w:val="a9"/>
-            <w:lang w:val="en-US"/>
-          </w:rPr>
-          <w:t>steampowered</w:t>
-        </w:r>
-        <w:r>
-          <w:rPr>
-            <w:rStyle w:val="a9"/>
-          </w:rPr>
-          <w:t>.</w:t>
-        </w:r>
-        <w:r>
-          <w:rPr>
-            <w:rStyle w:val="a9"/>
-            <w:lang w:val="en-US"/>
-          </w:rPr>
-          <w:t>com</w:t>
-        </w:r>
-        <w:r>
-          <w:rPr>
-            <w:rStyle w:val="a9"/>
-          </w:rPr>
-          <w:t>/</w:t>
-        </w:r>
-        <w:r>
-          <w:rPr>
-            <w:rStyle w:val="a9"/>
-            <w:lang w:val="en-US"/>
-          </w:rPr>
-          <w:t>app</w:t>
-        </w:r>
-        <w:r>
-          <w:rPr>
-            <w:rStyle w:val="a9"/>
-          </w:rPr>
-          <w:t>/578620/</w:t>
-        </w:r>
-        <w:r>
-          <w:rPr>
-            <w:rStyle w:val="a9"/>
-            <w:lang w:val="en-US"/>
-          </w:rPr>
-          <w:t>GORN</w:t>
-        </w:r>
-        <w:r>
-          <w:rPr>
-            <w:rStyle w:val="a9"/>
-          </w:rPr>
-          <w:t>/?</w:t>
-        </w:r>
-        <w:r>
-          <w:rPr>
-            <w:rStyle w:val="a9"/>
-            <w:lang w:val="en-US"/>
-          </w:rPr>
-          <w:t>curator</w:t>
-        </w:r>
-        <w:r>
-          <w:rPr>
-            <w:rStyle w:val="a9"/>
-          </w:rPr>
-          <w:t>_</w:t>
-        </w:r>
-        <w:r>
-          <w:rPr>
-            <w:rStyle w:val="a9"/>
-            <w:lang w:val="en-US"/>
-          </w:rPr>
-          <w:t>clanid</w:t>
-        </w:r>
-        <w:r>
-          <w:rPr>
-            <w:rStyle w:val="a9"/>
-          </w:rPr>
-          <w:t>=4777282</w:t>
+          <w:t>https://store.steampowered.com/app/578620/GORN/?curator_clanid=4777282</w:t>
         </w:r>
       </w:hyperlink>
       <w:r>
@@ -3355,8 +4999,8 @@
         </w:rPr>
         <w:t>Ren</w:t>
       </w:r>
-      <w:bookmarkStart w:id="8" w:name="RaffaeleVRImmersiveUI"/>
-      <w:bookmarkEnd w:id="8"/>
+      <w:bookmarkStart w:id="13" w:name="RaffaeleVRImmersiveUI"/>
+      <w:bookmarkEnd w:id="13"/>
       <w:r>
         <w:rPr>
           <w:lang w:val="en-US"/>
@@ -3507,9 +5151,11 @@
         </w:rPr>
         <w:t xml:space="preserve">»: </w:t>
       </w:r>
+      <w:proofErr w:type="spellStart"/>
       <w:r>
         <w:t>дис</w:t>
       </w:r>
+      <w:proofErr w:type="spellEnd"/>
       <w:r>
         <w:rPr>
           <w:lang w:val="en-US"/>
@@ -3598,13 +5244,7 @@
         <w:rPr>
           <w:lang w:val="en-US"/>
         </w:rPr>
-        <w:t>ã, 2017.</w:t>
-      </w:r>
-      <w:r>
-        <w:rPr>
-          <w:lang w:val="en-US"/>
-        </w:rPr>
-        <w:t xml:space="preserve"> </w:t>
+        <w:t xml:space="preserve">ã, 2017. </w:t>
       </w:r>
       <w:r>
         <w:rPr>
@@ -3630,147 +5270,79 @@
         </w:rPr>
         <w:t xml:space="preserve">: </w:t>
       </w:r>
-      <w:hyperlink r:id="rId13" w:history="1">
+      <w:hyperlink r:id="rId19" w:history="1">
         <w:r>
-          <w:rPr>
-            <w:rStyle w:val="a9"/>
-            <w:lang w:val="en-US"/>
-          </w:rPr>
-          <w:t xml:space="preserve">(4) </w:t>
+          <w:t xml:space="preserve">(4) Virtual </w:t>
         </w:r>
+        <w:proofErr w:type="spellStart"/>
         <w:r>
-          <w:rPr>
-            <w:rStyle w:val="a9"/>
-            <w:lang w:val="en-US"/>
-          </w:rPr>
-          <w:t>Virtual</w:t>
+          <w:t>Reality</w:t>
         </w:r>
+        <w:proofErr w:type="spellEnd"/>
         <w:r>
-          <w:rPr>
-            <w:rStyle w:val="a9"/>
-            <w:lang w:val="en-US"/>
-          </w:rPr>
           <w:t xml:space="preserve"> </w:t>
         </w:r>
+        <w:proofErr w:type="spellStart"/>
         <w:r>
-          <w:rPr>
-            <w:rStyle w:val="a9"/>
-            <w:lang w:val="en-US"/>
-          </w:rPr>
-          <w:t>Reality</w:t>
+          <w:t>Immersive</w:t>
         </w:r>
+        <w:proofErr w:type="spellEnd"/>
         <w:r>
-          <w:rPr>
-            <w:rStyle w:val="a9"/>
-            <w:lang w:val="en-US"/>
-          </w:rPr>
           <w:t xml:space="preserve"> </w:t>
         </w:r>
+        <w:proofErr w:type="spellStart"/>
         <w:r>
-          <w:rPr>
-            <w:rStyle w:val="a9"/>
-            <w:lang w:val="en-US"/>
-          </w:rPr>
-          <w:t>Immersive</w:t>
+          <w:t>user</w:t>
         </w:r>
+        <w:proofErr w:type="spellEnd"/>
         <w:r>
-          <w:rPr>
-            <w:rStyle w:val="a9"/>
-            <w:lang w:val="en-US"/>
-          </w:rPr>
           <w:t xml:space="preserve"> </w:t>
         </w:r>
+        <w:proofErr w:type="spellStart"/>
         <w:r>
-          <w:rPr>
-            <w:rStyle w:val="a9"/>
-            <w:lang w:val="en-US"/>
-          </w:rPr>
-          <w:t>user</w:t>
+          <w:t>interface</w:t>
         </w:r>
+        <w:proofErr w:type="spellEnd"/>
         <w:r>
-          <w:rPr>
-            <w:rStyle w:val="a9"/>
-            <w:lang w:val="en-US"/>
-          </w:rPr>
           <w:t xml:space="preserve"> </w:t>
         </w:r>
+        <w:proofErr w:type="spellStart"/>
         <w:r>
-          <w:rPr>
-            <w:rStyle w:val="a9"/>
-            <w:lang w:val="en-US"/>
-          </w:rPr>
-          <w:t>interface</w:t>
+          <w:t>for</w:t>
         </w:r>
+        <w:proofErr w:type="spellEnd"/>
         <w:r>
-          <w:rPr>
-            <w:rStyle w:val="a9"/>
-            <w:lang w:val="en-US"/>
-          </w:rPr>
           <w:t xml:space="preserve"> </w:t>
         </w:r>
+        <w:proofErr w:type="spellStart"/>
         <w:r>
-          <w:rPr>
-            <w:rStyle w:val="a9"/>
-            <w:lang w:val="en-US"/>
-          </w:rPr>
-          <w:t>for</w:t>
+          <w:t>first</w:t>
         </w:r>
+        <w:proofErr w:type="spellEnd"/>
         <w:r>
-          <w:rPr>
-            <w:rStyle w:val="a9"/>
-            <w:lang w:val="en-US"/>
-          </w:rPr>
           <w:t xml:space="preserve"> </w:t>
         </w:r>
+        <w:proofErr w:type="spellStart"/>
         <w:r>
-          <w:rPr>
-            <w:rStyle w:val="a9"/>
-            <w:lang w:val="en-US"/>
-          </w:rPr>
-          <w:t>first</w:t>
+          <w:t>person</w:t>
         </w:r>
+        <w:proofErr w:type="spellEnd"/>
         <w:r>
-          <w:rPr>
-            <w:rStyle w:val="a9"/>
-            <w:lang w:val="en-US"/>
-          </w:rPr>
           <w:t xml:space="preserve"> </w:t>
         </w:r>
+        <w:proofErr w:type="spellStart"/>
         <w:r>
-          <w:rPr>
-            <w:rStyle w:val="a9"/>
-            <w:lang w:val="en-US"/>
-          </w:rPr>
-          <w:t>person</w:t>
+          <w:t>view</w:t>
         </w:r>
+        <w:proofErr w:type="spellEnd"/>
         <w:r>
-          <w:rPr>
-            <w:rStyle w:val="a9"/>
-            <w:lang w:val="en-US"/>
-          </w:rPr>
           <w:t xml:space="preserve"> </w:t>
         </w:r>
+        <w:proofErr w:type="spellStart"/>
         <w:r>
-          <w:rPr>
-            <w:rStyle w:val="a9"/>
-            <w:lang w:val="en-US"/>
-          </w:rPr>
-          <w:t>view</w:t>
-        </w:r>
-        <w:r>
-          <w:rPr>
-            <w:rStyle w:val="a9"/>
-            <w:lang w:val="en-US"/>
-          </w:rPr>
-          <w:t xml:space="preserve"> </w:t>
-        </w:r>
-        <w:r>
-          <w:rPr>
-            <w:rStyle w:val="a9"/>
-            <w:lang w:val="en-US"/>
-          </w:rPr>
           <w:t>games</w:t>
         </w:r>
+        <w:proofErr w:type="spellEnd"/>
       </w:hyperlink>
       <w:r>
         <w:rPr>
@@ -3789,6 +5361,242 @@
       </w:r>
       <w:r>
         <w:t>).</w:t>
+      </w:r>
+    </w:p>
+    <w:p>
+      <w:pPr>
+        <w:pStyle w:val="a5"/>
+        <w:numPr>
+          <w:ilvl w:val="0"/>
+          <w:numId w:val="6"/>
+        </w:numPr>
+        <w:ind w:left="993" w:hanging="284"/>
+      </w:pPr>
+      <w:proofErr w:type="spellStart"/>
+      <w:r>
+        <w:t>Köhl</w:t>
+      </w:r>
+      <w:bookmarkStart w:id="14" w:name="KohleHeathUI"/>
+      <w:bookmarkEnd w:id="14"/>
+      <w:r>
+        <w:t>e</w:t>
+      </w:r>
+      <w:proofErr w:type="spellEnd"/>
+      <w:r>
+        <w:t xml:space="preserve"> K., </w:t>
+      </w:r>
+      <w:proofErr w:type="spellStart"/>
+      <w:r>
+        <w:t>Hoppe</w:t>
+      </w:r>
+      <w:proofErr w:type="spellEnd"/>
+      <w:r>
+        <w:t xml:space="preserve"> M., </w:t>
+      </w:r>
+      <w:proofErr w:type="spellStart"/>
+      <w:r>
+        <w:t>Schmidt</w:t>
+      </w:r>
+      <w:proofErr w:type="spellEnd"/>
+      <w:r>
+        <w:t xml:space="preserve"> A., </w:t>
+      </w:r>
+      <w:proofErr w:type="spellStart"/>
+      <w:r>
+        <w:t>Mäkelä</w:t>
+      </w:r>
+      <w:proofErr w:type="spellEnd"/>
+      <w:r>
+        <w:t xml:space="preserve"> V. </w:t>
+      </w:r>
+      <w:proofErr w:type="spellStart"/>
+      <w:r>
+        <w:t>Diegetic</w:t>
+      </w:r>
+      <w:proofErr w:type="spellEnd"/>
+      <w:r>
+        <w:t xml:space="preserve"> </w:t>
+      </w:r>
+      <w:proofErr w:type="spellStart"/>
+      <w:r>
+        <w:t>and</w:t>
+      </w:r>
+      <w:proofErr w:type="spellEnd"/>
+      <w:r>
+        <w:t xml:space="preserve"> Non-</w:t>
+      </w:r>
+      <w:proofErr w:type="spellStart"/>
+      <w:r>
+        <w:t>diegetic</w:t>
+      </w:r>
+      <w:proofErr w:type="spellEnd"/>
+      <w:r>
+        <w:t xml:space="preserve"> Health </w:t>
+      </w:r>
+      <w:proofErr w:type="spellStart"/>
+      <w:r>
+        <w:t>Interfaces</w:t>
+      </w:r>
+      <w:proofErr w:type="spellEnd"/>
+      <w:r>
+        <w:t xml:space="preserve"> </w:t>
+      </w:r>
+      <w:proofErr w:type="spellStart"/>
+      <w:r>
+        <w:t>in</w:t>
+      </w:r>
+      <w:proofErr w:type="spellEnd"/>
+      <w:r>
+        <w:t xml:space="preserve"> VR </w:t>
+      </w:r>
+      <w:proofErr w:type="spellStart"/>
+      <w:r>
+        <w:t>Shooter</w:t>
+      </w:r>
+      <w:proofErr w:type="spellEnd"/>
+      <w:r>
+        <w:t xml:space="preserve"> Games // </w:t>
+      </w:r>
+      <w:r>
+        <w:rPr>
+          <w:rStyle w:val="ad"/>
+          <w:i w:val="0"/>
+          <w:iCs w:val="0"/>
+        </w:rPr>
+        <w:t xml:space="preserve">Human-Computer </w:t>
+      </w:r>
+      <w:proofErr w:type="spellStart"/>
+      <w:r>
+        <w:rPr>
+          <w:rStyle w:val="ad"/>
+          <w:i w:val="0"/>
+          <w:iCs w:val="0"/>
+        </w:rPr>
+        <w:t>Interaction</w:t>
+      </w:r>
+      <w:proofErr w:type="spellEnd"/>
+      <w:r>
+        <w:rPr>
+          <w:rStyle w:val="ad"/>
+          <w:i w:val="0"/>
+          <w:iCs w:val="0"/>
+        </w:rPr>
+        <w:t xml:space="preserve">–INTERACT 2021: 18th IFIP TC 13 International Conference, </w:t>
+      </w:r>
+      <w:proofErr w:type="spellStart"/>
+      <w:r>
+        <w:rPr>
+          <w:rStyle w:val="ad"/>
+          <w:i w:val="0"/>
+          <w:iCs w:val="0"/>
+        </w:rPr>
+        <w:t>Bari</w:t>
+      </w:r>
+      <w:proofErr w:type="spellEnd"/>
+      <w:r>
+        <w:rPr>
+          <w:rStyle w:val="ad"/>
+          <w:i w:val="0"/>
+          <w:iCs w:val="0"/>
+        </w:rPr>
+        <w:t xml:space="preserve">, </w:t>
+      </w:r>
+      <w:proofErr w:type="spellStart"/>
+      <w:r>
+        <w:rPr>
+          <w:rStyle w:val="ad"/>
+          <w:i w:val="0"/>
+          <w:iCs w:val="0"/>
+        </w:rPr>
+        <w:t>Italy</w:t>
+      </w:r>
+      <w:proofErr w:type="spellEnd"/>
+      <w:r>
+        <w:rPr>
+          <w:rStyle w:val="ad"/>
+          <w:i w:val="0"/>
+          <w:iCs w:val="0"/>
+        </w:rPr>
+        <w:t xml:space="preserve">, </w:t>
+      </w:r>
+      <w:proofErr w:type="spellStart"/>
+      <w:r>
+        <w:rPr>
+          <w:rStyle w:val="ad"/>
+          <w:i w:val="0"/>
+          <w:iCs w:val="0"/>
+        </w:rPr>
+        <w:lastRenderedPageBreak/>
+        <w:t>August</w:t>
+      </w:r>
+      <w:proofErr w:type="spellEnd"/>
+      <w:r>
+        <w:rPr>
+          <w:rStyle w:val="ad"/>
+          <w:i w:val="0"/>
+          <w:iCs w:val="0"/>
+        </w:rPr>
+        <w:t xml:space="preserve"> 30–</w:t>
+      </w:r>
+      <w:proofErr w:type="spellStart"/>
+      <w:r>
+        <w:rPr>
+          <w:rStyle w:val="ad"/>
+          <w:i w:val="0"/>
+          <w:iCs w:val="0"/>
+        </w:rPr>
+        <w:t>September</w:t>
+      </w:r>
+      <w:proofErr w:type="spellEnd"/>
+      <w:r>
+        <w:rPr>
+          <w:rStyle w:val="ad"/>
+          <w:i w:val="0"/>
+          <w:iCs w:val="0"/>
+        </w:rPr>
+        <w:t xml:space="preserve"> 3, 2021, </w:t>
+      </w:r>
+      <w:proofErr w:type="spellStart"/>
+      <w:r>
+        <w:rPr>
+          <w:rStyle w:val="ad"/>
+          <w:i w:val="0"/>
+          <w:iCs w:val="0"/>
+        </w:rPr>
+        <w:t>Proceedings</w:t>
+      </w:r>
+      <w:proofErr w:type="spellEnd"/>
+      <w:r>
+        <w:rPr>
+          <w:rStyle w:val="ad"/>
+          <w:i w:val="0"/>
+          <w:iCs w:val="0"/>
+        </w:rPr>
+        <w:t xml:space="preserve">, </w:t>
+      </w:r>
+      <w:proofErr w:type="spellStart"/>
+      <w:r>
+        <w:rPr>
+          <w:rStyle w:val="ad"/>
+          <w:i w:val="0"/>
+          <w:iCs w:val="0"/>
+        </w:rPr>
+        <w:t>Part</w:t>
+      </w:r>
+      <w:proofErr w:type="spellEnd"/>
+      <w:r>
+        <w:rPr>
+          <w:rStyle w:val="ad"/>
+          <w:i w:val="0"/>
+          <w:iCs w:val="0"/>
+        </w:rPr>
+        <w:t xml:space="preserve"> III 18</w:t>
+      </w:r>
+      <w:r>
+        <w:t>. Springer International Publishing, 2021. С. 3–11</w:t>
+      </w:r>
+      <w:r>
+        <w:t>.</w:t>
       </w:r>
     </w:p>
     <w:p>
@@ -3801,13 +5609,111 @@
         <w:ind w:left="993"/>
       </w:pPr>
       <w:r>
-        <w:t>Классификация игровых интерфейсов</w:t>
+        <w:t xml:space="preserve"> </w:t>
+      </w:r>
+      <w:r>
+        <w:rPr>
+          <w:lang w:val="en-US"/>
+        </w:rPr>
+        <w:t>Firew</w:t>
+      </w:r>
+      <w:bookmarkStart w:id="15" w:name="FirewatchSteam"/>
+      <w:bookmarkEnd w:id="15"/>
+      <w:r>
+        <w:rPr>
+          <w:lang w:val="en-US"/>
+        </w:rPr>
+        <w:t>atch</w:t>
+      </w:r>
+      <w:r>
+        <w:t xml:space="preserve"> </w:t>
+      </w:r>
+      <w:r>
+        <w:t>[</w:t>
+      </w:r>
+      <w:r>
+        <w:t>электронный</w:t>
+      </w:r>
+      <w:r>
+        <w:t xml:space="preserve"> </w:t>
+      </w:r>
+      <w:r>
+        <w:t>ресурс</w:t>
+      </w:r>
+      <w:r>
+        <w:t xml:space="preserve">]. </w:t>
+      </w:r>
+      <w:r>
+        <w:t>Режим доступа:</w:t>
+      </w:r>
+      <w:r>
+        <w:t xml:space="preserve"> </w:t>
+      </w:r>
+      <w:r>
+        <w:t>https://store.steampowered.com/app/383870/Firewatch/</w:t>
       </w:r>
       <w:r>
         <w:t xml:space="preserve">. </w:t>
       </w:r>
       <w:r>
-        <w:t>Гоар Ерицян</w:t>
+        <w:rPr>
+          <w:lang w:val="en-US"/>
+        </w:rPr>
+        <w:br/>
+      </w:r>
+      <w:r>
+        <w:t>(</w:t>
+      </w:r>
+      <w:r>
+        <w:t xml:space="preserve">Дата обращения: </w:t>
+      </w:r>
+      <w:r>
+        <w:t>1</w:t>
+      </w:r>
+      <w:r>
+        <w:t>2.03.2025</w:t>
+      </w:r>
+      <w:r>
+        <w:t>)</w:t>
+      </w:r>
+      <w:r>
+        <w:t>.</w:t>
+      </w:r>
+    </w:p>
+    <w:p>
+      <w:pPr>
+        <w:pStyle w:val="a5"/>
+        <w:numPr>
+          <w:ilvl w:val="0"/>
+          <w:numId w:val="6"/>
+        </w:numPr>
+        <w:ind w:left="993"/>
+      </w:pPr>
+      <w:r>
+        <w:t xml:space="preserve"> </w:t>
+      </w:r>
+      <w:r>
+        <w:rPr>
+          <w:lang w:val="en-US"/>
+        </w:rPr>
+        <w:t>Bea</w:t>
+      </w:r>
+      <w:bookmarkStart w:id="16" w:name="BeatSaberSteam"/>
+      <w:bookmarkEnd w:id="16"/>
+      <w:r>
+        <w:rPr>
+          <w:lang w:val="en-US"/>
+        </w:rPr>
+        <w:t>t</w:t>
+      </w:r>
+      <w:r>
+        <w:t xml:space="preserve"> </w:t>
+      </w:r>
+      <w:r>
+        <w:rPr>
+          <w:lang w:val="en-US"/>
+        </w:rPr>
+        <w:t>Saber</w:t>
       </w:r>
       <w:r>
         <w:t xml:space="preserve"> </w:t>
@@ -3816,24 +5722,37 @@
         <w:t>[</w:t>
       </w:r>
       <w:r>
-        <w:t>электронный ресурс</w:t>
-      </w:r>
-      <w:r>
-        <w:t>]</w:t>
-      </w:r>
-      <w:r>
-        <w:t xml:space="preserve">. Режим доступа: </w:t>
-      </w:r>
-      <w:hyperlink r:id="rId14" w:history="1">
-        <w:r>
-          <w:rPr>
-            <w:rStyle w:val="a9"/>
-          </w:rPr>
-          <w:t>https://hsedesign.ru/project/2f88f1aab41e4b18a209d107ff898016</w:t>
-        </w:r>
-      </w:hyperlink>
-      <w:r>
-        <w:t xml:space="preserve">. (Дата обращения: </w:t>
+        <w:t>электронный</w:t>
+      </w:r>
+      <w:r>
+        <w:t xml:space="preserve"> </w:t>
+      </w:r>
+      <w:r>
+        <w:t>ресурс</w:t>
+      </w:r>
+      <w:r>
+        <w:t xml:space="preserve">]. </w:t>
+      </w:r>
+      <w:r>
+        <w:t xml:space="preserve">Режим доступа: </w:t>
+      </w:r>
+      <w:r>
+        <w:t>https://store.steampowered.com/app/620980/Beat_Saber/</w:t>
+      </w:r>
+      <w:r>
+        <w:t xml:space="preserve">. </w:t>
+      </w:r>
+      <w:r>
+        <w:rPr>
+          <w:lang w:val="en-US"/>
+        </w:rPr>
+        <w:br/>
+      </w:r>
+      <w:r>
+        <w:t>(</w:t>
+      </w:r>
+      <w:r>
+        <w:t xml:space="preserve">Дата обращения: </w:t>
       </w:r>
       <w:r>
         <w:t>1</w:t>
@@ -3842,10 +5761,92 @@
         <w:t>2.03.2025</w:t>
       </w:r>
       <w:r>
-        <w:t>).</w:t>
+        <w:t>)</w:t>
+      </w:r>
+      <w:r>
+        <w:t>.</w:t>
+      </w:r>
+    </w:p>
+    <w:p>
+      <w:pPr>
+        <w:pStyle w:val="a5"/>
+        <w:numPr>
+          <w:ilvl w:val="0"/>
+          <w:numId w:val="6"/>
+        </w:numPr>
+        <w:ind w:left="993"/>
+      </w:pPr>
+      <w:r>
+        <w:t xml:space="preserve"> </w:t>
+      </w:r>
+      <w:r>
+        <w:rPr>
+          <w:lang w:val="en-US"/>
+        </w:rPr>
+        <w:t>Patholo</w:t>
+      </w:r>
+      <w:bookmarkStart w:id="17" w:name="Pathologic2Steam"/>
+      <w:bookmarkEnd w:id="17"/>
+      <w:r>
+        <w:rPr>
+          <w:lang w:val="en-US"/>
+        </w:rPr>
+        <w:t>gic</w:t>
+      </w:r>
+      <w:r>
+        <w:t xml:space="preserve"> 2</w:t>
+      </w:r>
+      <w:r>
+        <w:t xml:space="preserve"> </w:t>
+      </w:r>
+      <w:r>
+        <w:t>[</w:t>
+      </w:r>
+      <w:r>
+        <w:t>электронный</w:t>
+      </w:r>
+      <w:r>
+        <w:t xml:space="preserve"> </w:t>
+      </w:r>
+      <w:r>
+        <w:t>ресурс</w:t>
+      </w:r>
+      <w:r>
+        <w:t xml:space="preserve">]. </w:t>
+      </w:r>
+      <w:r>
+        <w:t xml:space="preserve">Режим доступа: </w:t>
+      </w:r>
+      <w:r>
+        <w:t>https://store.steampowered.com/app/505230/Pathologic_2/</w:t>
+      </w:r>
+      <w:r>
+        <w:t>.</w:t>
+      </w:r>
+      <w:r>
+        <w:br/>
+      </w:r>
+      <w:r>
+        <w:t>(</w:t>
+      </w:r>
+      <w:r>
+        <w:t xml:space="preserve">Дата обращения: </w:t>
+      </w:r>
+      <w:r>
+        <w:t>1</w:t>
+      </w:r>
+      <w:r>
+        <w:t>2.03.2025</w:t>
+      </w:r>
+      <w:r>
+        <w:t>)</w:t>
+      </w:r>
+      <w:r>
+        <w:t>.</w:t>
       </w:r>
     </w:p>
     <w:sectPr>
+      <w:footerReference w:type="default" r:id="rId20"/>
       <w:pgSz w:w="11906" w:h="16838"/>
       <w:pgMar w:top="1134" w:right="850" w:bottom="1134" w:left="1701" w:header="708" w:footer="708" w:gutter="0"/>
       <w:cols w:space="708"/>
@@ -3855,13 +5856,131 @@
 </w:document>
 </file>
 
+<file path=word/endnotes.xml><?xml version="1.0" encoding="utf-8"?>
+<w:endnotes xmlns:wpc="http://schemas.microsoft.com/office/word/2010/wordprocessingCanvas" xmlns:cx="http://schemas.microsoft.com/office/drawing/2014/chartex" xmlns:cx1="http://schemas.microsoft.com/office/drawing/2015/9/8/chartex" xmlns:cx2="http://schemas.microsoft.com/office/drawing/2015/10/21/chartex" xmlns:cx3="http://schemas.microsoft.com/office/drawing/2016/5/9/chartex" xmlns:cx4="http://schemas.microsoft.com/office/drawing/2016/5/10/chartex" xmlns:cx5="http://schemas.microsoft.com/office/drawing/2016/5/11/chartex" xmlns:cx6="http://schemas.microsoft.com/office/drawing/2016/5/12/chartex" xmlns:cx7="http://schemas.microsoft.com/office/drawing/2016/5/13/chartex" xmlns:cx8="http://schemas.microsoft.com/office/drawing/2016/5/14/chartex" xmlns:mc="http://schemas.openxmlformats.org/markup-compatibility/2006" xmlns:aink="http://schemas.microsoft.com/office/drawing/2016/ink" xmlns:am3d="http://schemas.microsoft.com/office/drawing/2017/model3d" xmlns:o="urn:schemas-microsoft-com:office:office" xmlns:oel="http://schemas.microsoft.com/office/2019/extlst" xmlns:r="http://schemas.openxmlformats.org/officeDocument/2006/relationships" xmlns:m="http://schemas.openxmlformats.org/officeDocument/2006/math" xmlns:v="urn:schemas-microsoft-com:vml" xmlns:wp14="http://schemas.microsoft.com/office/word/2010/wordprocessingDrawing" xmlns:wp="http://schemas.openxmlformats.org/drawingml/2006/wordprocessingDrawing" xmlns:w10="urn:schemas-microsoft-com:office:word" xmlns:w="http://schemas.openxmlformats.org/wordprocessingml/2006/main" xmlns:w14="http://schemas.microsoft.com/office/word/2010/wordml" xmlns:w15="http://schemas.microsoft.com/office/word/2012/wordml" xmlns:w16cex="http://schemas.microsoft.com/office/word/2018/wordml/cex" xmlns:w16cid="http://schemas.microsoft.com/office/word/2016/wordml/cid" xmlns:w16="http://schemas.microsoft.com/office/word/2018/wordml" xmlns:w16du="http://schemas.microsoft.com/office/word/2023/wordml/word16du" xmlns:w16sdtdh="http://schemas.microsoft.com/office/word/2020/wordml/sdtdatahash" xmlns:w16sdtfl="http://schemas.microsoft.com/office/word/2024/wordml/sdtformatlock" xmlns:w16se="http://schemas.microsoft.com/office/word/2015/wordml/symex" xmlns:wpg="http://schemas.microsoft.com/office/word/2010/wordprocessingGroup" xmlns:wpi="http://schemas.microsoft.com/office/word/2010/wordprocessingInk" xmlns:wne="http://schemas.microsoft.com/office/word/2006/wordml" xmlns:wps="http://schemas.microsoft.com/office/word/2010/wordprocessingShape" mc:Ignorable="w14 w15 w16se w16cid w16 w16cex w16sdtdh w16sdtfl w16du wp14">
+  <w:endnote w:type="separator" w:id="-1">
+    <w:p>
+      <w:pPr>
+        <w:spacing w:after="0" w:line="240" w:lineRule="auto"/>
+      </w:pPr>
+      <w:r>
+        <w:separator/>
+      </w:r>
+    </w:p>
+  </w:endnote>
+  <w:endnote w:type="continuationSeparator" w:id="0">
+    <w:p>
+      <w:pPr>
+        <w:spacing w:after="0" w:line="240" w:lineRule="auto"/>
+      </w:pPr>
+      <w:r>
+        <w:continuationSeparator/>
+      </w:r>
+    </w:p>
+  </w:endnote>
+</w:endnotes>
+</file>
+
+<file path=word/footer1.xml><?xml version="1.0" encoding="utf-8"?>
+<w:ftr xmlns:wpc="http://schemas.microsoft.com/office/word/2010/wordprocessingCanvas" xmlns:cx="http://schemas.microsoft.com/office/drawing/2014/chartex" xmlns:cx1="http://schemas.microsoft.com/office/drawing/2015/9/8/chartex" xmlns:cx2="http://schemas.microsoft.com/office/drawing/2015/10/21/chartex" xmlns:cx3="http://schemas.microsoft.com/office/drawing/2016/5/9/chartex" xmlns:cx4="http://schemas.microsoft.com/office/drawing/2016/5/10/chartex" xmlns:cx5="http://schemas.microsoft.com/office/drawing/2016/5/11/chartex" xmlns:cx6="http://schemas.microsoft.com/office/drawing/2016/5/12/chartex" xmlns:cx7="http://schemas.microsoft.com/office/drawing/2016/5/13/chartex" xmlns:cx8="http://schemas.microsoft.com/office/drawing/2016/5/14/chartex" xmlns:mc="http://schemas.openxmlformats.org/markup-compatibility/2006" xmlns:aink="http://schemas.microsoft.com/office/drawing/2016/ink" xmlns:am3d="http://schemas.microsoft.com/office/drawing/2017/model3d" xmlns:o="urn:schemas-microsoft-com:office:office" xmlns:oel="http://schemas.microsoft.com/office/2019/extlst" xmlns:r="http://schemas.openxmlformats.org/officeDocument/2006/relationships" xmlns:m="http://schemas.openxmlformats.org/officeDocument/2006/math" xmlns:v="urn:schemas-microsoft-com:vml" xmlns:wp14="http://schemas.microsoft.com/office/word/2010/wordprocessingDrawing" xmlns:wp="http://schemas.openxmlformats.org/drawingml/2006/wordprocessingDrawing" xmlns:w10="urn:schemas-microsoft-com:office:word" xmlns:w="http://schemas.openxmlformats.org/wordprocessingml/2006/main" xmlns:w14="http://schemas.microsoft.com/office/word/2010/wordml" xmlns:w15="http://schemas.microsoft.com/office/word/2012/wordml" xmlns:w16cex="http://schemas.microsoft.com/office/word/2018/wordml/cex" xmlns:w16cid="http://schemas.microsoft.com/office/word/2016/wordml/cid" xmlns:w16="http://schemas.microsoft.com/office/word/2018/wordml" xmlns:w16du="http://schemas.microsoft.com/office/word/2023/wordml/word16du" xmlns:w16sdtdh="http://schemas.microsoft.com/office/word/2020/wordml/sdtdatahash" xmlns:w16sdtfl="http://schemas.microsoft.com/office/word/2024/wordml/sdtformatlock" xmlns:w16se="http://schemas.microsoft.com/office/word/2015/wordml/symex" xmlns:wpg="http://schemas.microsoft.com/office/word/2010/wordprocessingGroup" xmlns:wpi="http://schemas.microsoft.com/office/word/2010/wordprocessingInk" xmlns:wne="http://schemas.microsoft.com/office/word/2006/wordml" xmlns:wps="http://schemas.microsoft.com/office/word/2010/wordprocessingShape" mc:Ignorable="w14 w15 w16se w16cid w16 w16cex w16sdtdh w16sdtfl w16du wp14">
+  <w:sdt>
+    <w:sdtPr>
+      <w:id w:val="174383684"/>
+      <w:docPartObj>
+        <w:docPartGallery w:val="Page Numbers (Bottom of Page)"/>
+        <w:docPartUnique/>
+      </w:docPartObj>
+    </w:sdtPr>
+    <w:sdtEndPr>
+      <w:rPr>
+        <w:rStyle w:val="a6"/>
+        <w:rFonts w:ascii="Times New Roman" w:hAnsi="Times New Roman" w:cs="Times New Roman"/>
+        <w:sz w:val="28"/>
+        <w:szCs w:val="28"/>
+      </w:rPr>
+    </w:sdtEndPr>
+    <w:sdtContent>
+      <w:p>
+        <w:pPr>
+          <w:pStyle w:val="af1"/>
+          <w:jc w:val="center"/>
+          <w:rPr>
+            <w:rStyle w:val="a6"/>
+          </w:rPr>
+        </w:pPr>
+        <w:r>
+          <w:rPr>
+            <w:rStyle w:val="a6"/>
+          </w:rPr>
+          <w:fldChar w:fldCharType="begin"/>
+        </w:r>
+        <w:r>
+          <w:rPr>
+            <w:rStyle w:val="a6"/>
+          </w:rPr>
+          <w:instrText>PAGE   \* MERGEFORMAT</w:instrText>
+        </w:r>
+        <w:r>
+          <w:rPr>
+            <w:rStyle w:val="a6"/>
+          </w:rPr>
+          <w:fldChar w:fldCharType="separate"/>
+        </w:r>
+        <w:r>
+          <w:rPr>
+            <w:rStyle w:val="a6"/>
+          </w:rPr>
+          <w:t>2</w:t>
+        </w:r>
+        <w:r>
+          <w:rPr>
+            <w:rStyle w:val="a6"/>
+          </w:rPr>
+          <w:fldChar w:fldCharType="end"/>
+        </w:r>
+      </w:p>
+    </w:sdtContent>
+  </w:sdt>
+  <w:p>
+    <w:pPr>
+      <w:pStyle w:val="af1"/>
+    </w:pPr>
+  </w:p>
+</w:ftr>
+</file>
+
+<file path=word/footnotes.xml><?xml version="1.0" encoding="utf-8"?>
+<w:footnotes xmlns:wpc="http://schemas.microsoft.com/office/word/2010/wordprocessingCanvas" xmlns:cx="http://schemas.microsoft.com/office/drawing/2014/chartex" xmlns:cx1="http://schemas.microsoft.com/office/drawing/2015/9/8/chartex" xmlns:cx2="http://schemas.microsoft.com/office/drawing/2015/10/21/chartex" xmlns:cx3="http://schemas.microsoft.com/office/drawing/2016/5/9/chartex" xmlns:cx4="http://schemas.microsoft.com/office/drawing/2016/5/10/chartex" xmlns:cx5="http://schemas.microsoft.com/office/drawing/2016/5/11/chartex" xmlns:cx6="http://schemas.microsoft.com/office/drawing/2016/5/12/chartex" xmlns:cx7="http://schemas.microsoft.com/office/drawing/2016/5/13/chartex" xmlns:cx8="http://schemas.microsoft.com/office/drawing/2016/5/14/chartex" xmlns:mc="http://schemas.openxmlformats.org/markup-compatibility/2006" xmlns:aink="http://schemas.microsoft.com/office/drawing/2016/ink" xmlns:am3d="http://schemas.microsoft.com/office/drawing/2017/model3d" xmlns:o="urn:schemas-microsoft-com:office:office" xmlns:oel="http://schemas.microsoft.com/office/2019/extlst" xmlns:r="http://schemas.openxmlformats.org/officeDocument/2006/relationships" xmlns:m="http://schemas.openxmlformats.org/officeDocument/2006/math" xmlns:v="urn:schemas-microsoft-com:vml" xmlns:wp14="http://schemas.microsoft.com/office/word/2010/wordprocessingDrawing" xmlns:wp="http://schemas.openxmlformats.org/drawingml/2006/wordprocessingDrawing" xmlns:w10="urn:schemas-microsoft-com:office:word" xmlns:w="http://schemas.openxmlformats.org/wordprocessingml/2006/main" xmlns:w14="http://schemas.microsoft.com/office/word/2010/wordml" xmlns:w15="http://schemas.microsoft.com/office/word/2012/wordml" xmlns:w16cex="http://schemas.microsoft.com/office/word/2018/wordml/cex" xmlns:w16cid="http://schemas.microsoft.com/office/word/2016/wordml/cid" xmlns:w16="http://schemas.microsoft.com/office/word/2018/wordml" xmlns:w16du="http://schemas.microsoft.com/office/word/2023/wordml/word16du" xmlns:w16sdtdh="http://schemas.microsoft.com/office/word/2020/wordml/sdtdatahash" xmlns:w16sdtfl="http://schemas.microsoft.com/office/word/2024/wordml/sdtformatlock" xmlns:w16se="http://schemas.microsoft.com/office/word/2015/wordml/symex" xmlns:wpg="http://schemas.microsoft.com/office/word/2010/wordprocessingGroup" xmlns:wpi="http://schemas.microsoft.com/office/word/2010/wordprocessingInk" xmlns:wne="http://schemas.microsoft.com/office/word/2006/wordml" xmlns:wps="http://schemas.microsoft.com/office/word/2010/wordprocessingShape" mc:Ignorable="w14 w15 w16se w16cid w16 w16cex w16sdtdh w16sdtfl w16du wp14">
+  <w:footnote w:type="separator" w:id="-1">
+    <w:p>
+      <w:pPr>
+        <w:spacing w:after="0" w:line="240" w:lineRule="auto"/>
+      </w:pPr>
+      <w:r>
+        <w:separator/>
+      </w:r>
+    </w:p>
+  </w:footnote>
+  <w:footnote w:type="continuationSeparator" w:id="0">
+    <w:p>
+      <w:pPr>
+        <w:spacing w:after="0" w:line="240" w:lineRule="auto"/>
+      </w:pPr>
+      <w:r>
+        <w:continuationSeparator/>
+      </w:r>
+    </w:p>
+  </w:footnote>
+</w:footnotes>
+</file>
+
 <file path=word/numbering.xml><?xml version="1.0" encoding="utf-8"?>
 <w:numbering xmlns:wpc="http://schemas.microsoft.com/office/word/2010/wordprocessingCanvas" xmlns:cx="http://schemas.microsoft.com/office/drawing/2014/chartex" xmlns:cx1="http://schemas.microsoft.com/office/drawing/2015/9/8/chartex" xmlns:cx2="http://schemas.microsoft.com/office/drawing/2015/10/21/chartex" xmlns:cx3="http://schemas.microsoft.com/office/drawing/2016/5/9/chartex" xmlns:cx4="http://schemas.microsoft.com/office/drawing/2016/5/10/chartex" xmlns:cx5="http://schemas.microsoft.com/office/drawing/2016/5/11/chartex" xmlns:cx6="http://schemas.microsoft.com/office/drawing/2016/5/12/chartex" xmlns:cx7="http://schemas.microsoft.com/office/drawing/2016/5/13/chartex" xmlns:cx8="http://schemas.microsoft.com/office/drawing/2016/5/14/chartex" xmlns:mc="http://schemas.openxmlformats.org/markup-compatibility/2006" xmlns:aink="http://schemas.microsoft.com/office/drawing/2016/ink" xmlns:am3d="http://schemas.microsoft.com/office/drawing/2017/model3d" xmlns:o="urn:schemas-microsoft-com:office:office" xmlns:oel="http://schemas.microsoft.com/office/2019/extlst" xmlns:r="http://schemas.openxmlformats.org/officeDocument/2006/relationships" xmlns:m="http://schemas.openxmlformats.org/officeDocument/2006/math" xmlns:v="urn:schemas-microsoft-com:vml" xmlns:wp14="http://schemas.microsoft.com/office/word/2010/wordprocessingDrawing" xmlns:wp="http://schemas.openxmlformats.org/drawingml/2006/wordprocessingDrawing" xmlns:w10="urn:schemas-microsoft-com:office:word" xmlns:w="http://schemas.openxmlformats.org/wordprocessingml/2006/main" xmlns:w14="http://schemas.microsoft.com/office/word/2010/wordml" xmlns:w15="http://schemas.microsoft.com/office/word/2012/wordml" xmlns:w16cex="http://schemas.microsoft.com/office/word/2018/wordml/cex" xmlns:w16cid="http://schemas.microsoft.com/office/word/2016/wordml/cid" xmlns:w16="http://schemas.microsoft.com/office/word/2018/wordml" xmlns:w16du="http://schemas.microsoft.com/office/word/2023/wordml/word16du" xmlns:w16sdtdh="http://schemas.microsoft.com/office/word/2020/wordml/sdtdatahash" xmlns:w16sdtfl="http://schemas.microsoft.com/office/word/2024/wordml/sdtformatlock" xmlns:w16se="http://schemas.microsoft.com/office/word/2015/wordml/symex" xmlns:wpg="http://schemas.microsoft.com/office/word/2010/wordprocessingGroup" xmlns:wpi="http://schemas.microsoft.com/office/word/2010/wordprocessingInk" xmlns:wne="http://schemas.microsoft.com/office/word/2006/wordml" xmlns:wps="http://schemas.microsoft.com/office/word/2010/wordprocessingShape" mc:Ignorable="w14 w15 w16se w16cid w16 w16cex w16sdtdh w16sdtfl w16du wp14">
   <w:abstractNum w:abstractNumId="0" w15:restartNumberingAfterBreak="0">
-    <w:nsid w:val="0FDF146D"/>
+    <w:nsid w:val="004B72F8"/>
     <w:multiLevelType w:val="hybridMultilevel"/>
-    <w:tmpl w:val="DD0A6F48"/>
-    <w:lvl w:ilvl="0" w:tplc="72989148">
+    <w:tmpl w:val="73FC25BC"/>
+    <w:lvl w:ilvl="0" w:tplc="B846D888">
       <w:start w:val="1"/>
       <w:numFmt w:val="decimal"/>
       <w:lvlText w:val="%1."/>
@@ -3947,10 +6066,10 @@
     </w:lvl>
   </w:abstractNum>
   <w:abstractNum w:abstractNumId="1" w15:restartNumberingAfterBreak="0">
-    <w:nsid w:val="439F6D5B"/>
+    <w:nsid w:val="0FDF146D"/>
     <w:multiLevelType w:val="hybridMultilevel"/>
-    <w:tmpl w:val="C40CA890"/>
-    <w:lvl w:ilvl="0" w:tplc="84FC31B2">
+    <w:tmpl w:val="DD0A6F48"/>
+    <w:lvl w:ilvl="0" w:tplc="72989148">
       <w:start w:val="1"/>
       <w:numFmt w:val="decimal"/>
       <w:lvlText w:val="%1."/>
@@ -4036,17 +6155,20 @@
     </w:lvl>
   </w:abstractNum>
   <w:abstractNum w:abstractNumId="2" w15:restartNumberingAfterBreak="0">
-    <w:nsid w:val="4E487277"/>
+    <w:nsid w:val="439F6D5B"/>
     <w:multiLevelType w:val="hybridMultilevel"/>
-    <w:tmpl w:val="20106CFE"/>
-    <w:lvl w:ilvl="0" w:tplc="0419000F">
+    <w:tmpl w:val="C40CA890"/>
+    <w:lvl w:ilvl="0" w:tplc="84FC31B2">
       <w:start w:val="1"/>
       <w:numFmt w:val="decimal"/>
       <w:lvlText w:val="%1."/>
       <w:lvlJc w:val="left"/>
       <w:pPr>
-        <w:ind w:left="1429" w:hanging="360"/>
-      </w:pPr>
+        <w:ind w:left="1069" w:hanging="360"/>
+      </w:pPr>
+      <w:rPr>
+        <w:rFonts w:hint="default"/>
+      </w:rPr>
     </w:lvl>
     <w:lvl w:ilvl="1" w:tplc="04190019" w:tentative="1">
       <w:start w:val="1"/>
@@ -4054,7 +6176,7 @@
       <w:lvlText w:val="%2."/>
       <w:lvlJc w:val="left"/>
       <w:pPr>
-        <w:ind w:left="2149" w:hanging="360"/>
+        <w:ind w:left="1789" w:hanging="360"/>
       </w:pPr>
     </w:lvl>
     <w:lvl w:ilvl="2" w:tplc="0419001B" w:tentative="1">
@@ -4063,7 +6185,7 @@
       <w:lvlText w:val="%3."/>
       <w:lvlJc w:val="right"/>
       <w:pPr>
-        <w:ind w:left="2869" w:hanging="180"/>
+        <w:ind w:left="2509" w:hanging="180"/>
       </w:pPr>
     </w:lvl>
     <w:lvl w:ilvl="3" w:tplc="0419000F" w:tentative="1">
@@ -4072,7 +6194,7 @@
       <w:lvlText w:val="%4."/>
       <w:lvlJc w:val="left"/>
       <w:pPr>
-        <w:ind w:left="3589" w:hanging="360"/>
+        <w:ind w:left="3229" w:hanging="360"/>
       </w:pPr>
     </w:lvl>
     <w:lvl w:ilvl="4" w:tplc="04190019" w:tentative="1">
@@ -4081,7 +6203,7 @@
       <w:lvlText w:val="%5."/>
       <w:lvlJc w:val="left"/>
       <w:pPr>
-        <w:ind w:left="4309" w:hanging="360"/>
+        <w:ind w:left="3949" w:hanging="360"/>
       </w:pPr>
     </w:lvl>
     <w:lvl w:ilvl="5" w:tplc="0419001B" w:tentative="1">
@@ -4090,7 +6212,7 @@
       <w:lvlText w:val="%6."/>
       <w:lvlJc w:val="right"/>
       <w:pPr>
-        <w:ind w:left="5029" w:hanging="180"/>
+        <w:ind w:left="4669" w:hanging="180"/>
       </w:pPr>
     </w:lvl>
     <w:lvl w:ilvl="6" w:tplc="0419000F" w:tentative="1">
@@ -4099,7 +6221,7 @@
       <w:lvlText w:val="%7."/>
       <w:lvlJc w:val="left"/>
       <w:pPr>
-        <w:ind w:left="5749" w:hanging="360"/>
+        <w:ind w:left="5389" w:hanging="360"/>
       </w:pPr>
     </w:lvl>
     <w:lvl w:ilvl="7" w:tplc="04190019" w:tentative="1">
@@ -4108,7 +6230,7 @@
       <w:lvlText w:val="%8."/>
       <w:lvlJc w:val="left"/>
       <w:pPr>
-        <w:ind w:left="6469" w:hanging="360"/>
+        <w:ind w:left="6109" w:hanging="360"/>
       </w:pPr>
     </w:lvl>
     <w:lvl w:ilvl="8" w:tplc="0419001B" w:tentative="1">
@@ -4117,11 +6239,97 @@
       <w:lvlText w:val="%9."/>
       <w:lvlJc w:val="right"/>
       <w:pPr>
-        <w:ind w:left="7189" w:hanging="180"/>
+        <w:ind w:left="6829" w:hanging="180"/>
       </w:pPr>
     </w:lvl>
   </w:abstractNum>
   <w:abstractNum w:abstractNumId="3" w15:restartNumberingAfterBreak="0">
+    <w:nsid w:val="4E487277"/>
+    <w:multiLevelType w:val="hybridMultilevel"/>
+    <w:tmpl w:val="C344B828"/>
+    <w:lvl w:ilvl="0" w:tplc="0419000F">
+      <w:start w:val="1"/>
+      <w:numFmt w:val="decimal"/>
+      <w:lvlText w:val="%1."/>
+      <w:lvlJc w:val="left"/>
+      <w:pPr>
+        <w:ind w:left="1429" w:hanging="360"/>
+      </w:pPr>
+    </w:lvl>
+    <w:lvl w:ilvl="1" w:tplc="04190019">
+      <w:start w:val="1"/>
+      <w:numFmt w:val="lowerLetter"/>
+      <w:lvlText w:val="%2."/>
+      <w:lvlJc w:val="left"/>
+      <w:pPr>
+        <w:ind w:left="2149" w:hanging="360"/>
+      </w:pPr>
+    </w:lvl>
+    <w:lvl w:ilvl="2" w:tplc="0419001B" w:tentative="1">
+      <w:start w:val="1"/>
+      <w:numFmt w:val="lowerRoman"/>
+      <w:lvlText w:val="%3."/>
+      <w:lvlJc w:val="right"/>
+      <w:pPr>
+        <w:ind w:left="2869" w:hanging="180"/>
+      </w:pPr>
+    </w:lvl>
+    <w:lvl w:ilvl="3" w:tplc="0419000F" w:tentative="1">
+      <w:start w:val="1"/>
+      <w:numFmt w:val="decimal"/>
+      <w:lvlText w:val="%4."/>
+      <w:lvlJc w:val="left"/>
+      <w:pPr>
+        <w:ind w:left="3589" w:hanging="360"/>
+      </w:pPr>
+    </w:lvl>
+    <w:lvl w:ilvl="4" w:tplc="04190019" w:tentative="1">
+      <w:start w:val="1"/>
+      <w:numFmt w:val="lowerLetter"/>
+      <w:lvlText w:val="%5."/>
+      <w:lvlJc w:val="left"/>
+      <w:pPr>
+        <w:ind w:left="4309" w:hanging="360"/>
+      </w:pPr>
+    </w:lvl>
+    <w:lvl w:ilvl="5" w:tplc="0419001B" w:tentative="1">
+      <w:start w:val="1"/>
+      <w:numFmt w:val="lowerRoman"/>
+      <w:lvlText w:val="%6."/>
+      <w:lvlJc w:val="right"/>
+      <w:pPr>
+        <w:ind w:left="5029" w:hanging="180"/>
+      </w:pPr>
+    </w:lvl>
+    <w:lvl w:ilvl="6" w:tplc="0419000F" w:tentative="1">
+      <w:start w:val="1"/>
+      <w:numFmt w:val="decimal"/>
+      <w:lvlText w:val="%7."/>
+      <w:lvlJc w:val="left"/>
+      <w:pPr>
+        <w:ind w:left="5749" w:hanging="360"/>
+      </w:pPr>
+    </w:lvl>
+    <w:lvl w:ilvl="7" w:tplc="04190019" w:tentative="1">
+      <w:start w:val="1"/>
+      <w:numFmt w:val="lowerLetter"/>
+      <w:lvlText w:val="%8."/>
+      <w:lvlJc w:val="left"/>
+      <w:pPr>
+        <w:ind w:left="6469" w:hanging="360"/>
+      </w:pPr>
+    </w:lvl>
+    <w:lvl w:ilvl="8" w:tplc="0419001B" w:tentative="1">
+      <w:start w:val="1"/>
+      <w:numFmt w:val="lowerRoman"/>
+      <w:lvlText w:val="%9."/>
+      <w:lvlJc w:val="right"/>
+      <w:pPr>
+        <w:ind w:left="7189" w:hanging="180"/>
+      </w:pPr>
+    </w:lvl>
+  </w:abstractNum>
+  <w:abstractNum w:abstractNumId="4" w15:restartNumberingAfterBreak="0">
     <w:nsid w:val="52A84419"/>
     <w:multiLevelType w:val="hybridMultilevel"/>
     <w:tmpl w:val="7BB8C08E"/>
@@ -4234,7 +6442,7 @@
       </w:rPr>
     </w:lvl>
   </w:abstractNum>
-  <w:abstractNum w:abstractNumId="4" w15:restartNumberingAfterBreak="0">
+  <w:abstractNum w:abstractNumId="5" w15:restartNumberingAfterBreak="0">
     <w:nsid w:val="59D50E2C"/>
     <w:multiLevelType w:val="hybridMultilevel"/>
     <w:tmpl w:val="AF12EB9E"/>
@@ -4323,7 +6531,7 @@
       </w:pPr>
     </w:lvl>
   </w:abstractNum>
-  <w:abstractNum w:abstractNumId="5" w15:restartNumberingAfterBreak="0">
+  <w:abstractNum w:abstractNumId="6" w15:restartNumberingAfterBreak="0">
     <w:nsid w:val="59FF65AF"/>
     <w:multiLevelType w:val="hybridMultilevel"/>
     <w:tmpl w:val="C5F01142"/>
@@ -4412,7 +6620,7 @@
       </w:pPr>
     </w:lvl>
   </w:abstractNum>
-  <w:abstractNum w:abstractNumId="6" w15:restartNumberingAfterBreak="0">
+  <w:abstractNum w:abstractNumId="7" w15:restartNumberingAfterBreak="0">
     <w:nsid w:val="6D2D23E7"/>
     <w:multiLevelType w:val="hybridMultilevel"/>
     <w:tmpl w:val="CDC0C5A8"/>
@@ -4502,24 +6710,27 @@
     </w:lvl>
   </w:abstractNum>
   <w:num w:numId="1" w16cid:durableId="350113036">
+    <w:abstractNumId w:val="7"/>
+  </w:num>
+  <w:num w:numId="2" w16cid:durableId="1976065542">
+    <w:abstractNumId w:val="2"/>
+  </w:num>
+  <w:num w:numId="3" w16cid:durableId="1399749968">
+    <w:abstractNumId w:val="4"/>
+  </w:num>
+  <w:num w:numId="4" w16cid:durableId="365763921">
+    <w:abstractNumId w:val="5"/>
+  </w:num>
+  <w:num w:numId="5" w16cid:durableId="1211723607">
     <w:abstractNumId w:val="6"/>
   </w:num>
-  <w:num w:numId="2" w16cid:durableId="1976065542">
+  <w:num w:numId="6" w16cid:durableId="699209904">
+    <w:abstractNumId w:val="3"/>
+  </w:num>
+  <w:num w:numId="7" w16cid:durableId="613445457">
     <w:abstractNumId w:val="1"/>
   </w:num>
-  <w:num w:numId="3" w16cid:durableId="1399749968">
-    <w:abstractNumId w:val="3"/>
-  </w:num>
-  <w:num w:numId="4" w16cid:durableId="365763921">
-    <w:abstractNumId w:val="4"/>
-  </w:num>
-  <w:num w:numId="5" w16cid:durableId="1211723607">
-    <w:abstractNumId w:val="5"/>
-  </w:num>
-  <w:num w:numId="6" w16cid:durableId="699209904">
-    <w:abstractNumId w:val="2"/>
-  </w:num>
-  <w:num w:numId="7" w16cid:durableId="613445457">
+  <w:num w:numId="8" w16cid:durableId="1068772300">
     <w:abstractNumId w:val="0"/>
   </w:num>
 </w:numbering>
@@ -5130,7 +7341,7 @@
     <w:name w:val="ГОСТ"/>
     <w:basedOn w:val="a1"/>
     <w:uiPriority w:val="99"/>
-    <w:rsid w:val="00301AC6"/>
+    <w:rsid w:val="006460C1"/>
     <w:pPr>
       <w:spacing w:after="0" w:line="240" w:lineRule="auto"/>
     </w:pPr>
@@ -5212,6 +7423,121 @@
       <w:color w:val="954F72" w:themeColor="followedHyperlink"/>
       <w:u w:val="single"/>
     </w:rPr>
+  </w:style>
+  <w:style w:type="paragraph" w:styleId="ac">
+    <w:name w:val="List Paragraph"/>
+    <w:basedOn w:val="a"/>
+    <w:uiPriority w:val="34"/>
+    <w:qFormat/>
+    <w:rsid w:val="00693662"/>
+    <w:pPr>
+      <w:ind w:left="720"/>
+      <w:contextualSpacing/>
+    </w:pPr>
+  </w:style>
+  <w:style w:type="character" w:styleId="ad">
+    <w:name w:val="Emphasis"/>
+    <w:basedOn w:val="a0"/>
+    <w:uiPriority w:val="20"/>
+    <w:qFormat/>
+    <w:rsid w:val="00693662"/>
+    <w:rPr>
+      <w:i/>
+      <w:iCs/>
+    </w:rPr>
+  </w:style>
+  <w:style w:type="paragraph" w:styleId="ae">
+    <w:name w:val="TOC Heading"/>
+    <w:basedOn w:val="1"/>
+    <w:next w:val="a"/>
+    <w:uiPriority w:val="39"/>
+    <w:unhideWhenUsed/>
+    <w:qFormat/>
+    <w:rsid w:val="00634485"/>
+    <w:pPr>
+      <w:outlineLvl w:val="9"/>
+    </w:pPr>
+    <w:rPr>
+      <w:lang w:eastAsia="ru-RU"/>
+    </w:rPr>
+  </w:style>
+  <w:style w:type="paragraph" w:styleId="11">
+    <w:name w:val="toc 1"/>
+    <w:basedOn w:val="a5"/>
+    <w:next w:val="a"/>
+    <w:autoRedefine/>
+    <w:uiPriority w:val="39"/>
+    <w:unhideWhenUsed/>
+    <w:rsid w:val="00634485"/>
+    <w:pPr>
+      <w:tabs>
+        <w:tab w:val="right" w:leader="dot" w:pos="9345"/>
+      </w:tabs>
+      <w:spacing w:after="100"/>
+      <w:ind w:firstLine="0"/>
+    </w:pPr>
+  </w:style>
+  <w:style w:type="paragraph" w:styleId="20">
+    <w:name w:val="toc 2"/>
+    <w:basedOn w:val="a5"/>
+    <w:next w:val="a"/>
+    <w:autoRedefine/>
+    <w:uiPriority w:val="39"/>
+    <w:unhideWhenUsed/>
+    <w:rsid w:val="00C65F1B"/>
+    <w:pPr>
+      <w:spacing w:after="100"/>
+    </w:pPr>
+  </w:style>
+  <w:style w:type="paragraph" w:customStyle="1" w:styleId="3">
+    <w:name w:val="Гост Заголовок 3"/>
+    <w:basedOn w:val="a3"/>
+    <w:qFormat/>
+    <w:rsid w:val="00634485"/>
+  </w:style>
+  <w:style w:type="paragraph" w:styleId="af">
+    <w:name w:val="header"/>
+    <w:basedOn w:val="a"/>
+    <w:link w:val="af0"/>
+    <w:uiPriority w:val="99"/>
+    <w:unhideWhenUsed/>
+    <w:rsid w:val="00F72A96"/>
+    <w:pPr>
+      <w:tabs>
+        <w:tab w:val="center" w:pos="4677"/>
+        <w:tab w:val="right" w:pos="9355"/>
+      </w:tabs>
+      <w:spacing w:after="0" w:line="240" w:lineRule="auto"/>
+    </w:pPr>
+  </w:style>
+  <w:style w:type="character" w:customStyle="1" w:styleId="af0">
+    <w:name w:val="Верхний колонтитул Знак"/>
+    <w:basedOn w:val="a0"/>
+    <w:link w:val="af"/>
+    <w:uiPriority w:val="99"/>
+    <w:rsid w:val="00F72A96"/>
+  </w:style>
+  <w:style w:type="paragraph" w:styleId="af1">
+    <w:name w:val="footer"/>
+    <w:basedOn w:val="a"/>
+    <w:link w:val="af2"/>
+    <w:uiPriority w:val="99"/>
+    <w:unhideWhenUsed/>
+    <w:rsid w:val="00F72A96"/>
+    <w:pPr>
+      <w:tabs>
+        <w:tab w:val="center" w:pos="4677"/>
+        <w:tab w:val="right" w:pos="9355"/>
+      </w:tabs>
+      <w:spacing w:after="0" w:line="240" w:lineRule="auto"/>
+    </w:pPr>
+  </w:style>
+  <w:style w:type="character" w:customStyle="1" w:styleId="af2">
+    <w:name w:val="Нижний колонтитул Знак"/>
+    <w:basedOn w:val="a0"/>
+    <w:link w:val="af1"/>
+    <w:uiPriority w:val="99"/>
+    <w:rsid w:val="00F72A96"/>
   </w:style>
 </w:styles>
 </file>
@@ -5509,4 +7835,16 @@
     </a:ext>
   </a:extLst>
 </a:theme>
+</file>
+
+<file path=customXml/item1.xml><?xml version="1.0" encoding="utf-8"?>
+<b:Sources xmlns:b="http://schemas.openxmlformats.org/officeDocument/2006/bibliography" xmlns="http://schemas.openxmlformats.org/officeDocument/2006/bibliography" SelectedStyle="\APASixthEditionOfficeOnline.xsl" StyleName="APA" Version="6"/>
+</file>
+
+<file path=customXml/itemProps1.xml><?xml version="1.0" encoding="utf-8"?>
+<ds:datastoreItem xmlns:ds="http://schemas.openxmlformats.org/officeDocument/2006/customXml" ds:itemID="{D2E670E3-B63A-4116-A33E-E863D4B825C2}">
+  <ds:schemaRefs>
+    <ds:schemaRef ds:uri="http://schemas.openxmlformats.org/officeDocument/2006/bibliography"/>
+  </ds:schemaRefs>
+</ds:datastoreItem>
 </file>